--- a/android/app/src/main/assets/report_template.docx
+++ b/android/app/src/main/assets/report_template.docx
@@ -98,8 +98,6 @@
                 <w:lang w:val="en-US" w:eastAsia="zh-CN" w:bidi="ar"/>
               </w:rPr>
             </w:pPr>
-            <w:bookmarkStart w:id="0" w:name="_GoBack"/>
-            <w:bookmarkEnd w:id="0"/>
             <w:r>
               <w:rPr>
                 <w:rFonts w:hint="eastAsia" w:ascii="Times New Roman" w:hAnsi="Times New Roman" w:eastAsia="宋体" w:cs="宋体"/>
@@ -482,7 +480,6 @@
             <w:insideH w:val="single" w:color="000000" w:sz="6" w:space="0"/>
             <w:insideV w:val="single" w:color="000000" w:sz="6" w:space="0"/>
           </w:tblBorders>
-          <w:shd w:val="clear" w:color="auto" w:fill="auto"/>
           <w:tblCellMar>
             <w:top w:w="0" w:type="dxa"/>
             <w:left w:w="108" w:type="dxa"/>
@@ -650,7 +647,7 @@
               <w:tl2br w:val="nil"/>
               <w:tr2bl w:val="nil"/>
             </w:tcBorders>
-            <w:shd w:val="clear" w:color="auto" w:fill="FFFF00"/>
+            <w:shd w:val="clear" w:color="auto" w:fill="FEF2CB" w:themeFill="accent3" w:themeFillTint="32"/>
             <w:vAlign w:val="center"/>
           </w:tcPr>
           <w:p>
@@ -805,7 +802,7 @@
               <w:tl2br w:val="nil"/>
               <w:tr2bl w:val="nil"/>
             </w:tcBorders>
-            <w:shd w:val="clear" w:color="auto" w:fill="FFFF00"/>
+            <w:shd w:val="clear" w:color="auto" w:fill="FEF2CB" w:themeFill="accent3" w:themeFillTint="32"/>
             <w:vAlign w:val="center"/>
           </w:tcPr>
           <w:p>
@@ -869,6 +866,324 @@
                 <w:lang w:val="en-US" w:eastAsia="zh-CN" w:bidi="ar"/>
               </w:rPr>
               <w:t>Product Name</w:t>
+            </w:r>
+            <w:r>
+              <w:rPr>
+                <w:rFonts w:hint="eastAsia" w:ascii="Times New Roman" w:hAnsi="Times New Roman" w:eastAsia="宋体" w:cs="Times New Roman"/>
+                <w:b w:val="0"/>
+                <w:i w:val="0"/>
+                <w:iCs w:val="0"/>
+                <w:color w:val="000000"/>
+                <w:kern w:val="0"/>
+                <w:sz w:val="21"/>
+                <w:szCs w:val="21"/>
+                <w:u w:val="none"/>
+                <w:lang w:val="en-US" w:eastAsia="zh-CN" w:bidi="ar"/>
+              </w:rPr>
+              <w:t>}}</w:t>
+            </w:r>
+          </w:p>
+        </w:tc>
+      </w:tr>
+      <w:tr>
+        <w:tblPrEx>
+          <w:tblBorders>
+            <w:top w:val="single" w:color="000000" w:sz="6" w:space="0"/>
+            <w:left w:val="single" w:color="000000" w:sz="6" w:space="0"/>
+            <w:bottom w:val="single" w:color="000000" w:sz="6" w:space="0"/>
+            <w:right w:val="single" w:color="000000" w:sz="6" w:space="0"/>
+            <w:insideH w:val="single" w:color="000000" w:sz="6" w:space="0"/>
+            <w:insideV w:val="single" w:color="000000" w:sz="6" w:space="0"/>
+          </w:tblBorders>
+          <w:tblCellMar>
+            <w:top w:w="0" w:type="dxa"/>
+            <w:left w:w="108" w:type="dxa"/>
+            <w:bottom w:w="0" w:type="dxa"/>
+            <w:right w:w="108" w:type="dxa"/>
+          </w:tblCellMar>
+        </w:tblPrEx>
+        <w:trPr>
+          <w:trHeight w:val="340" w:hRule="atLeast"/>
+          <w:jc w:val="center"/>
+        </w:trPr>
+        <w:tc>
+          <w:tcPr>
+            <w:tcW w:w="1270" w:type="pct"/>
+            <w:tcBorders>
+              <w:tl2br w:val="nil"/>
+              <w:tr2bl w:val="nil"/>
+            </w:tcBorders>
+            <w:shd w:val="clear" w:color="auto" w:fill="FFFFFF"/>
+            <w:vAlign w:val="center"/>
+          </w:tcPr>
+          <w:p>
+            <w:pPr>
+              <w:keepNext w:val="0"/>
+              <w:keepLines w:val="0"/>
+              <w:pageBreakBefore w:val="0"/>
+              <w:widowControl/>
+              <w:suppressLineNumbers w:val="0"/>
+              <w:kinsoku/>
+              <w:wordWrap/>
+              <w:overflowPunct/>
+              <w:topLinePunct w:val="0"/>
+              <w:autoSpaceDE/>
+              <w:autoSpaceDN/>
+              <w:bidi w:val="0"/>
+              <w:adjustRightInd/>
+              <w:snapToGrid w:val="0"/>
+              <w:spacing w:line="240" w:lineRule="auto"/>
+              <w:jc w:val="center"/>
+              <w:textAlignment w:val="center"/>
+              <w:rPr>
+                <w:rFonts w:hint="default" w:ascii="Times New Roman" w:hAnsi="Times New Roman" w:eastAsia="宋体" w:cs="Times New Roman"/>
+                <w:b w:val="0"/>
+                <w:i w:val="0"/>
+                <w:iCs w:val="0"/>
+                <w:color w:val="000000"/>
+                <w:sz w:val="21"/>
+                <w:szCs w:val="21"/>
+                <w:u w:val="none"/>
+              </w:rPr>
+            </w:pPr>
+            <w:r>
+              <w:rPr>
+                <w:rFonts w:hint="eastAsia" w:ascii="Times New Roman" w:hAnsi="Times New Roman" w:eastAsia="宋体" w:cs="Times New Roman"/>
+                <w:b w:val="0"/>
+                <w:i w:val="0"/>
+                <w:iCs w:val="0"/>
+                <w:color w:val="000000"/>
+                <w:kern w:val="0"/>
+                <w:sz w:val="21"/>
+                <w:szCs w:val="21"/>
+                <w:u w:val="none"/>
+                <w:lang w:val="en-US" w:eastAsia="zh-CN" w:bidi="ar"/>
+              </w:rPr>
+              <w:t>出厂编号Serial No.</w:t>
+            </w:r>
+          </w:p>
+        </w:tc>
+        <w:tc>
+          <w:tcPr>
+            <w:tcW w:w="1407" w:type="pct"/>
+            <w:gridSpan w:val="2"/>
+            <w:tcBorders>
+              <w:tl2br w:val="nil"/>
+              <w:tr2bl w:val="nil"/>
+            </w:tcBorders>
+            <w:shd w:val="clear" w:color="auto" w:fill="FEF2CB" w:themeFill="accent3" w:themeFillTint="32"/>
+            <w:vAlign w:val="center"/>
+          </w:tcPr>
+          <w:p>
+            <w:pPr>
+              <w:keepNext w:val="0"/>
+              <w:keepLines w:val="0"/>
+              <w:pageBreakBefore w:val="0"/>
+              <w:widowControl/>
+              <w:suppressLineNumbers w:val="0"/>
+              <w:kinsoku/>
+              <w:wordWrap/>
+              <w:overflowPunct/>
+              <w:topLinePunct w:val="0"/>
+              <w:autoSpaceDE/>
+              <w:autoSpaceDN/>
+              <w:bidi w:val="0"/>
+              <w:adjustRightInd/>
+              <w:snapToGrid w:val="0"/>
+              <w:spacing w:line="240" w:lineRule="auto"/>
+              <w:jc w:val="center"/>
+              <w:textAlignment w:val="center"/>
+              <w:rPr>
+                <w:rFonts w:hint="default" w:ascii="Times New Roman" w:hAnsi="Times New Roman" w:eastAsia="宋体" w:cs="Times New Roman"/>
+                <w:b w:val="0"/>
+                <w:i w:val="0"/>
+                <w:iCs w:val="0"/>
+                <w:color w:val="000000"/>
+                <w:sz w:val="21"/>
+                <w:szCs w:val="21"/>
+                <w:u w:val="none"/>
+              </w:rPr>
+            </w:pPr>
+            <w:r>
+              <w:rPr>
+                <w:rFonts w:hint="eastAsia" w:ascii="Times New Roman" w:hAnsi="Times New Roman" w:eastAsia="宋体" w:cs="Times New Roman"/>
+                <w:b w:val="0"/>
+                <w:i w:val="0"/>
+                <w:iCs w:val="0"/>
+                <w:color w:val="000000"/>
+                <w:kern w:val="0"/>
+                <w:sz w:val="21"/>
+                <w:szCs w:val="21"/>
+                <w:u w:val="none"/>
+                <w:lang w:val="en-US" w:eastAsia="zh-CN" w:bidi="ar"/>
+              </w:rPr>
+              <w:t>{{Serial No.}}</w:t>
+            </w:r>
+          </w:p>
+        </w:tc>
+        <w:tc>
+          <w:tcPr>
+            <w:tcW w:w="1485" w:type="pct"/>
+            <w:gridSpan w:val="3"/>
+            <w:tcBorders>
+              <w:tl2br w:val="nil"/>
+              <w:tr2bl w:val="nil"/>
+            </w:tcBorders>
+            <w:shd w:val="clear" w:color="auto" w:fill="FFFFFF"/>
+            <w:vAlign w:val="center"/>
+          </w:tcPr>
+          <w:p>
+            <w:pPr>
+              <w:keepNext w:val="0"/>
+              <w:keepLines w:val="0"/>
+              <w:pageBreakBefore w:val="0"/>
+              <w:widowControl/>
+              <w:suppressLineNumbers w:val="0"/>
+              <w:kinsoku/>
+              <w:wordWrap/>
+              <w:overflowPunct/>
+              <w:topLinePunct w:val="0"/>
+              <w:autoSpaceDE/>
+              <w:autoSpaceDN/>
+              <w:bidi w:val="0"/>
+              <w:adjustRightInd/>
+              <w:snapToGrid w:val="0"/>
+              <w:spacing w:line="240" w:lineRule="auto"/>
+              <w:jc w:val="center"/>
+              <w:textAlignment w:val="center"/>
+              <w:rPr>
+                <w:rFonts w:hint="default" w:ascii="Times New Roman" w:hAnsi="Times New Roman" w:eastAsia="宋体" w:cs="Times New Roman"/>
+                <w:b w:val="0"/>
+                <w:i w:val="0"/>
+                <w:iCs w:val="0"/>
+                <w:color w:val="000000"/>
+                <w:sz w:val="21"/>
+                <w:szCs w:val="21"/>
+                <w:u w:val="none"/>
+              </w:rPr>
+            </w:pPr>
+            <w:r>
+              <w:rPr>
+                <w:rFonts w:hint="eastAsia" w:ascii="Times New Roman" w:hAnsi="Times New Roman" w:eastAsia="宋体"/>
+                <w:b w:val="0"/>
+                <w:color w:val="000000"/>
+                <w:sz w:val="21"/>
+              </w:rPr>
+              <w:t>温度</w:t>
+            </w:r>
+            <w:r>
+              <w:rPr>
+                <w:rStyle w:val="8"/>
+                <w:rFonts w:ascii="Times New Roman" w:hAnsi="Times New Roman" w:eastAsia="宋体"/>
+                <w:b w:val="0"/>
+                <w:color w:val="000000"/>
+                <w:sz w:val="21"/>
+                <w:lang w:val="en-US" w:eastAsia="zh-CN" w:bidi="ar"/>
+              </w:rPr>
+              <w:t>Temperature</w:t>
+            </w:r>
+            <w:r>
+              <w:rPr>
+                <w:rStyle w:val="8"/>
+                <w:rFonts w:hint="eastAsia" w:ascii="Times New Roman" w:hAnsi="Times New Roman" w:eastAsia="宋体"/>
+                <w:b w:val="0"/>
+                <w:color w:val="000000"/>
+                <w:sz w:val="21"/>
+                <w:lang w:val="en-US" w:eastAsia="zh-CN" w:bidi="ar"/>
+              </w:rPr>
+              <w:t xml:space="preserve"> </w:t>
+            </w:r>
+            <w:r>
+              <w:rPr>
+                <w:rStyle w:val="9"/>
+                <w:rFonts w:ascii="Times New Roman" w:hAnsi="Times New Roman" w:eastAsia="宋体"/>
+                <w:b w:val="0"/>
+                <w:color w:val="000000"/>
+                <w:sz w:val="21"/>
+                <w:lang w:val="en-US" w:eastAsia="zh-CN" w:bidi="ar"/>
+              </w:rPr>
+              <w:t>°</w:t>
+            </w:r>
+            <w:r>
+              <w:rPr>
+                <w:rStyle w:val="8"/>
+                <w:rFonts w:ascii="Times New Roman" w:hAnsi="Times New Roman" w:eastAsia="宋体"/>
+                <w:b w:val="0"/>
+                <w:color w:val="000000"/>
+                <w:sz w:val="21"/>
+                <w:lang w:val="en-US" w:eastAsia="zh-CN" w:bidi="ar"/>
+              </w:rPr>
+              <w:t>C</w:t>
+            </w:r>
+          </w:p>
+        </w:tc>
+        <w:tc>
+          <w:tcPr>
+            <w:tcW w:w="835" w:type="pct"/>
+            <w:tcBorders>
+              <w:tl2br w:val="nil"/>
+              <w:tr2bl w:val="nil"/>
+            </w:tcBorders>
+            <w:shd w:val="clear" w:color="auto" w:fill="FEF2CB" w:themeFill="accent3" w:themeFillTint="32"/>
+            <w:vAlign w:val="center"/>
+          </w:tcPr>
+          <w:p>
+            <w:pPr>
+              <w:keepNext w:val="0"/>
+              <w:keepLines w:val="0"/>
+              <w:pageBreakBefore w:val="0"/>
+              <w:widowControl/>
+              <w:suppressLineNumbers w:val="0"/>
+              <w:kinsoku/>
+              <w:wordWrap/>
+              <w:overflowPunct/>
+              <w:topLinePunct w:val="0"/>
+              <w:autoSpaceDE/>
+              <w:autoSpaceDN/>
+              <w:bidi w:val="0"/>
+              <w:adjustRightInd/>
+              <w:snapToGrid w:val="0"/>
+              <w:spacing w:line="240" w:lineRule="auto"/>
+              <w:jc w:val="center"/>
+              <w:textAlignment w:val="center"/>
+              <w:rPr>
+                <w:rFonts w:hint="default" w:ascii="Times New Roman" w:hAnsi="Times New Roman" w:eastAsia="宋体" w:cs="Times New Roman"/>
+                <w:b w:val="0"/>
+                <w:i w:val="0"/>
+                <w:iCs w:val="0"/>
+                <w:color w:val="000000"/>
+                <w:kern w:val="0"/>
+                <w:sz w:val="21"/>
+                <w:szCs w:val="21"/>
+                <w:u w:val="none"/>
+                <w:lang w:val="en-US" w:eastAsia="zh-CN" w:bidi="ar"/>
+              </w:rPr>
+            </w:pPr>
+            <w:r>
+              <w:rPr>
+                <w:rFonts w:hint="eastAsia" w:ascii="Times New Roman" w:hAnsi="Times New Roman" w:eastAsia="宋体" w:cs="Times New Roman"/>
+                <w:b w:val="0"/>
+                <w:i w:val="0"/>
+                <w:iCs w:val="0"/>
+                <w:color w:val="000000"/>
+                <w:kern w:val="0"/>
+                <w:sz w:val="21"/>
+                <w:szCs w:val="21"/>
+                <w:u w:val="none"/>
+                <w:lang w:val="en-US" w:eastAsia="zh-CN" w:bidi="ar"/>
+              </w:rPr>
+              <w:t>{{</w:t>
+            </w:r>
+            <w:r>
+              <w:rPr>
+                <w:rStyle w:val="8"/>
+                <w:rFonts w:ascii="Times New Roman" w:hAnsi="Times New Roman" w:eastAsia="宋体"/>
+                <w:b w:val="0"/>
+                <w:color w:val="000000"/>
+                <w:sz w:val="21"/>
+                <w:lang w:val="en-US" w:eastAsia="zh-CN" w:bidi="ar"/>
+              </w:rPr>
+              <w:t>Temperature</w:t>
             </w:r>
             <w:r>
               <w:rPr>
@@ -963,7 +1278,22 @@
                 <w:u w:val="none"/>
                 <w:lang w:val="en-US" w:eastAsia="zh-CN" w:bidi="ar"/>
               </w:rPr>
-              <w:t>出厂编号Serial No.</w:t>
+              <w:t xml:space="preserve">试验日期 </w:t>
+            </w:r>
+            <w:r>
+              <w:rPr>
+                <w:rFonts w:hint="default" w:ascii="Times New Roman" w:hAnsi="Times New Roman" w:eastAsia="宋体" w:cs="Times New Roman"/>
+                <w:b w:val="0"/>
+                <w:i w:val="0"/>
+                <w:iCs w:val="0"/>
+                <w:color w:val="000000"/>
+                <w:kern w:val="0"/>
+                <w:sz w:val="21"/>
+                <w:szCs w:val="21"/>
+                <w:u w:val="none"/>
+                <w:lang w:val="en-US" w:eastAsia="zh-CN" w:bidi="ar"/>
+              </w:rPr>
+              <w:t>Test Date</w:t>
             </w:r>
           </w:p>
         </w:tc>
@@ -975,7 +1305,7 @@
               <w:tl2br w:val="nil"/>
               <w:tr2bl w:val="nil"/>
             </w:tcBorders>
-            <w:shd w:val="clear" w:color="auto" w:fill="FFFF00"/>
+            <w:shd w:val="clear" w:color="auto" w:fill="FEF2CB" w:themeFill="accent3" w:themeFillTint="32"/>
             <w:vAlign w:val="center"/>
           </w:tcPr>
           <w:p>
@@ -1021,7 +1351,37 @@
                 <w:u w:val="none"/>
                 <w:lang w:val="en-US" w:eastAsia="zh-CN" w:bidi="ar"/>
               </w:rPr>
-              <w:t>{{Serial No.}}</w:t>
+              <w:t>{{</w:t>
+            </w:r>
+            <w:r>
+              <w:rPr>
+                <w:rFonts w:hint="default" w:ascii="Times New Roman" w:hAnsi="Times New Roman" w:eastAsia="宋体" w:cs="Times New Roman"/>
+                <w:b w:val="0"/>
+                <w:i w:val="0"/>
+                <w:iCs w:val="0"/>
+                <w:color w:val="000000"/>
+                <w:kern w:val="0"/>
+                <w:sz w:val="21"/>
+                <w:szCs w:val="21"/>
+                <w:u w:val="none"/>
+                <w:lang w:val="en-US" w:eastAsia="zh-CN" w:bidi="ar"/>
+              </w:rPr>
+              <w:t>Test Date</w:t>
+            </w:r>
+            <w:r>
+              <w:rPr>
+                <w:rFonts w:hint="eastAsia" w:ascii="Times New Roman" w:hAnsi="Times New Roman" w:eastAsia="宋体" w:cs="Times New Roman"/>
+                <w:b w:val="0"/>
+                <w:i w:val="0"/>
+                <w:iCs w:val="0"/>
+                <w:color w:val="000000"/>
+                <w:kern w:val="0"/>
+                <w:sz w:val="21"/>
+                <w:szCs w:val="21"/>
+                <w:u w:val="none"/>
+                <w:lang w:val="en-US" w:eastAsia="zh-CN" w:bidi="ar"/>
+              </w:rPr>
+              <w:t>}}</w:t>
             </w:r>
           </w:p>
         </w:tc>
@@ -1073,121 +1433,75 @@
                 <w:color w:val="000000"/>
                 <w:sz w:val="21"/>
               </w:rPr>
-              <w:t>温度</w:t>
-            </w:r>
-            <w:r>
-              <w:rPr>
-                <w:rStyle w:val="8"/>
-                <w:rFonts w:ascii="Times New Roman" w:hAnsi="Times New Roman" w:eastAsia="宋体"/>
-                <w:b w:val="0"/>
-                <w:color w:val="000000"/>
-                <w:sz w:val="21"/>
-                <w:lang w:val="en-US" w:eastAsia="zh-CN" w:bidi="ar"/>
-              </w:rPr>
-              <w:t>Temperature</w:t>
-            </w:r>
-            <w:r>
-              <w:rPr>
-                <w:rStyle w:val="8"/>
+              <w:t>环境湿度Relative Humidity(%)</w:t>
+            </w:r>
+          </w:p>
+        </w:tc>
+        <w:tc>
+          <w:tcPr>
+            <w:tcW w:w="835" w:type="pct"/>
+            <w:tcBorders>
+              <w:tl2br w:val="nil"/>
+              <w:tr2bl w:val="nil"/>
+            </w:tcBorders>
+            <w:shd w:val="clear" w:color="auto" w:fill="FEF2CB" w:themeFill="accent3" w:themeFillTint="32"/>
+            <w:vAlign w:val="center"/>
+          </w:tcPr>
+          <w:p>
+            <w:pPr>
+              <w:keepNext w:val="0"/>
+              <w:keepLines w:val="0"/>
+              <w:pageBreakBefore w:val="0"/>
+              <w:widowControl/>
+              <w:suppressLineNumbers w:val="0"/>
+              <w:kinsoku/>
+              <w:wordWrap/>
+              <w:overflowPunct/>
+              <w:topLinePunct w:val="0"/>
+              <w:autoSpaceDE/>
+              <w:autoSpaceDN/>
+              <w:bidi w:val="0"/>
+              <w:adjustRightInd/>
+              <w:snapToGrid w:val="0"/>
+              <w:spacing w:line="240" w:lineRule="auto"/>
+              <w:jc w:val="center"/>
+              <w:textAlignment w:val="center"/>
+              <w:rPr>
+                <w:rFonts w:hint="default" w:ascii="Times New Roman" w:hAnsi="Times New Roman" w:eastAsia="宋体" w:cs="Times New Roman"/>
+                <w:b w:val="0"/>
+                <w:i w:val="0"/>
+                <w:iCs w:val="0"/>
+                <w:color w:val="000000"/>
+                <w:kern w:val="0"/>
+                <w:sz w:val="21"/>
+                <w:szCs w:val="21"/>
+                <w:u w:val="none"/>
+                <w:lang w:val="en-US" w:eastAsia="zh-CN" w:bidi="ar"/>
+              </w:rPr>
+            </w:pPr>
+            <w:r>
+              <w:rPr>
+                <w:rFonts w:hint="eastAsia" w:ascii="Times New Roman" w:hAnsi="Times New Roman" w:eastAsia="宋体" w:cs="Times New Roman"/>
+                <w:b w:val="0"/>
+                <w:i w:val="0"/>
+                <w:iCs w:val="0"/>
+                <w:color w:val="000000"/>
+                <w:kern w:val="0"/>
+                <w:sz w:val="21"/>
+                <w:szCs w:val="21"/>
+                <w:u w:val="none"/>
+                <w:lang w:val="en-US" w:eastAsia="zh-CN" w:bidi="ar"/>
+              </w:rPr>
+              <w:t>{{</w:t>
+            </w:r>
+            <w:r>
+              <w:rPr>
                 <w:rFonts w:hint="eastAsia" w:ascii="Times New Roman" w:hAnsi="Times New Roman" w:eastAsia="宋体"/>
                 <w:b w:val="0"/>
                 <w:color w:val="000000"/>
                 <w:sz w:val="21"/>
-                <w:lang w:val="en-US" w:eastAsia="zh-CN" w:bidi="ar"/>
-              </w:rPr>
-              <w:t xml:space="preserve"> </w:t>
-            </w:r>
-            <w:r>
-              <w:rPr>
-                <w:rStyle w:val="9"/>
-                <w:rFonts w:ascii="Times New Roman" w:hAnsi="Times New Roman" w:eastAsia="宋体"/>
-                <w:b w:val="0"/>
-                <w:color w:val="000000"/>
-                <w:sz w:val="21"/>
-                <w:lang w:val="en-US" w:eastAsia="zh-CN" w:bidi="ar"/>
-              </w:rPr>
-              <w:t>°</w:t>
-            </w:r>
-            <w:r>
-              <w:rPr>
-                <w:rStyle w:val="8"/>
-                <w:rFonts w:ascii="Times New Roman" w:hAnsi="Times New Roman" w:eastAsia="宋体"/>
-                <w:b w:val="0"/>
-                <w:color w:val="000000"/>
-                <w:sz w:val="21"/>
-                <w:lang w:val="en-US" w:eastAsia="zh-CN" w:bidi="ar"/>
-              </w:rPr>
-              <w:t>C</w:t>
-            </w:r>
-          </w:p>
-        </w:tc>
-        <w:tc>
-          <w:tcPr>
-            <w:tcW w:w="835" w:type="pct"/>
-            <w:tcBorders>
-              <w:tl2br w:val="nil"/>
-              <w:tr2bl w:val="nil"/>
-            </w:tcBorders>
-            <w:shd w:val="clear" w:color="auto" w:fill="FFFF00"/>
-            <w:vAlign w:val="center"/>
-          </w:tcPr>
-          <w:p>
-            <w:pPr>
-              <w:keepNext w:val="0"/>
-              <w:keepLines w:val="0"/>
-              <w:pageBreakBefore w:val="0"/>
-              <w:widowControl/>
-              <w:suppressLineNumbers w:val="0"/>
-              <w:kinsoku/>
-              <w:wordWrap/>
-              <w:overflowPunct/>
-              <w:topLinePunct w:val="0"/>
-              <w:autoSpaceDE/>
-              <w:autoSpaceDN/>
-              <w:bidi w:val="0"/>
-              <w:adjustRightInd/>
-              <w:snapToGrid w:val="0"/>
-              <w:spacing w:line="240" w:lineRule="auto"/>
-              <w:jc w:val="center"/>
-              <w:textAlignment w:val="center"/>
-              <w:rPr>
-                <w:rFonts w:hint="default" w:ascii="Times New Roman" w:hAnsi="Times New Roman" w:eastAsia="宋体" w:cs="Times New Roman"/>
-                <w:b w:val="0"/>
-                <w:i w:val="0"/>
-                <w:iCs w:val="0"/>
-                <w:color w:val="000000"/>
-                <w:kern w:val="0"/>
-                <w:sz w:val="21"/>
-                <w:szCs w:val="21"/>
-                <w:u w:val="none"/>
-                <w:lang w:val="en-US" w:eastAsia="zh-CN" w:bidi="ar"/>
-              </w:rPr>
-            </w:pPr>
-            <w:r>
-              <w:rPr>
-                <w:rFonts w:hint="eastAsia" w:ascii="Times New Roman" w:hAnsi="Times New Roman" w:eastAsia="宋体" w:cs="Times New Roman"/>
-                <w:b w:val="0"/>
-                <w:i w:val="0"/>
-                <w:iCs w:val="0"/>
-                <w:color w:val="000000"/>
-                <w:kern w:val="0"/>
-                <w:sz w:val="21"/>
-                <w:szCs w:val="21"/>
-                <w:u w:val="none"/>
-                <w:lang w:val="en-US" w:eastAsia="zh-CN" w:bidi="ar"/>
-              </w:rPr>
-              <w:t>{{</w:t>
-            </w:r>
-            <w:r>
-              <w:rPr>
-                <w:rStyle w:val="8"/>
-                <w:rFonts w:ascii="Times New Roman" w:hAnsi="Times New Roman" w:eastAsia="宋体"/>
-                <w:b w:val="0"/>
-                <w:color w:val="000000"/>
-                <w:sz w:val="21"/>
-                <w:lang w:val="en-US" w:eastAsia="zh-CN" w:bidi="ar"/>
-              </w:rPr>
-              <w:t>Temperature</w:t>
+              </w:rPr>
+              <w:t>Relative Humidity</w:t>
             </w:r>
             <w:r>
               <w:rPr>
@@ -1217,7 +1531,6 @@
             <w:insideH w:val="single" w:color="000000" w:sz="6" w:space="0"/>
             <w:insideV w:val="single" w:color="000000" w:sz="6" w:space="0"/>
           </w:tblBorders>
-          <w:shd w:val="clear" w:color="auto" w:fill="auto"/>
           <w:tblCellMar>
             <w:top w:w="0" w:type="dxa"/>
             <w:left w:w="108" w:type="dxa"/>
@@ -1271,33 +1584,12 @@
             </w:pPr>
             <w:r>
               <w:rPr>
-                <w:rFonts w:hint="eastAsia" w:ascii="Times New Roman" w:hAnsi="Times New Roman" w:eastAsia="宋体" w:cs="Times New Roman"/>
-                <w:b w:val="0"/>
-                <w:i w:val="0"/>
-                <w:iCs w:val="0"/>
-                <w:color w:val="000000"/>
-                <w:kern w:val="0"/>
-                <w:sz w:val="21"/>
-                <w:szCs w:val="21"/>
-                <w:u w:val="none"/>
-                <w:lang w:val="en-US" w:eastAsia="zh-CN" w:bidi="ar"/>
-              </w:rPr>
-              <w:t xml:space="preserve">试验日期 </w:t>
-            </w:r>
-            <w:r>
-              <w:rPr>
-                <w:rFonts w:hint="default" w:ascii="Times New Roman" w:hAnsi="Times New Roman" w:eastAsia="宋体" w:cs="Times New Roman"/>
-                <w:b w:val="0"/>
-                <w:i w:val="0"/>
-                <w:iCs w:val="0"/>
-                <w:color w:val="000000"/>
-                <w:kern w:val="0"/>
-                <w:sz w:val="21"/>
-                <w:szCs w:val="21"/>
-                <w:u w:val="none"/>
-                <w:lang w:val="en-US" w:eastAsia="zh-CN" w:bidi="ar"/>
-              </w:rPr>
-              <w:t>Test Date</w:t>
+                <w:rFonts w:hint="eastAsia" w:ascii="Times New Roman" w:hAnsi="Times New Roman" w:eastAsia="宋体"/>
+                <w:b w:val="0"/>
+                <w:color w:val="000000"/>
+                <w:sz w:val="21"/>
+              </w:rPr>
+              <w:t>检测区域Inspection Area</w:t>
             </w:r>
           </w:p>
         </w:tc>
@@ -1309,7 +1601,7 @@
               <w:tl2br w:val="nil"/>
               <w:tr2bl w:val="nil"/>
             </w:tcBorders>
-            <w:shd w:val="clear" w:color="auto" w:fill="FFFF00"/>
+            <w:shd w:val="clear" w:color="auto" w:fill="FEF2CB" w:themeFill="accent3" w:themeFillTint="32"/>
             <w:vAlign w:val="center"/>
           </w:tcPr>
           <w:p>
@@ -1355,37 +1647,7 @@
                 <w:u w:val="none"/>
                 <w:lang w:val="en-US" w:eastAsia="zh-CN" w:bidi="ar"/>
               </w:rPr>
-              <w:t>{{</w:t>
-            </w:r>
-            <w:r>
-              <w:rPr>
-                <w:rFonts w:hint="default" w:ascii="Times New Roman" w:hAnsi="Times New Roman" w:eastAsia="宋体" w:cs="Times New Roman"/>
-                <w:b w:val="0"/>
-                <w:i w:val="0"/>
-                <w:iCs w:val="0"/>
-                <w:color w:val="000000"/>
-                <w:kern w:val="0"/>
-                <w:sz w:val="21"/>
-                <w:szCs w:val="21"/>
-                <w:u w:val="none"/>
-                <w:lang w:val="en-US" w:eastAsia="zh-CN" w:bidi="ar"/>
-              </w:rPr>
-              <w:t>Test Date</w:t>
-            </w:r>
-            <w:r>
-              <w:rPr>
-                <w:rFonts w:hint="eastAsia" w:ascii="Times New Roman" w:hAnsi="Times New Roman" w:eastAsia="宋体" w:cs="Times New Roman"/>
-                <w:b w:val="0"/>
-                <w:i w:val="0"/>
-                <w:iCs w:val="0"/>
-                <w:color w:val="000000"/>
-                <w:kern w:val="0"/>
-                <w:sz w:val="21"/>
-                <w:szCs w:val="21"/>
-                <w:u w:val="none"/>
-                <w:lang w:val="en-US" w:eastAsia="zh-CN" w:bidi="ar"/>
-              </w:rPr>
-              <w:t>}}</w:t>
+              <w:t>{{Inspection Area}}</w:t>
             </w:r>
           </w:p>
         </w:tc>
@@ -1437,7 +1699,22 @@
                 <w:color w:val="000000"/>
                 <w:sz w:val="21"/>
               </w:rPr>
-              <w:t>环境湿度Relative Humidity(%)</w:t>
+              <w:t>测试方法</w:t>
+            </w:r>
+            <w:r>
+              <w:rPr>
+                <w:rFonts w:hint="default" w:ascii="Times New Roman" w:hAnsi="Times New Roman" w:eastAsia="宋体" w:cs="Times New Roman"/>
+                <w:b w:val="0"/>
+                <w:i w:val="0"/>
+                <w:iCs w:val="0"/>
+                <w:color w:val="000000"/>
+                <w:kern w:val="0"/>
+                <w:sz w:val="21"/>
+                <w:szCs w:val="21"/>
+                <w:u w:val="none"/>
+                <w:lang w:val="en-US" w:eastAsia="zh-CN" w:bidi="ar"/>
+              </w:rPr>
+              <w:t>Test Method</w:t>
             </w:r>
           </w:p>
         </w:tc>
@@ -1448,7 +1725,7 @@
               <w:tl2br w:val="nil"/>
               <w:tr2bl w:val="nil"/>
             </w:tcBorders>
-            <w:shd w:val="clear" w:color="auto" w:fill="FFFF00"/>
+            <w:shd w:val="clear" w:color="auto" w:fill="FEF2CB" w:themeFill="accent3" w:themeFillTint="32"/>
             <w:vAlign w:val="center"/>
           </w:tcPr>
           <w:p>
@@ -1496,31 +1773,7 @@
                 <w:u w:val="none"/>
                 <w:lang w:val="en-US" w:eastAsia="zh-CN" w:bidi="ar"/>
               </w:rPr>
-              <w:t>{{</w:t>
-            </w:r>
-            <w:r>
-              <w:rPr>
-                <w:rFonts w:hint="eastAsia" w:ascii="Times New Roman" w:hAnsi="Times New Roman" w:eastAsia="宋体"/>
-                <w:b w:val="0"/>
-                <w:color w:val="000000"/>
-                <w:sz w:val="21"/>
-              </w:rPr>
-              <w:t>Relative Humidity</w:t>
-            </w:r>
-            <w:r>
-              <w:rPr>
-                <w:rFonts w:hint="eastAsia" w:ascii="Times New Roman" w:hAnsi="Times New Roman" w:eastAsia="宋体" w:cs="Times New Roman"/>
-                <w:b w:val="0"/>
-                <w:i w:val="0"/>
-                <w:iCs w:val="0"/>
-                <w:color w:val="000000"/>
-                <w:kern w:val="0"/>
-                <w:sz w:val="21"/>
-                <w:szCs w:val="21"/>
-                <w:u w:val="none"/>
-                <w:lang w:val="en-US" w:eastAsia="zh-CN" w:bidi="ar"/>
-              </w:rPr>
-              <w:t>}}</w:t>
+              <w:t>氦罩法Helium Hood Method</w:t>
             </w:r>
           </w:p>
         </w:tc>
@@ -1535,7 +1788,6 @@
             <w:insideH w:val="single" w:color="000000" w:sz="6" w:space="0"/>
             <w:insideV w:val="single" w:color="000000" w:sz="6" w:space="0"/>
           </w:tblBorders>
-          <w:shd w:val="clear" w:color="auto" w:fill="auto"/>
           <w:tblCellMar>
             <w:top w:w="0" w:type="dxa"/>
             <w:left w:w="108" w:type="dxa"/>
@@ -1549,7 +1801,8 @@
         </w:trPr>
         <w:tc>
           <w:tcPr>
-            <w:tcW w:w="1270" w:type="pct"/>
+            <w:tcW w:w="1811" w:type="pct"/>
+            <w:gridSpan w:val="2"/>
             <w:tcBorders>
               <w:tl2br w:val="nil"/>
               <w:tr2bl w:val="nil"/>
@@ -1582,9 +1835,11 @@
                 <w:i w:val="0"/>
                 <w:iCs w:val="0"/>
                 <w:color w:val="000000"/>
-                <w:sz w:val="21"/>
-                <w:szCs w:val="21"/>
-                <w:u w:val="none"/>
+                <w:kern w:val="0"/>
+                <w:sz w:val="21"/>
+                <w:szCs w:val="21"/>
+                <w:u w:val="none"/>
+                <w:lang w:val="en-US" w:eastAsia="zh-CN" w:bidi="ar"/>
               </w:rPr>
             </w:pPr>
             <w:r>
@@ -1593,20 +1848,55 @@
                 <w:b w:val="0"/>
                 <w:color w:val="000000"/>
                 <w:sz w:val="21"/>
-              </w:rPr>
-              <w:t>检测区域Inspection Area</w:t>
-            </w:r>
-          </w:p>
-        </w:tc>
-        <w:tc>
-          <w:tcPr>
-            <w:tcW w:w="1407" w:type="pct"/>
-            <w:gridSpan w:val="2"/>
-            <w:tcBorders>
-              <w:tl2br w:val="nil"/>
-              <w:tr2bl w:val="nil"/>
-            </w:tcBorders>
-            <w:shd w:val="clear" w:color="auto" w:fill="FFFF00"/>
+                <w:lang w:val="en-US" w:eastAsia="zh-CN"/>
+              </w:rPr>
+              <w:t>试验</w:t>
+            </w:r>
+            <w:r>
+              <w:rPr>
+                <w:rFonts w:hint="eastAsia" w:ascii="Times New Roman" w:hAnsi="Times New Roman" w:eastAsia="宋体"/>
+                <w:b w:val="0"/>
+                <w:color w:val="000000"/>
+                <w:sz w:val="21"/>
+              </w:rPr>
+              <w:t>程序编号</w:t>
+            </w:r>
+            <w:r>
+              <w:rPr>
+                <w:rFonts w:hint="eastAsia" w:ascii="Times New Roman" w:hAnsi="Times New Roman" w:eastAsia="宋体"/>
+                <w:b w:val="0"/>
+                <w:color w:val="000000"/>
+                <w:sz w:val="21"/>
+                <w:lang w:val="en-US" w:eastAsia="zh-CN"/>
+              </w:rPr>
+              <w:t xml:space="preserve"> </w:t>
+            </w:r>
+            <w:r>
+              <w:rPr>
+                <w:rFonts w:hint="default" w:ascii="Times New Roman" w:hAnsi="Times New Roman" w:eastAsia="宋体" w:cs="Times New Roman"/>
+                <w:b w:val="0"/>
+                <w:i w:val="0"/>
+                <w:iCs w:val="0"/>
+                <w:color w:val="000000"/>
+                <w:kern w:val="0"/>
+                <w:sz w:val="21"/>
+                <w:szCs w:val="21"/>
+                <w:u w:val="none"/>
+                <w:lang w:val="en-US" w:eastAsia="zh-CN" w:bidi="ar"/>
+              </w:rPr>
+              <w:t>Test Procedure No.</w:t>
+            </w:r>
+          </w:p>
+        </w:tc>
+        <w:tc>
+          <w:tcPr>
+            <w:tcW w:w="3188" w:type="pct"/>
+            <w:gridSpan w:val="5"/>
+            <w:tcBorders>
+              <w:tl2br w:val="nil"/>
+              <w:tr2bl w:val="nil"/>
+            </w:tcBorders>
+            <w:shd w:val="clear" w:color="auto" w:fill="FEF2CB" w:themeFill="accent3" w:themeFillTint="32"/>
             <w:vAlign w:val="center"/>
           </w:tcPr>
           <w:p>
@@ -1634,9 +1924,11 @@
                 <w:i w:val="0"/>
                 <w:iCs w:val="0"/>
                 <w:color w:val="000000"/>
-                <w:sz w:val="21"/>
-                <w:szCs w:val="21"/>
-                <w:u w:val="none"/>
+                <w:kern w:val="2"/>
+                <w:sz w:val="21"/>
+                <w:szCs w:val="21"/>
+                <w:u w:val="none"/>
+                <w:lang w:val="en-US" w:eastAsia="zh-CN" w:bidi="ar-SA"/>
               </w:rPr>
             </w:pPr>
             <w:r>
@@ -1652,119 +1944,38 @@
                 <w:u w:val="none"/>
                 <w:lang w:val="en-US" w:eastAsia="zh-CN" w:bidi="ar"/>
               </w:rPr>
-              <w:t>{{Inspection Area}}</w:t>
-            </w:r>
-          </w:p>
-        </w:tc>
-        <w:tc>
-          <w:tcPr>
-            <w:tcW w:w="1485" w:type="pct"/>
-            <w:gridSpan w:val="3"/>
-            <w:tcBorders>
-              <w:tl2br w:val="nil"/>
-              <w:tr2bl w:val="nil"/>
-            </w:tcBorders>
-            <w:shd w:val="clear" w:color="auto" w:fill="FFFFFF"/>
-            <w:vAlign w:val="center"/>
-          </w:tcPr>
-          <w:p>
-            <w:pPr>
-              <w:keepNext w:val="0"/>
-              <w:keepLines w:val="0"/>
-              <w:pageBreakBefore w:val="0"/>
-              <w:widowControl/>
-              <w:suppressLineNumbers w:val="0"/>
-              <w:kinsoku/>
-              <w:wordWrap/>
-              <w:overflowPunct/>
-              <w:topLinePunct w:val="0"/>
-              <w:autoSpaceDE/>
-              <w:autoSpaceDN/>
-              <w:bidi w:val="0"/>
-              <w:adjustRightInd/>
-              <w:snapToGrid w:val="0"/>
-              <w:spacing w:line="240" w:lineRule="auto"/>
-              <w:jc w:val="center"/>
-              <w:textAlignment w:val="center"/>
-              <w:rPr>
-                <w:rFonts w:hint="default" w:ascii="Times New Roman" w:hAnsi="Times New Roman" w:eastAsia="宋体" w:cs="Times New Roman"/>
-                <w:b w:val="0"/>
-                <w:i w:val="0"/>
-                <w:iCs w:val="0"/>
-                <w:color w:val="000000"/>
-                <w:sz w:val="21"/>
-                <w:szCs w:val="21"/>
-                <w:u w:val="none"/>
-              </w:rPr>
-            </w:pPr>
-            <w:r>
-              <w:rPr>
-                <w:rFonts w:hint="eastAsia" w:ascii="Times New Roman" w:hAnsi="Times New Roman" w:eastAsia="宋体"/>
-                <w:b w:val="0"/>
-                <w:color w:val="000000"/>
-                <w:sz w:val="21"/>
-              </w:rPr>
-              <w:t>测试方法</w:t>
-            </w:r>
-            <w:r>
-              <w:rPr>
-                <w:rFonts w:hint="default" w:ascii="Times New Roman" w:hAnsi="Times New Roman" w:eastAsia="宋体" w:cs="Times New Roman"/>
-                <w:b w:val="0"/>
-                <w:i w:val="0"/>
-                <w:iCs w:val="0"/>
-                <w:color w:val="000000"/>
-                <w:kern w:val="0"/>
-                <w:sz w:val="21"/>
-                <w:szCs w:val="21"/>
-                <w:u w:val="none"/>
-                <w:lang w:val="en-US" w:eastAsia="zh-CN" w:bidi="ar"/>
-              </w:rPr>
-              <w:t>Test Method</w:t>
-            </w:r>
-          </w:p>
-        </w:tc>
-        <w:tc>
-          <w:tcPr>
-            <w:tcW w:w="835" w:type="pct"/>
-            <w:tcBorders>
-              <w:tl2br w:val="nil"/>
-              <w:tr2bl w:val="nil"/>
-            </w:tcBorders>
-            <w:shd w:val="clear" w:color="auto" w:fill="FFFF00"/>
-            <w:vAlign w:val="center"/>
-          </w:tcPr>
-          <w:p>
-            <w:pPr>
-              <w:keepNext w:val="0"/>
-              <w:keepLines w:val="0"/>
-              <w:pageBreakBefore w:val="0"/>
-              <w:widowControl/>
-              <w:suppressLineNumbers w:val="0"/>
-              <w:kinsoku/>
-              <w:wordWrap/>
-              <w:overflowPunct/>
-              <w:topLinePunct w:val="0"/>
-              <w:autoSpaceDE/>
-              <w:autoSpaceDN/>
-              <w:bidi w:val="0"/>
-              <w:adjustRightInd/>
-              <w:snapToGrid w:val="0"/>
-              <w:spacing w:line="240" w:lineRule="auto"/>
-              <w:jc w:val="center"/>
-              <w:textAlignment w:val="center"/>
-              <w:rPr>
-                <w:rFonts w:hint="default" w:ascii="Times New Roman" w:hAnsi="Times New Roman" w:eastAsia="宋体" w:cs="Times New Roman"/>
-                <w:b w:val="0"/>
-                <w:i w:val="0"/>
-                <w:iCs w:val="0"/>
-                <w:color w:val="000000"/>
-                <w:kern w:val="0"/>
-                <w:sz w:val="21"/>
-                <w:szCs w:val="21"/>
-                <w:u w:val="none"/>
-                <w:lang w:val="en-US" w:eastAsia="zh-CN" w:bidi="ar"/>
-              </w:rPr>
-            </w:pPr>
+              <w:t>{{</w:t>
+            </w:r>
+            <w:r>
+              <w:rPr>
+                <w:rFonts w:hint="default" w:ascii="Times New Roman" w:hAnsi="Times New Roman" w:eastAsia="宋体" w:cs="Times New Roman"/>
+                <w:b w:val="0"/>
+                <w:i w:val="0"/>
+                <w:iCs w:val="0"/>
+                <w:color w:val="000000"/>
+                <w:kern w:val="0"/>
+                <w:sz w:val="21"/>
+                <w:szCs w:val="21"/>
+                <w:u w:val="none"/>
+                <w:lang w:val="en-US" w:eastAsia="zh-CN" w:bidi="ar"/>
+              </w:rPr>
+              <w:t>Test Procedure No.</w:t>
+            </w:r>
+            <w:r>
+              <w:rPr>
+                <w:rFonts w:hint="eastAsia" w:ascii="Times New Roman" w:hAnsi="Times New Roman" w:eastAsia="宋体" w:cs="Times New Roman"/>
+                <w:b w:val="0"/>
+                <w:i w:val="0"/>
+                <w:iCs w:val="0"/>
+                <w:color w:val="000000"/>
+                <w:kern w:val="0"/>
+                <w:sz w:val="21"/>
+                <w:szCs w:val="21"/>
+                <w:u w:val="none"/>
+                <w:lang w:val="en-US" w:eastAsia="zh-CN" w:bidi="ar"/>
+              </w:rPr>
+              <w:t>}}</w:t>
+            </w:r>
           </w:p>
         </w:tc>
       </w:tr>
@@ -1778,209 +1989,6 @@
             <w:insideH w:val="single" w:color="000000" w:sz="6" w:space="0"/>
             <w:insideV w:val="single" w:color="000000" w:sz="6" w:space="0"/>
           </w:tblBorders>
-          <w:shd w:val="clear" w:color="auto" w:fill="auto"/>
-          <w:tblCellMar>
-            <w:top w:w="0" w:type="dxa"/>
-            <w:left w:w="108" w:type="dxa"/>
-            <w:bottom w:w="0" w:type="dxa"/>
-            <w:right w:w="108" w:type="dxa"/>
-          </w:tblCellMar>
-        </w:tblPrEx>
-        <w:trPr>
-          <w:trHeight w:val="340" w:hRule="atLeast"/>
-          <w:jc w:val="center"/>
-        </w:trPr>
-        <w:tc>
-          <w:tcPr>
-            <w:tcW w:w="1811" w:type="pct"/>
-            <w:gridSpan w:val="2"/>
-            <w:tcBorders>
-              <w:tl2br w:val="nil"/>
-              <w:tr2bl w:val="nil"/>
-            </w:tcBorders>
-            <w:shd w:val="clear" w:color="auto" w:fill="FFFFFF"/>
-            <w:vAlign w:val="center"/>
-          </w:tcPr>
-          <w:p>
-            <w:pPr>
-              <w:keepNext w:val="0"/>
-              <w:keepLines w:val="0"/>
-              <w:pageBreakBefore w:val="0"/>
-              <w:widowControl/>
-              <w:suppressLineNumbers w:val="0"/>
-              <w:kinsoku/>
-              <w:wordWrap/>
-              <w:overflowPunct/>
-              <w:topLinePunct w:val="0"/>
-              <w:autoSpaceDE/>
-              <w:autoSpaceDN/>
-              <w:bidi w:val="0"/>
-              <w:adjustRightInd/>
-              <w:snapToGrid w:val="0"/>
-              <w:spacing w:line="240" w:lineRule="auto"/>
-              <w:jc w:val="center"/>
-              <w:textAlignment w:val="center"/>
-              <w:rPr>
-                <w:rFonts w:hint="default" w:ascii="Times New Roman" w:hAnsi="Times New Roman" w:eastAsia="宋体" w:cs="Times New Roman"/>
-                <w:b w:val="0"/>
-                <w:i w:val="0"/>
-                <w:iCs w:val="0"/>
-                <w:color w:val="000000"/>
-                <w:kern w:val="0"/>
-                <w:sz w:val="21"/>
-                <w:szCs w:val="21"/>
-                <w:u w:val="none"/>
-                <w:lang w:val="en-US" w:eastAsia="zh-CN" w:bidi="ar"/>
-              </w:rPr>
-            </w:pPr>
-            <w:r>
-              <w:rPr>
-                <w:rFonts w:hint="eastAsia" w:ascii="Times New Roman" w:hAnsi="Times New Roman" w:eastAsia="宋体"/>
-                <w:b w:val="0"/>
-                <w:color w:val="000000"/>
-                <w:sz w:val="21"/>
-                <w:lang w:val="en-US" w:eastAsia="zh-CN"/>
-              </w:rPr>
-              <w:t>试验</w:t>
-            </w:r>
-            <w:r>
-              <w:rPr>
-                <w:rFonts w:hint="eastAsia" w:ascii="Times New Roman" w:hAnsi="Times New Roman" w:eastAsia="宋体"/>
-                <w:b w:val="0"/>
-                <w:color w:val="000000"/>
-                <w:sz w:val="21"/>
-              </w:rPr>
-              <w:t>程序编号</w:t>
-            </w:r>
-            <w:r>
-              <w:rPr>
-                <w:rFonts w:hint="eastAsia" w:ascii="Times New Roman" w:hAnsi="Times New Roman" w:eastAsia="宋体"/>
-                <w:b w:val="0"/>
-                <w:color w:val="000000"/>
-                <w:sz w:val="21"/>
-                <w:lang w:val="en-US" w:eastAsia="zh-CN"/>
-              </w:rPr>
-              <w:t xml:space="preserve"> </w:t>
-            </w:r>
-            <w:r>
-              <w:rPr>
-                <w:rFonts w:hint="default" w:ascii="Times New Roman" w:hAnsi="Times New Roman" w:eastAsia="宋体" w:cs="Times New Roman"/>
-                <w:b w:val="0"/>
-                <w:i w:val="0"/>
-                <w:iCs w:val="0"/>
-                <w:color w:val="000000"/>
-                <w:kern w:val="0"/>
-                <w:sz w:val="21"/>
-                <w:szCs w:val="21"/>
-                <w:u w:val="none"/>
-                <w:lang w:val="en-US" w:eastAsia="zh-CN" w:bidi="ar"/>
-              </w:rPr>
-              <w:t>Test Procedure No.</w:t>
-            </w:r>
-          </w:p>
-        </w:tc>
-        <w:tc>
-          <w:tcPr>
-            <w:tcW w:w="3188" w:type="pct"/>
-            <w:gridSpan w:val="5"/>
-            <w:tcBorders>
-              <w:tl2br w:val="nil"/>
-              <w:tr2bl w:val="nil"/>
-            </w:tcBorders>
-            <w:shd w:val="clear" w:color="auto" w:fill="FFFF00"/>
-            <w:vAlign w:val="center"/>
-          </w:tcPr>
-          <w:p>
-            <w:pPr>
-              <w:keepNext w:val="0"/>
-              <w:keepLines w:val="0"/>
-              <w:pageBreakBefore w:val="0"/>
-              <w:widowControl/>
-              <w:suppressLineNumbers w:val="0"/>
-              <w:kinsoku/>
-              <w:wordWrap/>
-              <w:overflowPunct/>
-              <w:topLinePunct w:val="0"/>
-              <w:autoSpaceDE/>
-              <w:autoSpaceDN/>
-              <w:bidi w:val="0"/>
-              <w:adjustRightInd/>
-              <w:snapToGrid w:val="0"/>
-              <w:spacing w:line="240" w:lineRule="auto"/>
-              <w:jc w:val="center"/>
-              <w:textAlignment w:val="center"/>
-              <w:rPr>
-                <w:rFonts w:hint="default" w:ascii="Times New Roman" w:hAnsi="Times New Roman" w:eastAsia="宋体" w:cs="Times New Roman"/>
-                <w:b w:val="0"/>
-                <w:i w:val="0"/>
-                <w:iCs w:val="0"/>
-                <w:color w:val="000000"/>
-                <w:kern w:val="2"/>
-                <w:sz w:val="21"/>
-                <w:szCs w:val="21"/>
-                <w:u w:val="none"/>
-                <w:lang w:val="en-US" w:eastAsia="zh-CN" w:bidi="ar-SA"/>
-              </w:rPr>
-            </w:pPr>
-            <w:r>
-              <w:rPr>
-                <w:rFonts w:hint="eastAsia" w:ascii="Times New Roman" w:hAnsi="Times New Roman" w:eastAsia="宋体" w:cs="Times New Roman"/>
-                <w:b w:val="0"/>
-                <w:i w:val="0"/>
-                <w:iCs w:val="0"/>
-                <w:color w:val="000000"/>
-                <w:kern w:val="0"/>
-                <w:sz w:val="21"/>
-                <w:szCs w:val="21"/>
-                <w:u w:val="none"/>
-                <w:lang w:val="en-US" w:eastAsia="zh-CN" w:bidi="ar"/>
-              </w:rPr>
-              <w:t>{{</w:t>
-            </w:r>
-            <w:r>
-              <w:rPr>
-                <w:rFonts w:hint="default" w:ascii="Times New Roman" w:hAnsi="Times New Roman" w:eastAsia="宋体" w:cs="Times New Roman"/>
-                <w:b w:val="0"/>
-                <w:i w:val="0"/>
-                <w:iCs w:val="0"/>
-                <w:color w:val="000000"/>
-                <w:kern w:val="0"/>
-                <w:sz w:val="21"/>
-                <w:szCs w:val="21"/>
-                <w:u w:val="none"/>
-                <w:lang w:val="en-US" w:eastAsia="zh-CN" w:bidi="ar"/>
-              </w:rPr>
-              <w:t>Test Procedure No.</w:t>
-            </w:r>
-            <w:r>
-              <w:rPr>
-                <w:rFonts w:hint="eastAsia" w:ascii="Times New Roman" w:hAnsi="Times New Roman" w:eastAsia="宋体" w:cs="Times New Roman"/>
-                <w:b w:val="0"/>
-                <w:i w:val="0"/>
-                <w:iCs w:val="0"/>
-                <w:color w:val="000000"/>
-                <w:kern w:val="0"/>
-                <w:sz w:val="21"/>
-                <w:szCs w:val="21"/>
-                <w:u w:val="none"/>
-                <w:lang w:val="en-US" w:eastAsia="zh-CN" w:bidi="ar"/>
-              </w:rPr>
-              <w:t>}}</w:t>
-            </w:r>
-          </w:p>
-        </w:tc>
-      </w:tr>
-      <w:tr>
-        <w:tblPrEx>
-          <w:tblBorders>
-            <w:top w:val="single" w:color="000000" w:sz="6" w:space="0"/>
-            <w:left w:val="single" w:color="000000" w:sz="6" w:space="0"/>
-            <w:bottom w:val="single" w:color="000000" w:sz="6" w:space="0"/>
-            <w:right w:val="single" w:color="000000" w:sz="6" w:space="0"/>
-            <w:insideH w:val="single" w:color="000000" w:sz="6" w:space="0"/>
-            <w:insideV w:val="single" w:color="000000" w:sz="6" w:space="0"/>
-          </w:tblBorders>
-          <w:shd w:val="clear" w:color="auto" w:fill="auto"/>
           <w:tblCellMar>
             <w:top w:w="0" w:type="dxa"/>
             <w:left w:w="108" w:type="dxa"/>
@@ -2121,7 +2129,7 @@
               <w:tl2br w:val="nil"/>
               <w:tr2bl w:val="nil"/>
             </w:tcBorders>
-            <w:shd w:val="clear" w:color="auto" w:fill="FFFF00"/>
+            <w:shd w:val="clear" w:color="auto" w:fill="FEF2CB" w:themeFill="accent3" w:themeFillTint="32"/>
             <w:vAlign w:val="center"/>
           </w:tcPr>
           <w:p>
@@ -2196,6 +2204,87 @@
                 <w:lang w:val="en-US" w:eastAsia="zh-CN" w:bidi="ar"/>
               </w:rPr>
               <w:t>}}</w:t>
+            </w:r>
+          </w:p>
+        </w:tc>
+      </w:tr>
+      <w:tr>
+        <w:tblPrEx>
+          <w:tblBorders>
+            <w:top w:val="single" w:color="000000" w:sz="6" w:space="0"/>
+            <w:left w:val="single" w:color="000000" w:sz="6" w:space="0"/>
+            <w:bottom w:val="single" w:color="000000" w:sz="6" w:space="0"/>
+            <w:right w:val="single" w:color="000000" w:sz="6" w:space="0"/>
+            <w:insideH w:val="single" w:color="000000" w:sz="6" w:space="0"/>
+            <w:insideV w:val="single" w:color="000000" w:sz="6" w:space="0"/>
+          </w:tblBorders>
+          <w:shd w:val="clear" w:color="auto" w:fill="auto"/>
+          <w:tblCellMar>
+            <w:top w:w="0" w:type="dxa"/>
+            <w:left w:w="108" w:type="dxa"/>
+            <w:bottom w:w="0" w:type="dxa"/>
+            <w:right w:w="108" w:type="dxa"/>
+          </w:tblCellMar>
+        </w:tblPrEx>
+        <w:trPr>
+          <w:trHeight w:val="397" w:hRule="atLeast"/>
+          <w:jc w:val="center"/>
+        </w:trPr>
+        <w:tc>
+          <w:tcPr>
+            <w:tcW w:w="5000" w:type="pct"/>
+            <w:gridSpan w:val="7"/>
+            <w:tcBorders>
+              <w:tl2br w:val="nil"/>
+              <w:tr2bl w:val="nil"/>
+            </w:tcBorders>
+            <w:shd w:val="clear" w:color="auto" w:fill="FFFFFF"/>
+            <w:vAlign w:val="center"/>
+          </w:tcPr>
+          <w:p>
+            <w:pPr>
+              <w:keepNext w:val="0"/>
+              <w:keepLines w:val="0"/>
+              <w:pageBreakBefore w:val="0"/>
+              <w:widowControl/>
+              <w:suppressLineNumbers w:val="0"/>
+              <w:kinsoku/>
+              <w:wordWrap/>
+              <w:overflowPunct/>
+              <w:topLinePunct w:val="0"/>
+              <w:autoSpaceDE/>
+              <w:autoSpaceDN/>
+              <w:bidi w:val="0"/>
+              <w:adjustRightInd/>
+              <w:snapToGrid w:val="0"/>
+              <w:spacing w:line="240" w:lineRule="auto"/>
+              <w:jc w:val="center"/>
+              <w:textAlignment w:val="center"/>
+              <w:rPr>
+                <w:rFonts w:hint="eastAsia" w:ascii="Times New Roman" w:hAnsi="Times New Roman" w:eastAsia="宋体" w:cs="宋体"/>
+                <w:b w:val="0"/>
+                <w:i w:val="0"/>
+                <w:iCs w:val="0"/>
+                <w:color w:val="000000"/>
+                <w:sz w:val="21"/>
+                <w:szCs w:val="21"/>
+                <w:u w:val="none"/>
+              </w:rPr>
+            </w:pPr>
+            <w:r>
+              <w:rPr>
+                <w:rStyle w:val="7"/>
+                <w:rFonts w:ascii="Times New Roman" w:hAnsi="Times New Roman" w:eastAsia="宋体"/>
+                <w:b/>
+                <w:bCs w:val="0"/>
+                <w:i w:val="0"/>
+                <w:iCs w:val="0"/>
+                <w:color w:val="000000"/>
+                <w:sz w:val="22"/>
+                <w:szCs w:val="22"/>
+                <w:lang w:val="en-US" w:eastAsia="zh-CN" w:bidi="ar"/>
+              </w:rPr>
+              <w:t>试验设备 Test Equipment</w:t>
             </w:r>
           </w:p>
         </w:tc>
@@ -2224,8 +2313,8 @@
         </w:trPr>
         <w:tc>
           <w:tcPr>
-            <w:tcW w:w="5000" w:type="pct"/>
-            <w:gridSpan w:val="7"/>
+            <w:tcW w:w="1811" w:type="pct"/>
+            <w:gridSpan w:val="2"/>
             <w:tcBorders>
               <w:tl2br w:val="nil"/>
               <w:tr2bl w:val="nil"/>
@@ -2253,30 +2342,202 @@
               <w:jc w:val="center"/>
               <w:textAlignment w:val="center"/>
               <w:rPr>
-                <w:rFonts w:hint="eastAsia" w:ascii="Times New Roman" w:hAnsi="Times New Roman" w:eastAsia="宋体" w:cs="宋体"/>
-                <w:b w:val="0"/>
-                <w:i w:val="0"/>
-                <w:iCs w:val="0"/>
-                <w:color w:val="000000"/>
-                <w:sz w:val="21"/>
-                <w:szCs w:val="21"/>
-                <w:u w:val="none"/>
-              </w:rPr>
-            </w:pPr>
-            <w:r>
-              <w:rPr>
-                <w:rStyle w:val="7"/>
+                <w:rFonts w:hint="default" w:ascii="Times New Roman" w:hAnsi="Times New Roman" w:eastAsia="宋体" w:cs="Times New Roman"/>
+                <w:b w:val="0"/>
+                <w:i w:val="0"/>
+                <w:iCs w:val="0"/>
+                <w:color w:val="000000"/>
+                <w:kern w:val="0"/>
+                <w:sz w:val="21"/>
+                <w:szCs w:val="21"/>
+                <w:u w:val="none"/>
+                <w:lang w:val="en-US" w:eastAsia="zh-CN" w:bidi="ar"/>
+              </w:rPr>
+            </w:pPr>
+            <w:r>
+              <w:rPr>
+                <w:rFonts w:hint="eastAsia" w:ascii="Times New Roman" w:hAnsi="Times New Roman" w:eastAsia="宋体" w:cs="Times New Roman"/>
+                <w:b w:val="0"/>
+                <w:i w:val="0"/>
+                <w:iCs w:val="0"/>
+                <w:color w:val="000000"/>
+                <w:kern w:val="0"/>
+                <w:sz w:val="21"/>
+                <w:szCs w:val="21"/>
+                <w:u w:val="none"/>
+                <w:lang w:val="en-US" w:eastAsia="zh-CN" w:bidi="ar"/>
+              </w:rPr>
+              <w:t>设备名称Equipment Name</w:t>
+            </w:r>
+          </w:p>
+        </w:tc>
+        <w:tc>
+          <w:tcPr>
+            <w:tcW w:w="1035" w:type="pct"/>
+            <w:gridSpan w:val="2"/>
+            <w:tcBorders>
+              <w:tl2br w:val="nil"/>
+              <w:tr2bl w:val="nil"/>
+            </w:tcBorders>
+            <w:shd w:val="clear" w:color="auto" w:fill="FEF2CB" w:themeFill="accent3" w:themeFillTint="32"/>
+            <w:vAlign w:val="center"/>
+          </w:tcPr>
+          <w:p>
+            <w:pPr>
+              <w:keepNext w:val="0"/>
+              <w:keepLines w:val="0"/>
+              <w:pageBreakBefore w:val="0"/>
+              <w:widowControl/>
+              <w:suppressLineNumbers w:val="0"/>
+              <w:kinsoku/>
+              <w:wordWrap/>
+              <w:overflowPunct/>
+              <w:topLinePunct w:val="0"/>
+              <w:autoSpaceDE/>
+              <w:autoSpaceDN/>
+              <w:bidi w:val="0"/>
+              <w:adjustRightInd/>
+              <w:snapToGrid w:val="0"/>
+              <w:spacing w:line="240" w:lineRule="auto"/>
+              <w:jc w:val="center"/>
+              <w:textAlignment w:val="center"/>
+              <w:rPr>
+                <w:rStyle w:val="8"/>
                 <w:rFonts w:ascii="Times New Roman" w:hAnsi="Times New Roman" w:eastAsia="宋体"/>
-                <w:b/>
-                <w:bCs w:val="0"/>
-                <w:i w:val="0"/>
-                <w:iCs w:val="0"/>
-                <w:color w:val="000000"/>
-                <w:sz w:val="22"/>
-                <w:szCs w:val="22"/>
-                <w:lang w:val="en-US" w:eastAsia="zh-CN" w:bidi="ar"/>
-              </w:rPr>
-              <w:t>试验设备 Test Equipment</w:t>
+                <w:b w:val="0"/>
+                <w:color w:val="000000"/>
+                <w:sz w:val="21"/>
+                <w:lang w:val="en-US" w:eastAsia="zh-CN" w:bidi="ar"/>
+              </w:rPr>
+            </w:pPr>
+            <w:r>
+              <w:rPr>
+                <w:rFonts w:hint="eastAsia" w:ascii="Times New Roman" w:hAnsi="Times New Roman" w:eastAsia="宋体"/>
+                <w:b w:val="0"/>
+                <w:color w:val="000000"/>
+                <w:sz w:val="21"/>
+              </w:rPr>
+              <w:t>型号</w:t>
+            </w:r>
+            <w:r>
+              <w:rPr>
+                <w:rFonts w:hint="eastAsia" w:ascii="Times New Roman" w:hAnsi="Times New Roman" w:eastAsia="宋体"/>
+                <w:b w:val="0"/>
+                <w:color w:val="000000"/>
+                <w:sz w:val="21"/>
+                <w:lang w:val="en-US" w:eastAsia="zh-CN"/>
+              </w:rPr>
+              <w:t xml:space="preserve"> </w:t>
+            </w:r>
+            <w:r>
+              <w:rPr>
+                <w:rStyle w:val="8"/>
+                <w:rFonts w:ascii="Times New Roman" w:hAnsi="Times New Roman" w:eastAsia="宋体"/>
+                <w:b w:val="0"/>
+                <w:color w:val="000000"/>
+                <w:sz w:val="21"/>
+                <w:lang w:val="en-US" w:eastAsia="zh-CN" w:bidi="ar"/>
+              </w:rPr>
+              <w:t>Model</w:t>
+            </w:r>
+          </w:p>
+        </w:tc>
+        <w:tc>
+          <w:tcPr>
+            <w:tcW w:w="1076" w:type="pct"/>
+            <w:tcBorders>
+              <w:tl2br w:val="nil"/>
+              <w:tr2bl w:val="nil"/>
+            </w:tcBorders>
+            <w:shd w:val="clear" w:color="auto" w:fill="FEF2CB" w:themeFill="accent3" w:themeFillTint="32"/>
+            <w:vAlign w:val="center"/>
+          </w:tcPr>
+          <w:p>
+            <w:pPr>
+              <w:keepNext w:val="0"/>
+              <w:keepLines w:val="0"/>
+              <w:pageBreakBefore w:val="0"/>
+              <w:widowControl/>
+              <w:suppressLineNumbers w:val="0"/>
+              <w:kinsoku/>
+              <w:wordWrap/>
+              <w:overflowPunct/>
+              <w:topLinePunct w:val="0"/>
+              <w:autoSpaceDE/>
+              <w:autoSpaceDN/>
+              <w:bidi w:val="0"/>
+              <w:adjustRightInd/>
+              <w:snapToGrid w:val="0"/>
+              <w:spacing w:line="240" w:lineRule="auto"/>
+              <w:jc w:val="center"/>
+              <w:textAlignment w:val="center"/>
+              <w:rPr>
+                <w:rStyle w:val="8"/>
+                <w:rFonts w:ascii="Times New Roman" w:hAnsi="Times New Roman" w:eastAsia="宋体"/>
+                <w:b w:val="0"/>
+                <w:color w:val="000000"/>
+                <w:sz w:val="21"/>
+                <w:lang w:val="en-US" w:eastAsia="zh-CN" w:bidi="ar"/>
+              </w:rPr>
+            </w:pPr>
+            <w:r>
+              <w:rPr>
+                <w:rFonts w:hint="eastAsia" w:ascii="Times New Roman" w:hAnsi="Times New Roman" w:eastAsia="宋体"/>
+                <w:b w:val="0"/>
+                <w:color w:val="000000"/>
+                <w:sz w:val="21"/>
+              </w:rPr>
+              <w:t>编号Equipment No.</w:t>
+            </w:r>
+          </w:p>
+        </w:tc>
+        <w:tc>
+          <w:tcPr>
+            <w:tcW w:w="1076" w:type="pct"/>
+            <w:gridSpan w:val="2"/>
+            <w:tcBorders>
+              <w:tl2br w:val="nil"/>
+              <w:tr2bl w:val="nil"/>
+            </w:tcBorders>
+            <w:shd w:val="clear" w:color="auto" w:fill="FEF2CB" w:themeFill="accent3" w:themeFillTint="32"/>
+            <w:vAlign w:val="center"/>
+          </w:tcPr>
+          <w:p>
+            <w:pPr>
+              <w:keepNext w:val="0"/>
+              <w:keepLines w:val="0"/>
+              <w:pageBreakBefore w:val="0"/>
+              <w:widowControl/>
+              <w:suppressLineNumbers w:val="0"/>
+              <w:kinsoku/>
+              <w:wordWrap/>
+              <w:overflowPunct/>
+              <w:topLinePunct w:val="0"/>
+              <w:autoSpaceDE/>
+              <w:autoSpaceDN/>
+              <w:bidi w:val="0"/>
+              <w:adjustRightInd/>
+              <w:snapToGrid w:val="0"/>
+              <w:spacing w:line="240" w:lineRule="auto"/>
+              <w:jc w:val="center"/>
+              <w:textAlignment w:val="center"/>
+              <w:rPr>
+                <w:rStyle w:val="8"/>
+                <w:rFonts w:ascii="Times New Roman" w:hAnsi="Times New Roman" w:eastAsia="宋体"/>
+                <w:b w:val="0"/>
+                <w:color w:val="000000"/>
+                <w:sz w:val="21"/>
+                <w:lang w:val="en-US" w:eastAsia="zh-CN" w:bidi="ar"/>
+              </w:rPr>
+            </w:pPr>
+            <w:r>
+              <w:rPr>
+                <w:rFonts w:hint="eastAsia" w:ascii="Times New Roman" w:hAnsi="Times New Roman" w:eastAsia="宋体"/>
+                <w:b w:val="0"/>
+                <w:color w:val="000000"/>
+                <w:sz w:val="21"/>
+              </w:rPr>
+              <w:t>有效期至Valid Until</w:t>
             </w:r>
           </w:p>
         </w:tc>
@@ -2339,27 +2600,25 @@
                 <w:i w:val="0"/>
                 <w:iCs w:val="0"/>
                 <w:color w:val="000000"/>
-                <w:kern w:val="0"/>
-                <w:sz w:val="21"/>
-                <w:szCs w:val="21"/>
-                <w:u w:val="none"/>
-                <w:lang w:val="en-US" w:eastAsia="zh-CN" w:bidi="ar"/>
-              </w:rPr>
-            </w:pPr>
-            <w:r>
-              <w:rPr>
-                <w:rFonts w:hint="eastAsia" w:ascii="Times New Roman" w:hAnsi="Times New Roman" w:eastAsia="宋体" w:cs="Times New Roman"/>
-                <w:b w:val="0"/>
-                <w:i w:val="0"/>
-                <w:iCs w:val="0"/>
-                <w:color w:val="000000"/>
-                <w:kern w:val="0"/>
-                <w:sz w:val="21"/>
-                <w:szCs w:val="21"/>
-                <w:u w:val="none"/>
-                <w:lang w:val="en-US" w:eastAsia="zh-CN" w:bidi="ar"/>
-              </w:rPr>
-              <w:t>设备名称Equipment Name</w:t>
+                <w:sz w:val="21"/>
+                <w:szCs w:val="21"/>
+                <w:u w:val="none"/>
+              </w:rPr>
+            </w:pPr>
+            <w:r>
+              <w:rPr>
+                <w:rFonts w:hint="default" w:ascii="Times New Roman" w:hAnsi="Times New Roman" w:eastAsia="宋体" w:cs="Times New Roman"/>
+                <w:b w:val="0"/>
+                <w:i w:val="0"/>
+                <w:iCs w:val="0"/>
+                <w:color w:val="000000"/>
+                <w:kern w:val="0"/>
+                <w:sz w:val="21"/>
+                <w:szCs w:val="21"/>
+                <w:u w:val="none"/>
+                <w:lang w:val="en-US" w:eastAsia="zh-CN" w:bidi="ar"/>
+              </w:rPr>
+              <w:t>检漏仪Leak Detector</w:t>
             </w:r>
           </w:p>
         </w:tc>
@@ -2371,7 +2630,94 @@
               <w:tl2br w:val="nil"/>
               <w:tr2bl w:val="nil"/>
             </w:tcBorders>
-            <w:shd w:val="clear" w:color="auto" w:fill="FFFF00"/>
+            <w:shd w:val="clear" w:color="auto" w:fill="FEF2CB" w:themeFill="accent3" w:themeFillTint="32"/>
+            <w:vAlign w:val="center"/>
+          </w:tcPr>
+          <w:p>
+            <w:pPr>
+              <w:keepNext w:val="0"/>
+              <w:keepLines w:val="0"/>
+              <w:pageBreakBefore w:val="0"/>
+              <w:widowControl/>
+              <w:suppressLineNumbers w:val="0"/>
+              <w:kinsoku/>
+              <w:wordWrap/>
+              <w:overflowPunct/>
+              <w:topLinePunct w:val="0"/>
+              <w:autoSpaceDE/>
+              <w:autoSpaceDN/>
+              <w:bidi w:val="0"/>
+              <w:adjustRightInd/>
+              <w:snapToGrid w:val="0"/>
+              <w:spacing w:line="240" w:lineRule="auto"/>
+              <w:jc w:val="center"/>
+              <w:textAlignment w:val="center"/>
+              <w:rPr>
+                <w:rFonts w:hint="default" w:ascii="Times New Roman" w:hAnsi="Times New Roman" w:eastAsia="宋体" w:cs="Times New Roman"/>
+                <w:b w:val="0"/>
+                <w:i w:val="0"/>
+                <w:iCs w:val="0"/>
+                <w:color w:val="000000"/>
+                <w:sz w:val="21"/>
+                <w:szCs w:val="21"/>
+                <w:u w:val="none"/>
+              </w:rPr>
+            </w:pPr>
+            <w:r>
+              <w:rPr>
+                <w:rFonts w:hint="eastAsia" w:ascii="Times New Roman" w:hAnsi="Times New Roman" w:eastAsia="宋体" w:cs="Times New Roman"/>
+                <w:b w:val="0"/>
+                <w:i w:val="0"/>
+                <w:iCs w:val="0"/>
+                <w:color w:val="000000"/>
+                <w:kern w:val="0"/>
+                <w:sz w:val="21"/>
+                <w:szCs w:val="21"/>
+                <w:u w:val="none"/>
+                <w:lang w:val="en-US" w:eastAsia="zh-CN" w:bidi="ar"/>
+              </w:rPr>
+              <w:t>{{</w:t>
+            </w:r>
+            <w:r>
+              <w:rPr>
+                <w:rFonts w:hint="default" w:ascii="Times New Roman" w:hAnsi="Times New Roman" w:eastAsia="宋体" w:cs="Times New Roman"/>
+                <w:b w:val="0"/>
+                <w:i w:val="0"/>
+                <w:iCs w:val="0"/>
+                <w:color w:val="000000"/>
+                <w:kern w:val="0"/>
+                <w:sz w:val="21"/>
+                <w:szCs w:val="21"/>
+                <w:u w:val="none"/>
+                <w:lang w:val="en-US" w:eastAsia="zh-CN" w:bidi="ar"/>
+              </w:rPr>
+              <w:t>L</w:t>
+            </w:r>
+            <w:r>
+              <w:rPr>
+                <w:rFonts w:hint="eastAsia" w:ascii="Times New Roman" w:hAnsi="Times New Roman" w:eastAsia="宋体" w:cs="Times New Roman"/>
+                <w:b w:val="0"/>
+                <w:i w:val="0"/>
+                <w:iCs w:val="0"/>
+                <w:color w:val="000000"/>
+                <w:kern w:val="0"/>
+                <w:sz w:val="21"/>
+                <w:szCs w:val="21"/>
+                <w:u w:val="none"/>
+                <w:lang w:val="en-US" w:eastAsia="zh-CN" w:bidi="ar"/>
+              </w:rPr>
+              <w:t>DM}}</w:t>
+            </w:r>
+          </w:p>
+        </w:tc>
+        <w:tc>
+          <w:tcPr>
+            <w:tcW w:w="1076" w:type="pct"/>
+            <w:tcBorders>
+              <w:tl2br w:val="nil"/>
+              <w:tr2bl w:val="nil"/>
+            </w:tcBorders>
+            <w:shd w:val="clear" w:color="auto" w:fill="FEF2CB" w:themeFill="accent3" w:themeFillTint="32"/>
             <w:vAlign w:val="center"/>
           </w:tcPr>
           <w:p>
@@ -2397,262 +2743,93 @@
                 <w:rStyle w:val="8"/>
                 <w:rFonts w:ascii="Times New Roman" w:hAnsi="Times New Roman" w:eastAsia="宋体"/>
                 <w:b w:val="0"/>
-                <w:color w:val="000000"/>
-                <w:sz w:val="21"/>
-                <w:lang w:val="en-US" w:eastAsia="zh-CN" w:bidi="ar"/>
-              </w:rPr>
-            </w:pPr>
-            <w:r>
-              <w:rPr>
-                <w:rFonts w:hint="eastAsia" w:ascii="Times New Roman" w:hAnsi="Times New Roman" w:eastAsia="宋体"/>
-                <w:b w:val="0"/>
-                <w:color w:val="000000"/>
-                <w:sz w:val="21"/>
-              </w:rPr>
-              <w:t>型号</w:t>
-            </w:r>
-            <w:r>
-              <w:rPr>
-                <w:rFonts w:hint="eastAsia" w:ascii="Times New Roman" w:hAnsi="Times New Roman" w:eastAsia="宋体"/>
-                <w:b w:val="0"/>
-                <w:color w:val="000000"/>
-                <w:sz w:val="21"/>
-                <w:lang w:val="en-US" w:eastAsia="zh-CN"/>
-              </w:rPr>
-              <w:t xml:space="preserve"> </w:t>
-            </w:r>
-            <w:r>
+                <w:sz w:val="21"/>
+                <w:lang w:val="en-US" w:eastAsia="zh-CN" w:bidi="ar"/>
+              </w:rPr>
+            </w:pPr>
+            <w:r>
+              <w:rPr>
+                <w:rFonts w:hint="eastAsia" w:ascii="Times New Roman" w:hAnsi="Times New Roman" w:eastAsia="宋体" w:cs="Times New Roman"/>
+                <w:b w:val="0"/>
+                <w:i w:val="0"/>
+                <w:iCs w:val="0"/>
+                <w:color w:val="000000"/>
+                <w:kern w:val="0"/>
+                <w:sz w:val="21"/>
+                <w:szCs w:val="21"/>
+                <w:u w:val="none"/>
+                <w:lang w:val="en-US" w:eastAsia="zh-CN" w:bidi="ar"/>
+              </w:rPr>
+              <w:t>{{</w:t>
+            </w:r>
+            <w:r>
+              <w:rPr>
+                <w:rFonts w:hint="default" w:ascii="Times New Roman" w:hAnsi="Times New Roman" w:eastAsia="宋体" w:cs="Times New Roman"/>
+                <w:b w:val="0"/>
+                <w:i w:val="0"/>
+                <w:iCs w:val="0"/>
+                <w:color w:val="000000"/>
+                <w:kern w:val="0"/>
+                <w:sz w:val="21"/>
+                <w:szCs w:val="21"/>
+                <w:u w:val="none"/>
+                <w:lang w:val="en-US" w:eastAsia="zh-CN" w:bidi="ar"/>
+              </w:rPr>
+              <w:t>L</w:t>
+            </w:r>
+            <w:r>
+              <w:rPr>
+                <w:rFonts w:hint="eastAsia" w:ascii="Times New Roman" w:hAnsi="Times New Roman" w:eastAsia="宋体" w:cs="Times New Roman"/>
+                <w:b w:val="0"/>
+                <w:i w:val="0"/>
+                <w:iCs w:val="0"/>
+                <w:color w:val="000000"/>
+                <w:kern w:val="0"/>
+                <w:sz w:val="21"/>
+                <w:szCs w:val="21"/>
+                <w:u w:val="none"/>
+                <w:lang w:val="en-US" w:eastAsia="zh-CN" w:bidi="ar"/>
+              </w:rPr>
+              <w:t>DN}}</w:t>
+            </w:r>
+          </w:p>
+        </w:tc>
+        <w:tc>
+          <w:tcPr>
+            <w:tcW w:w="1076" w:type="pct"/>
+            <w:gridSpan w:val="2"/>
+            <w:tcBorders>
+              <w:tl2br w:val="nil"/>
+              <w:tr2bl w:val="nil"/>
+            </w:tcBorders>
+            <w:shd w:val="clear" w:color="auto" w:fill="FEF2CB" w:themeFill="accent3" w:themeFillTint="32"/>
+            <w:vAlign w:val="center"/>
+          </w:tcPr>
+          <w:p>
+            <w:pPr>
+              <w:keepNext w:val="0"/>
+              <w:keepLines w:val="0"/>
+              <w:pageBreakBefore w:val="0"/>
+              <w:widowControl/>
+              <w:suppressLineNumbers w:val="0"/>
+              <w:kinsoku/>
+              <w:wordWrap/>
+              <w:overflowPunct/>
+              <w:topLinePunct w:val="0"/>
+              <w:autoSpaceDE/>
+              <w:autoSpaceDN/>
+              <w:bidi w:val="0"/>
+              <w:adjustRightInd/>
+              <w:snapToGrid w:val="0"/>
+              <w:spacing w:line="240" w:lineRule="auto"/>
+              <w:jc w:val="center"/>
+              <w:textAlignment w:val="center"/>
               <w:rPr>
                 <w:rStyle w:val="8"/>
                 <w:rFonts w:ascii="Times New Roman" w:hAnsi="Times New Roman" w:eastAsia="宋体"/>
                 <w:b w:val="0"/>
-                <w:color w:val="000000"/>
-                <w:sz w:val="21"/>
-                <w:lang w:val="en-US" w:eastAsia="zh-CN" w:bidi="ar"/>
-              </w:rPr>
-              <w:t>Model</w:t>
-            </w:r>
-          </w:p>
-        </w:tc>
-        <w:tc>
-          <w:tcPr>
-            <w:tcW w:w="1076" w:type="pct"/>
-            <w:tcBorders>
-              <w:tl2br w:val="nil"/>
-              <w:tr2bl w:val="nil"/>
-            </w:tcBorders>
-            <w:shd w:val="clear" w:color="auto" w:fill="FFFF00"/>
-            <w:vAlign w:val="center"/>
-          </w:tcPr>
-          <w:p>
-            <w:pPr>
-              <w:keepNext w:val="0"/>
-              <w:keepLines w:val="0"/>
-              <w:pageBreakBefore w:val="0"/>
-              <w:widowControl/>
-              <w:suppressLineNumbers w:val="0"/>
-              <w:kinsoku/>
-              <w:wordWrap/>
-              <w:overflowPunct/>
-              <w:topLinePunct w:val="0"/>
-              <w:autoSpaceDE/>
-              <w:autoSpaceDN/>
-              <w:bidi w:val="0"/>
-              <w:adjustRightInd/>
-              <w:snapToGrid w:val="0"/>
-              <w:spacing w:line="240" w:lineRule="auto"/>
-              <w:jc w:val="center"/>
-              <w:textAlignment w:val="center"/>
-              <w:rPr>
-                <w:rStyle w:val="8"/>
-                <w:rFonts w:ascii="Times New Roman" w:hAnsi="Times New Roman" w:eastAsia="宋体"/>
-                <w:b w:val="0"/>
-                <w:color w:val="000000"/>
-                <w:sz w:val="21"/>
-                <w:lang w:val="en-US" w:eastAsia="zh-CN" w:bidi="ar"/>
-              </w:rPr>
-            </w:pPr>
-            <w:r>
-              <w:rPr>
-                <w:rFonts w:hint="eastAsia" w:ascii="Times New Roman" w:hAnsi="Times New Roman" w:eastAsia="宋体"/>
-                <w:b w:val="0"/>
-                <w:color w:val="000000"/>
-                <w:sz w:val="21"/>
-              </w:rPr>
-              <w:t>编号Equipment No.</w:t>
-            </w:r>
-          </w:p>
-        </w:tc>
-        <w:tc>
-          <w:tcPr>
-            <w:tcW w:w="1076" w:type="pct"/>
-            <w:gridSpan w:val="2"/>
-            <w:tcBorders>
-              <w:tl2br w:val="nil"/>
-              <w:tr2bl w:val="nil"/>
-            </w:tcBorders>
-            <w:shd w:val="clear" w:color="auto" w:fill="FFFF00"/>
-            <w:vAlign w:val="center"/>
-          </w:tcPr>
-          <w:p>
-            <w:pPr>
-              <w:keepNext w:val="0"/>
-              <w:keepLines w:val="0"/>
-              <w:pageBreakBefore w:val="0"/>
-              <w:widowControl/>
-              <w:suppressLineNumbers w:val="0"/>
-              <w:kinsoku/>
-              <w:wordWrap/>
-              <w:overflowPunct/>
-              <w:topLinePunct w:val="0"/>
-              <w:autoSpaceDE/>
-              <w:autoSpaceDN/>
-              <w:bidi w:val="0"/>
-              <w:adjustRightInd/>
-              <w:snapToGrid w:val="0"/>
-              <w:spacing w:line="240" w:lineRule="auto"/>
-              <w:jc w:val="center"/>
-              <w:textAlignment w:val="center"/>
-              <w:rPr>
-                <w:rStyle w:val="8"/>
-                <w:rFonts w:ascii="Times New Roman" w:hAnsi="Times New Roman" w:eastAsia="宋体"/>
-                <w:b w:val="0"/>
-                <w:color w:val="000000"/>
-                <w:sz w:val="21"/>
-                <w:lang w:val="en-US" w:eastAsia="zh-CN" w:bidi="ar"/>
-              </w:rPr>
-            </w:pPr>
-            <w:r>
-              <w:rPr>
-                <w:rFonts w:hint="eastAsia" w:ascii="Times New Roman" w:hAnsi="Times New Roman" w:eastAsia="宋体"/>
-                <w:b w:val="0"/>
-                <w:color w:val="000000"/>
-                <w:sz w:val="21"/>
-              </w:rPr>
-              <w:t>有效期至Valid Until</w:t>
-            </w:r>
-          </w:p>
-        </w:tc>
-      </w:tr>
-      <w:tr>
-        <w:tblPrEx>
-          <w:tblBorders>
-            <w:top w:val="single" w:color="000000" w:sz="6" w:space="0"/>
-            <w:left w:val="single" w:color="000000" w:sz="6" w:space="0"/>
-            <w:bottom w:val="single" w:color="000000" w:sz="6" w:space="0"/>
-            <w:right w:val="single" w:color="000000" w:sz="6" w:space="0"/>
-            <w:insideH w:val="single" w:color="000000" w:sz="6" w:space="0"/>
-            <w:insideV w:val="single" w:color="000000" w:sz="6" w:space="0"/>
-          </w:tblBorders>
-          <w:shd w:val="clear" w:color="auto" w:fill="auto"/>
-          <w:tblCellMar>
-            <w:top w:w="0" w:type="dxa"/>
-            <w:left w:w="108" w:type="dxa"/>
-            <w:bottom w:w="0" w:type="dxa"/>
-            <w:right w:w="108" w:type="dxa"/>
-          </w:tblCellMar>
-        </w:tblPrEx>
-        <w:trPr>
-          <w:trHeight w:val="283" w:hRule="atLeast"/>
-          <w:jc w:val="center"/>
-        </w:trPr>
-        <w:tc>
-          <w:tcPr>
-            <w:tcW w:w="1811" w:type="pct"/>
-            <w:gridSpan w:val="2"/>
-            <w:tcBorders>
-              <w:tl2br w:val="nil"/>
-              <w:tr2bl w:val="nil"/>
-            </w:tcBorders>
-            <w:shd w:val="clear" w:color="auto" w:fill="FFFFFF"/>
-            <w:vAlign w:val="center"/>
-          </w:tcPr>
-          <w:p>
-            <w:pPr>
-              <w:keepNext w:val="0"/>
-              <w:keepLines w:val="0"/>
-              <w:pageBreakBefore w:val="0"/>
-              <w:widowControl/>
-              <w:suppressLineNumbers w:val="0"/>
-              <w:kinsoku/>
-              <w:wordWrap/>
-              <w:overflowPunct/>
-              <w:topLinePunct w:val="0"/>
-              <w:autoSpaceDE/>
-              <w:autoSpaceDN/>
-              <w:bidi w:val="0"/>
-              <w:adjustRightInd/>
-              <w:snapToGrid w:val="0"/>
-              <w:spacing w:line="240" w:lineRule="auto"/>
-              <w:jc w:val="center"/>
-              <w:textAlignment w:val="center"/>
-              <w:rPr>
-                <w:rFonts w:hint="default" w:ascii="Times New Roman" w:hAnsi="Times New Roman" w:eastAsia="宋体" w:cs="Times New Roman"/>
-                <w:b w:val="0"/>
-                <w:i w:val="0"/>
-                <w:iCs w:val="0"/>
-                <w:color w:val="000000"/>
-                <w:sz w:val="21"/>
-                <w:szCs w:val="21"/>
-                <w:u w:val="none"/>
-              </w:rPr>
-            </w:pPr>
-            <w:r>
-              <w:rPr>
-                <w:rFonts w:hint="default" w:ascii="Times New Roman" w:hAnsi="Times New Roman" w:eastAsia="宋体" w:cs="Times New Roman"/>
-                <w:b w:val="0"/>
-                <w:i w:val="0"/>
-                <w:iCs w:val="0"/>
-                <w:color w:val="000000"/>
-                <w:kern w:val="0"/>
-                <w:sz w:val="21"/>
-                <w:szCs w:val="21"/>
-                <w:u w:val="none"/>
-                <w:lang w:val="en-US" w:eastAsia="zh-CN" w:bidi="ar"/>
-              </w:rPr>
-              <w:t>检漏仪Leak Detector</w:t>
-            </w:r>
-          </w:p>
-        </w:tc>
-        <w:tc>
-          <w:tcPr>
-            <w:tcW w:w="1035" w:type="pct"/>
-            <w:gridSpan w:val="2"/>
-            <w:tcBorders>
-              <w:tl2br w:val="nil"/>
-              <w:tr2bl w:val="nil"/>
-            </w:tcBorders>
-            <w:shd w:val="clear" w:color="auto" w:fill="FFFF00"/>
-            <w:vAlign w:val="center"/>
-          </w:tcPr>
-          <w:p>
-            <w:pPr>
-              <w:keepNext w:val="0"/>
-              <w:keepLines w:val="0"/>
-              <w:pageBreakBefore w:val="0"/>
-              <w:widowControl/>
-              <w:suppressLineNumbers w:val="0"/>
-              <w:kinsoku/>
-              <w:wordWrap/>
-              <w:overflowPunct/>
-              <w:topLinePunct w:val="0"/>
-              <w:autoSpaceDE/>
-              <w:autoSpaceDN/>
-              <w:bidi w:val="0"/>
-              <w:adjustRightInd/>
-              <w:snapToGrid w:val="0"/>
-              <w:spacing w:line="240" w:lineRule="auto"/>
-              <w:jc w:val="center"/>
-              <w:textAlignment w:val="center"/>
-              <w:rPr>
-                <w:rFonts w:hint="default" w:ascii="Times New Roman" w:hAnsi="Times New Roman" w:eastAsia="宋体" w:cs="Times New Roman"/>
-                <w:b w:val="0"/>
-                <w:i w:val="0"/>
-                <w:iCs w:val="0"/>
-                <w:color w:val="000000"/>
-                <w:sz w:val="21"/>
-                <w:szCs w:val="21"/>
-                <w:u w:val="none"/>
+                <w:sz w:val="21"/>
+                <w:lang w:val="en-US" w:eastAsia="zh-CN" w:bidi="ar"/>
               </w:rPr>
             </w:pPr>
             <w:r>
@@ -2698,1029 +2875,7 @@
                 <w:u w:val="none"/>
                 <w:lang w:val="en-US" w:eastAsia="zh-CN" w:bidi="ar"/>
               </w:rPr>
-              <w:t>DM}}</w:t>
-            </w:r>
-          </w:p>
-        </w:tc>
-        <w:tc>
-          <w:tcPr>
-            <w:tcW w:w="1076" w:type="pct"/>
-            <w:tcBorders>
-              <w:tl2br w:val="nil"/>
-              <w:tr2bl w:val="nil"/>
-            </w:tcBorders>
-            <w:shd w:val="clear" w:color="auto" w:fill="FFFF00"/>
-            <w:vAlign w:val="center"/>
-          </w:tcPr>
-          <w:p>
-            <w:pPr>
-              <w:keepNext w:val="0"/>
-              <w:keepLines w:val="0"/>
-              <w:pageBreakBefore w:val="0"/>
-              <w:widowControl/>
-              <w:suppressLineNumbers w:val="0"/>
-              <w:kinsoku/>
-              <w:wordWrap/>
-              <w:overflowPunct/>
-              <w:topLinePunct w:val="0"/>
-              <w:autoSpaceDE/>
-              <w:autoSpaceDN/>
-              <w:bidi w:val="0"/>
-              <w:adjustRightInd/>
-              <w:snapToGrid w:val="0"/>
-              <w:spacing w:line="240" w:lineRule="auto"/>
-              <w:jc w:val="center"/>
-              <w:textAlignment w:val="center"/>
-              <w:rPr>
-                <w:rStyle w:val="8"/>
-                <w:rFonts w:ascii="Times New Roman" w:hAnsi="Times New Roman" w:eastAsia="宋体"/>
-                <w:b w:val="0"/>
-                <w:sz w:val="21"/>
-                <w:lang w:val="en-US" w:eastAsia="zh-CN" w:bidi="ar"/>
-              </w:rPr>
-            </w:pPr>
-            <w:r>
-              <w:rPr>
-                <w:rFonts w:hint="eastAsia" w:ascii="Times New Roman" w:hAnsi="Times New Roman" w:eastAsia="宋体" w:cs="Times New Roman"/>
-                <w:b w:val="0"/>
-                <w:i w:val="0"/>
-                <w:iCs w:val="0"/>
-                <w:color w:val="000000"/>
-                <w:kern w:val="0"/>
-                <w:sz w:val="21"/>
-                <w:szCs w:val="21"/>
-                <w:u w:val="none"/>
-                <w:lang w:val="en-US" w:eastAsia="zh-CN" w:bidi="ar"/>
-              </w:rPr>
-              <w:t>{{</w:t>
-            </w:r>
-            <w:r>
-              <w:rPr>
-                <w:rFonts w:hint="default" w:ascii="Times New Roman" w:hAnsi="Times New Roman" w:eastAsia="宋体" w:cs="Times New Roman"/>
-                <w:b w:val="0"/>
-                <w:i w:val="0"/>
-                <w:iCs w:val="0"/>
-                <w:color w:val="000000"/>
-                <w:kern w:val="0"/>
-                <w:sz w:val="21"/>
-                <w:szCs w:val="21"/>
-                <w:u w:val="none"/>
-                <w:lang w:val="en-US" w:eastAsia="zh-CN" w:bidi="ar"/>
-              </w:rPr>
-              <w:t>L</w:t>
-            </w:r>
-            <w:r>
-              <w:rPr>
-                <w:rFonts w:hint="eastAsia" w:ascii="Times New Roman" w:hAnsi="Times New Roman" w:eastAsia="宋体" w:cs="Times New Roman"/>
-                <w:b w:val="0"/>
-                <w:i w:val="0"/>
-                <w:iCs w:val="0"/>
-                <w:color w:val="000000"/>
-                <w:kern w:val="0"/>
-                <w:sz w:val="21"/>
-                <w:szCs w:val="21"/>
-                <w:u w:val="none"/>
-                <w:lang w:val="en-US" w:eastAsia="zh-CN" w:bidi="ar"/>
-              </w:rPr>
-              <w:t>DN}}</w:t>
-            </w:r>
-          </w:p>
-        </w:tc>
-        <w:tc>
-          <w:tcPr>
-            <w:tcW w:w="1076" w:type="pct"/>
-            <w:gridSpan w:val="2"/>
-            <w:tcBorders>
-              <w:tl2br w:val="nil"/>
-              <w:tr2bl w:val="nil"/>
-            </w:tcBorders>
-            <w:shd w:val="clear" w:color="auto" w:fill="FFFF00"/>
-            <w:vAlign w:val="center"/>
-          </w:tcPr>
-          <w:p>
-            <w:pPr>
-              <w:keepNext w:val="0"/>
-              <w:keepLines w:val="0"/>
-              <w:pageBreakBefore w:val="0"/>
-              <w:widowControl/>
-              <w:suppressLineNumbers w:val="0"/>
-              <w:kinsoku/>
-              <w:wordWrap/>
-              <w:overflowPunct/>
-              <w:topLinePunct w:val="0"/>
-              <w:autoSpaceDE/>
-              <w:autoSpaceDN/>
-              <w:bidi w:val="0"/>
-              <w:adjustRightInd/>
-              <w:snapToGrid w:val="0"/>
-              <w:spacing w:line="240" w:lineRule="auto"/>
-              <w:jc w:val="center"/>
-              <w:textAlignment w:val="center"/>
-              <w:rPr>
-                <w:rStyle w:val="8"/>
-                <w:rFonts w:ascii="Times New Roman" w:hAnsi="Times New Roman" w:eastAsia="宋体"/>
-                <w:b w:val="0"/>
-                <w:sz w:val="21"/>
-                <w:lang w:val="en-US" w:eastAsia="zh-CN" w:bidi="ar"/>
-              </w:rPr>
-            </w:pPr>
-            <w:r>
-              <w:rPr>
-                <w:rFonts w:hint="eastAsia" w:ascii="Times New Roman" w:hAnsi="Times New Roman" w:eastAsia="宋体" w:cs="Times New Roman"/>
-                <w:b w:val="0"/>
-                <w:i w:val="0"/>
-                <w:iCs w:val="0"/>
-                <w:color w:val="000000"/>
-                <w:kern w:val="0"/>
-                <w:sz w:val="21"/>
-                <w:szCs w:val="21"/>
-                <w:u w:val="none"/>
-                <w:lang w:val="en-US" w:eastAsia="zh-CN" w:bidi="ar"/>
-              </w:rPr>
-              <w:t>{{</w:t>
-            </w:r>
-            <w:r>
-              <w:rPr>
-                <w:rFonts w:hint="default" w:ascii="Times New Roman" w:hAnsi="Times New Roman" w:eastAsia="宋体" w:cs="Times New Roman"/>
-                <w:b w:val="0"/>
-                <w:i w:val="0"/>
-                <w:iCs w:val="0"/>
-                <w:color w:val="000000"/>
-                <w:kern w:val="0"/>
-                <w:sz w:val="21"/>
-                <w:szCs w:val="21"/>
-                <w:u w:val="none"/>
-                <w:lang w:val="en-US" w:eastAsia="zh-CN" w:bidi="ar"/>
-              </w:rPr>
-              <w:t>L</w:t>
-            </w:r>
-            <w:r>
-              <w:rPr>
-                <w:rFonts w:hint="eastAsia" w:ascii="Times New Roman" w:hAnsi="Times New Roman" w:eastAsia="宋体" w:cs="Times New Roman"/>
-                <w:b w:val="0"/>
-                <w:i w:val="0"/>
-                <w:iCs w:val="0"/>
-                <w:color w:val="000000"/>
-                <w:kern w:val="0"/>
-                <w:sz w:val="21"/>
-                <w:szCs w:val="21"/>
-                <w:u w:val="none"/>
-                <w:lang w:val="en-US" w:eastAsia="zh-CN" w:bidi="ar"/>
-              </w:rPr>
               <w:t>DVP}}</w:t>
-            </w:r>
-          </w:p>
-        </w:tc>
-      </w:tr>
-      <w:tr>
-        <w:tblPrEx>
-          <w:tblBorders>
-            <w:top w:val="single" w:color="000000" w:sz="6" w:space="0"/>
-            <w:left w:val="single" w:color="000000" w:sz="6" w:space="0"/>
-            <w:bottom w:val="single" w:color="000000" w:sz="6" w:space="0"/>
-            <w:right w:val="single" w:color="000000" w:sz="6" w:space="0"/>
-            <w:insideH w:val="single" w:color="000000" w:sz="6" w:space="0"/>
-            <w:insideV w:val="single" w:color="000000" w:sz="6" w:space="0"/>
-          </w:tblBorders>
-          <w:shd w:val="clear" w:color="auto" w:fill="auto"/>
-          <w:tblCellMar>
-            <w:top w:w="0" w:type="dxa"/>
-            <w:left w:w="108" w:type="dxa"/>
-            <w:bottom w:w="0" w:type="dxa"/>
-            <w:right w:w="108" w:type="dxa"/>
-          </w:tblCellMar>
-        </w:tblPrEx>
-        <w:trPr>
-          <w:trHeight w:val="283" w:hRule="atLeast"/>
-          <w:jc w:val="center"/>
-        </w:trPr>
-        <w:tc>
-          <w:tcPr>
-            <w:tcW w:w="1811" w:type="pct"/>
-            <w:gridSpan w:val="2"/>
-            <w:tcBorders>
-              <w:tl2br w:val="nil"/>
-              <w:tr2bl w:val="nil"/>
-            </w:tcBorders>
-            <w:shd w:val="clear" w:color="auto" w:fill="FFFFFF"/>
-            <w:vAlign w:val="center"/>
-          </w:tcPr>
-          <w:p>
-            <w:pPr>
-              <w:keepNext w:val="0"/>
-              <w:keepLines w:val="0"/>
-              <w:pageBreakBefore w:val="0"/>
-              <w:widowControl/>
-              <w:suppressLineNumbers w:val="0"/>
-              <w:kinsoku/>
-              <w:wordWrap/>
-              <w:overflowPunct/>
-              <w:topLinePunct w:val="0"/>
-              <w:autoSpaceDE/>
-              <w:autoSpaceDN/>
-              <w:bidi w:val="0"/>
-              <w:adjustRightInd/>
-              <w:snapToGrid w:val="0"/>
-              <w:spacing w:line="240" w:lineRule="auto"/>
-              <w:jc w:val="center"/>
-              <w:textAlignment w:val="center"/>
-              <w:rPr>
-                <w:rFonts w:hint="default" w:ascii="Times New Roman" w:hAnsi="Times New Roman" w:eastAsia="宋体" w:cs="Times New Roman"/>
-                <w:b w:val="0"/>
-                <w:i w:val="0"/>
-                <w:iCs w:val="0"/>
-                <w:color w:val="000000"/>
-                <w:sz w:val="21"/>
-                <w:szCs w:val="21"/>
-                <w:u w:val="none"/>
-              </w:rPr>
-            </w:pPr>
-            <w:r>
-              <w:rPr>
-                <w:rStyle w:val="8"/>
-                <w:rFonts w:hint="eastAsia" w:ascii="Times New Roman" w:hAnsi="Times New Roman" w:eastAsia="宋体"/>
-                <w:b w:val="0"/>
-                <w:sz w:val="21"/>
-                <w:lang w:val="en-US" w:eastAsia="zh-CN" w:bidi="ar"/>
-              </w:rPr>
-              <w:t>标准漏孔Calibration Leak Standard</w:t>
-            </w:r>
-          </w:p>
-        </w:tc>
-        <w:tc>
-          <w:tcPr>
-            <w:tcW w:w="1035" w:type="pct"/>
-            <w:gridSpan w:val="2"/>
-            <w:tcBorders>
-              <w:tl2br w:val="nil"/>
-              <w:tr2bl w:val="nil"/>
-            </w:tcBorders>
-            <w:shd w:val="clear" w:color="auto" w:fill="FFFF00"/>
-            <w:vAlign w:val="center"/>
-          </w:tcPr>
-          <w:p>
-            <w:pPr>
-              <w:keepNext w:val="0"/>
-              <w:keepLines w:val="0"/>
-              <w:pageBreakBefore w:val="0"/>
-              <w:widowControl/>
-              <w:suppressLineNumbers w:val="0"/>
-              <w:kinsoku/>
-              <w:wordWrap/>
-              <w:overflowPunct/>
-              <w:topLinePunct w:val="0"/>
-              <w:autoSpaceDE/>
-              <w:autoSpaceDN/>
-              <w:bidi w:val="0"/>
-              <w:adjustRightInd/>
-              <w:snapToGrid w:val="0"/>
-              <w:spacing w:line="240" w:lineRule="auto"/>
-              <w:jc w:val="center"/>
-              <w:textAlignment w:val="center"/>
-              <w:rPr>
-                <w:rFonts w:hint="default" w:ascii="Times New Roman" w:hAnsi="Times New Roman" w:eastAsia="宋体" w:cs="Times New Roman"/>
-                <w:b w:val="0"/>
-                <w:i w:val="0"/>
-                <w:iCs w:val="0"/>
-                <w:color w:val="000000"/>
-                <w:kern w:val="2"/>
-                <w:sz w:val="21"/>
-                <w:szCs w:val="21"/>
-                <w:u w:val="none"/>
-                <w:lang w:val="en-US" w:eastAsia="zh-CN" w:bidi="ar-SA"/>
-              </w:rPr>
-            </w:pPr>
-            <w:r>
-              <w:rPr>
-                <w:rFonts w:hint="eastAsia" w:ascii="Times New Roman" w:hAnsi="Times New Roman" w:eastAsia="宋体" w:cs="Times New Roman"/>
-                <w:b w:val="0"/>
-                <w:i w:val="0"/>
-                <w:iCs w:val="0"/>
-                <w:color w:val="000000"/>
-                <w:kern w:val="0"/>
-                <w:sz w:val="21"/>
-                <w:szCs w:val="21"/>
-                <w:u w:val="none"/>
-                <w:lang w:val="en-US" w:eastAsia="zh-CN" w:bidi="ar"/>
-              </w:rPr>
-              <w:t>{{SLM}}</w:t>
-            </w:r>
-          </w:p>
-        </w:tc>
-        <w:tc>
-          <w:tcPr>
-            <w:tcW w:w="1076" w:type="pct"/>
-            <w:tcBorders>
-              <w:tl2br w:val="nil"/>
-              <w:tr2bl w:val="nil"/>
-            </w:tcBorders>
-            <w:shd w:val="clear" w:color="auto" w:fill="FFFF00"/>
-            <w:vAlign w:val="center"/>
-          </w:tcPr>
-          <w:p>
-            <w:pPr>
-              <w:keepNext w:val="0"/>
-              <w:keepLines w:val="0"/>
-              <w:pageBreakBefore w:val="0"/>
-              <w:widowControl/>
-              <w:suppressLineNumbers w:val="0"/>
-              <w:kinsoku/>
-              <w:wordWrap/>
-              <w:overflowPunct/>
-              <w:topLinePunct w:val="0"/>
-              <w:autoSpaceDE/>
-              <w:autoSpaceDN/>
-              <w:bidi w:val="0"/>
-              <w:adjustRightInd/>
-              <w:snapToGrid w:val="0"/>
-              <w:spacing w:line="240" w:lineRule="auto"/>
-              <w:jc w:val="center"/>
-              <w:textAlignment w:val="center"/>
-              <w:rPr>
-                <w:rFonts w:hint="default" w:ascii="Times New Roman" w:hAnsi="Times New Roman" w:eastAsia="宋体" w:cs="Times New Roman"/>
-                <w:b w:val="0"/>
-                <w:color w:val="000000"/>
-                <w:kern w:val="2"/>
-                <w:sz w:val="21"/>
-                <w:szCs w:val="21"/>
-                <w:u w:val="none"/>
-                <w:lang w:val="en-US" w:eastAsia="zh-CN" w:bidi="ar"/>
-              </w:rPr>
-            </w:pPr>
-            <w:r>
-              <w:rPr>
-                <w:rFonts w:hint="eastAsia" w:ascii="Times New Roman" w:hAnsi="Times New Roman" w:eastAsia="宋体" w:cs="Times New Roman"/>
-                <w:b w:val="0"/>
-                <w:i w:val="0"/>
-                <w:iCs w:val="0"/>
-                <w:color w:val="000000"/>
-                <w:kern w:val="0"/>
-                <w:sz w:val="21"/>
-                <w:szCs w:val="21"/>
-                <w:u w:val="none"/>
-                <w:lang w:val="en-US" w:eastAsia="zh-CN" w:bidi="ar"/>
-              </w:rPr>
-              <w:t>{{SLN}}</w:t>
-            </w:r>
-          </w:p>
-        </w:tc>
-        <w:tc>
-          <w:tcPr>
-            <w:tcW w:w="1076" w:type="pct"/>
-            <w:gridSpan w:val="2"/>
-            <w:tcBorders>
-              <w:tl2br w:val="nil"/>
-              <w:tr2bl w:val="nil"/>
-            </w:tcBorders>
-            <w:shd w:val="clear" w:color="auto" w:fill="FFFF00"/>
-            <w:vAlign w:val="center"/>
-          </w:tcPr>
-          <w:p>
-            <w:pPr>
-              <w:keepNext w:val="0"/>
-              <w:keepLines w:val="0"/>
-              <w:pageBreakBefore w:val="0"/>
-              <w:widowControl/>
-              <w:suppressLineNumbers w:val="0"/>
-              <w:kinsoku/>
-              <w:wordWrap/>
-              <w:overflowPunct/>
-              <w:topLinePunct w:val="0"/>
-              <w:autoSpaceDE/>
-              <w:autoSpaceDN/>
-              <w:bidi w:val="0"/>
-              <w:adjustRightInd/>
-              <w:snapToGrid w:val="0"/>
-              <w:spacing w:line="240" w:lineRule="auto"/>
-              <w:jc w:val="center"/>
-              <w:textAlignment w:val="center"/>
-              <w:rPr>
-                <w:rFonts w:hint="default" w:ascii="Times New Roman" w:hAnsi="Times New Roman" w:eastAsia="宋体" w:cs="Times New Roman"/>
-                <w:b w:val="0"/>
-                <w:color w:val="000000"/>
-                <w:kern w:val="2"/>
-                <w:sz w:val="21"/>
-                <w:szCs w:val="21"/>
-                <w:u w:val="none"/>
-                <w:lang w:val="en-US" w:eastAsia="zh-CN" w:bidi="ar"/>
-              </w:rPr>
-            </w:pPr>
-            <w:r>
-              <w:rPr>
-                <w:rFonts w:hint="eastAsia" w:ascii="Times New Roman" w:hAnsi="Times New Roman" w:eastAsia="宋体" w:cs="Times New Roman"/>
-                <w:b w:val="0"/>
-                <w:i w:val="0"/>
-                <w:iCs w:val="0"/>
-                <w:color w:val="000000"/>
-                <w:kern w:val="0"/>
-                <w:sz w:val="21"/>
-                <w:szCs w:val="21"/>
-                <w:u w:val="none"/>
-                <w:lang w:val="en-US" w:eastAsia="zh-CN" w:bidi="ar"/>
-              </w:rPr>
-              <w:t>{{SLVP}}</w:t>
-            </w:r>
-          </w:p>
-        </w:tc>
-      </w:tr>
-      <w:tr>
-        <w:tblPrEx>
-          <w:tblBorders>
-            <w:top w:val="single" w:color="000000" w:sz="6" w:space="0"/>
-            <w:left w:val="single" w:color="000000" w:sz="6" w:space="0"/>
-            <w:bottom w:val="single" w:color="000000" w:sz="6" w:space="0"/>
-            <w:right w:val="single" w:color="000000" w:sz="6" w:space="0"/>
-            <w:insideH w:val="single" w:color="000000" w:sz="6" w:space="0"/>
-            <w:insideV w:val="single" w:color="000000" w:sz="6" w:space="0"/>
-          </w:tblBorders>
-          <w:shd w:val="clear" w:color="auto" w:fill="auto"/>
-          <w:tblCellMar>
-            <w:top w:w="0" w:type="dxa"/>
-            <w:left w:w="108" w:type="dxa"/>
-            <w:bottom w:w="0" w:type="dxa"/>
-            <w:right w:w="108" w:type="dxa"/>
-          </w:tblCellMar>
-        </w:tblPrEx>
-        <w:trPr>
-          <w:trHeight w:val="283" w:hRule="atLeast"/>
-          <w:jc w:val="center"/>
-        </w:trPr>
-        <w:tc>
-          <w:tcPr>
-            <w:tcW w:w="1811" w:type="pct"/>
-            <w:gridSpan w:val="2"/>
-            <w:tcBorders>
-              <w:tl2br w:val="nil"/>
-              <w:tr2bl w:val="nil"/>
-            </w:tcBorders>
-            <w:shd w:val="clear" w:color="auto" w:fill="FFFFFF"/>
-            <w:vAlign w:val="center"/>
-          </w:tcPr>
-          <w:p>
-            <w:pPr>
-              <w:keepNext w:val="0"/>
-              <w:keepLines w:val="0"/>
-              <w:pageBreakBefore w:val="0"/>
-              <w:widowControl/>
-              <w:suppressLineNumbers w:val="0"/>
-              <w:kinsoku/>
-              <w:wordWrap/>
-              <w:overflowPunct/>
-              <w:topLinePunct w:val="0"/>
-              <w:autoSpaceDE/>
-              <w:autoSpaceDN/>
-              <w:bidi w:val="0"/>
-              <w:adjustRightInd/>
-              <w:snapToGrid w:val="0"/>
-              <w:spacing w:line="240" w:lineRule="auto"/>
-              <w:jc w:val="center"/>
-              <w:textAlignment w:val="center"/>
-              <w:rPr>
-                <w:rFonts w:hint="default" w:ascii="Times New Roman" w:hAnsi="Times New Roman" w:eastAsia="宋体" w:cs="Times New Roman"/>
-                <w:b w:val="0"/>
-                <w:i w:val="0"/>
-                <w:iCs w:val="0"/>
-                <w:color w:val="000000"/>
-                <w:sz w:val="21"/>
-                <w:szCs w:val="21"/>
-                <w:u w:val="none"/>
-              </w:rPr>
-            </w:pPr>
-            <w:r>
-              <w:rPr>
-                <w:rFonts w:hint="default" w:ascii="Times New Roman" w:hAnsi="Times New Roman" w:eastAsia="宋体" w:cs="Times New Roman"/>
-                <w:b w:val="0"/>
-                <w:i w:val="0"/>
-                <w:iCs w:val="0"/>
-                <w:color w:val="000000"/>
-                <w:kern w:val="0"/>
-                <w:sz w:val="21"/>
-                <w:szCs w:val="21"/>
-                <w:u w:val="none"/>
-                <w:lang w:val="en-US" w:eastAsia="zh-CN" w:bidi="ar"/>
-              </w:rPr>
-              <w:t>温度计Thermometer</w:t>
-            </w:r>
-          </w:p>
-        </w:tc>
-        <w:tc>
-          <w:tcPr>
-            <w:tcW w:w="1035" w:type="pct"/>
-            <w:gridSpan w:val="2"/>
-            <w:tcBorders>
-              <w:tl2br w:val="nil"/>
-              <w:tr2bl w:val="nil"/>
-            </w:tcBorders>
-            <w:shd w:val="clear" w:color="auto" w:fill="FFFF00"/>
-            <w:vAlign w:val="center"/>
-          </w:tcPr>
-          <w:p>
-            <w:pPr>
-              <w:keepNext w:val="0"/>
-              <w:keepLines w:val="0"/>
-              <w:pageBreakBefore w:val="0"/>
-              <w:widowControl/>
-              <w:suppressLineNumbers w:val="0"/>
-              <w:kinsoku/>
-              <w:wordWrap/>
-              <w:overflowPunct/>
-              <w:topLinePunct w:val="0"/>
-              <w:autoSpaceDE/>
-              <w:autoSpaceDN/>
-              <w:bidi w:val="0"/>
-              <w:adjustRightInd/>
-              <w:snapToGrid w:val="0"/>
-              <w:spacing w:line="240" w:lineRule="auto"/>
-              <w:jc w:val="center"/>
-              <w:textAlignment w:val="center"/>
-              <w:rPr>
-                <w:rFonts w:hint="default" w:ascii="Times New Roman" w:hAnsi="Times New Roman" w:eastAsia="宋体" w:cs="Times New Roman"/>
-                <w:b w:val="0"/>
-                <w:i w:val="0"/>
-                <w:iCs w:val="0"/>
-                <w:color w:val="000000"/>
-                <w:kern w:val="2"/>
-                <w:sz w:val="21"/>
-                <w:szCs w:val="21"/>
-                <w:u w:val="none"/>
-                <w:lang w:val="en-US" w:eastAsia="zh-CN" w:bidi="ar-SA"/>
-              </w:rPr>
-            </w:pPr>
-            <w:r>
-              <w:rPr>
-                <w:rFonts w:hint="eastAsia" w:ascii="Times New Roman" w:hAnsi="Times New Roman" w:eastAsia="宋体" w:cs="Times New Roman"/>
-                <w:b w:val="0"/>
-                <w:i w:val="0"/>
-                <w:iCs w:val="0"/>
-                <w:color w:val="000000"/>
-                <w:kern w:val="0"/>
-                <w:sz w:val="21"/>
-                <w:szCs w:val="21"/>
-                <w:u w:val="none"/>
-                <w:lang w:val="en-US" w:eastAsia="zh-CN" w:bidi="ar"/>
-              </w:rPr>
-              <w:t>{{</w:t>
-            </w:r>
-            <w:r>
-              <w:rPr>
-                <w:rFonts w:hint="default" w:ascii="Times New Roman" w:hAnsi="Times New Roman" w:eastAsia="宋体" w:cs="Times New Roman"/>
-                <w:b w:val="0"/>
-                <w:i w:val="0"/>
-                <w:iCs w:val="0"/>
-                <w:color w:val="000000"/>
-                <w:kern w:val="0"/>
-                <w:sz w:val="21"/>
-                <w:szCs w:val="21"/>
-                <w:u w:val="none"/>
-                <w:lang w:val="en-US" w:eastAsia="zh-CN" w:bidi="ar"/>
-              </w:rPr>
-              <w:t>T</w:t>
-            </w:r>
-            <w:r>
-              <w:rPr>
-                <w:rFonts w:hint="eastAsia" w:ascii="Times New Roman" w:hAnsi="Times New Roman" w:eastAsia="宋体" w:cs="Times New Roman"/>
-                <w:b w:val="0"/>
-                <w:i w:val="0"/>
-                <w:iCs w:val="0"/>
-                <w:color w:val="000000"/>
-                <w:kern w:val="0"/>
-                <w:sz w:val="21"/>
-                <w:szCs w:val="21"/>
-                <w:u w:val="none"/>
-                <w:lang w:val="en-US" w:eastAsia="zh-CN" w:bidi="ar"/>
-              </w:rPr>
-              <w:t>M}}</w:t>
-            </w:r>
-          </w:p>
-        </w:tc>
-        <w:tc>
-          <w:tcPr>
-            <w:tcW w:w="1076" w:type="pct"/>
-            <w:tcBorders>
-              <w:tl2br w:val="nil"/>
-              <w:tr2bl w:val="nil"/>
-            </w:tcBorders>
-            <w:shd w:val="clear" w:color="auto" w:fill="FFFF00"/>
-            <w:vAlign w:val="center"/>
-          </w:tcPr>
-          <w:p>
-            <w:pPr>
-              <w:keepNext w:val="0"/>
-              <w:keepLines w:val="0"/>
-              <w:pageBreakBefore w:val="0"/>
-              <w:widowControl/>
-              <w:suppressLineNumbers w:val="0"/>
-              <w:kinsoku/>
-              <w:wordWrap/>
-              <w:overflowPunct/>
-              <w:topLinePunct w:val="0"/>
-              <w:autoSpaceDE/>
-              <w:autoSpaceDN/>
-              <w:bidi w:val="0"/>
-              <w:adjustRightInd/>
-              <w:snapToGrid w:val="0"/>
-              <w:spacing w:line="240" w:lineRule="auto"/>
-              <w:jc w:val="center"/>
-              <w:textAlignment w:val="center"/>
-              <w:rPr>
-                <w:rFonts w:hint="default" w:ascii="Times New Roman" w:hAnsi="Times New Roman" w:eastAsia="宋体" w:cs="Times New Roman"/>
-                <w:b w:val="0"/>
-                <w:color w:val="000000"/>
-                <w:kern w:val="2"/>
-                <w:sz w:val="21"/>
-                <w:szCs w:val="21"/>
-                <w:u w:val="none"/>
-                <w:lang w:val="en-US" w:eastAsia="zh-CN" w:bidi="ar"/>
-              </w:rPr>
-            </w:pPr>
-            <w:r>
-              <w:rPr>
-                <w:rFonts w:hint="eastAsia" w:ascii="Times New Roman" w:hAnsi="Times New Roman" w:eastAsia="宋体" w:cs="Times New Roman"/>
-                <w:b w:val="0"/>
-                <w:i w:val="0"/>
-                <w:iCs w:val="0"/>
-                <w:color w:val="000000"/>
-                <w:kern w:val="0"/>
-                <w:sz w:val="21"/>
-                <w:szCs w:val="21"/>
-                <w:u w:val="none"/>
-                <w:lang w:val="en-US" w:eastAsia="zh-CN" w:bidi="ar"/>
-              </w:rPr>
-              <w:t>{{</w:t>
-            </w:r>
-            <w:r>
-              <w:rPr>
-                <w:rFonts w:hint="default" w:ascii="Times New Roman" w:hAnsi="Times New Roman" w:eastAsia="宋体" w:cs="Times New Roman"/>
-                <w:b w:val="0"/>
-                <w:i w:val="0"/>
-                <w:iCs w:val="0"/>
-                <w:color w:val="000000"/>
-                <w:kern w:val="0"/>
-                <w:sz w:val="21"/>
-                <w:szCs w:val="21"/>
-                <w:u w:val="none"/>
-                <w:lang w:val="en-US" w:eastAsia="zh-CN" w:bidi="ar"/>
-              </w:rPr>
-              <w:t>T</w:t>
-            </w:r>
-            <w:r>
-              <w:rPr>
-                <w:rFonts w:hint="eastAsia" w:ascii="Times New Roman" w:hAnsi="Times New Roman" w:eastAsia="宋体" w:cs="Times New Roman"/>
-                <w:b w:val="0"/>
-                <w:i w:val="0"/>
-                <w:iCs w:val="0"/>
-                <w:color w:val="000000"/>
-                <w:kern w:val="0"/>
-                <w:sz w:val="21"/>
-                <w:szCs w:val="21"/>
-                <w:u w:val="none"/>
-                <w:lang w:val="en-US" w:eastAsia="zh-CN" w:bidi="ar"/>
-              </w:rPr>
-              <w:t>N}}</w:t>
-            </w:r>
-          </w:p>
-        </w:tc>
-        <w:tc>
-          <w:tcPr>
-            <w:tcW w:w="1076" w:type="pct"/>
-            <w:gridSpan w:val="2"/>
-            <w:tcBorders>
-              <w:tl2br w:val="nil"/>
-              <w:tr2bl w:val="nil"/>
-            </w:tcBorders>
-            <w:shd w:val="clear" w:color="auto" w:fill="FFFF00"/>
-            <w:vAlign w:val="center"/>
-          </w:tcPr>
-          <w:p>
-            <w:pPr>
-              <w:keepNext w:val="0"/>
-              <w:keepLines w:val="0"/>
-              <w:pageBreakBefore w:val="0"/>
-              <w:widowControl/>
-              <w:suppressLineNumbers w:val="0"/>
-              <w:kinsoku/>
-              <w:wordWrap/>
-              <w:overflowPunct/>
-              <w:topLinePunct w:val="0"/>
-              <w:autoSpaceDE/>
-              <w:autoSpaceDN/>
-              <w:bidi w:val="0"/>
-              <w:adjustRightInd/>
-              <w:snapToGrid w:val="0"/>
-              <w:spacing w:line="240" w:lineRule="auto"/>
-              <w:jc w:val="center"/>
-              <w:textAlignment w:val="center"/>
-              <w:rPr>
-                <w:rFonts w:hint="default" w:ascii="Times New Roman" w:hAnsi="Times New Roman" w:eastAsia="宋体" w:cs="Times New Roman"/>
-                <w:b w:val="0"/>
-                <w:color w:val="000000"/>
-                <w:kern w:val="2"/>
-                <w:sz w:val="21"/>
-                <w:szCs w:val="21"/>
-                <w:u w:val="none"/>
-                <w:lang w:val="en-US" w:eastAsia="zh-CN" w:bidi="ar"/>
-              </w:rPr>
-            </w:pPr>
-            <w:r>
-              <w:rPr>
-                <w:rFonts w:hint="eastAsia" w:ascii="Times New Roman" w:hAnsi="Times New Roman" w:eastAsia="宋体" w:cs="Times New Roman"/>
-                <w:b w:val="0"/>
-                <w:i w:val="0"/>
-                <w:iCs w:val="0"/>
-                <w:color w:val="000000"/>
-                <w:kern w:val="0"/>
-                <w:sz w:val="21"/>
-                <w:szCs w:val="21"/>
-                <w:u w:val="none"/>
-                <w:lang w:val="en-US" w:eastAsia="zh-CN" w:bidi="ar"/>
-              </w:rPr>
-              <w:t>{{</w:t>
-            </w:r>
-            <w:r>
-              <w:rPr>
-                <w:rFonts w:hint="default" w:ascii="Times New Roman" w:hAnsi="Times New Roman" w:eastAsia="宋体" w:cs="Times New Roman"/>
-                <w:b w:val="0"/>
-                <w:i w:val="0"/>
-                <w:iCs w:val="0"/>
-                <w:color w:val="000000"/>
-                <w:kern w:val="0"/>
-                <w:sz w:val="21"/>
-                <w:szCs w:val="21"/>
-                <w:u w:val="none"/>
-                <w:lang w:val="en-US" w:eastAsia="zh-CN" w:bidi="ar"/>
-              </w:rPr>
-              <w:t>T</w:t>
-            </w:r>
-            <w:r>
-              <w:rPr>
-                <w:rFonts w:hint="eastAsia" w:ascii="Times New Roman" w:hAnsi="Times New Roman" w:eastAsia="宋体" w:cs="Times New Roman"/>
-                <w:b w:val="0"/>
-                <w:i w:val="0"/>
-                <w:iCs w:val="0"/>
-                <w:color w:val="000000"/>
-                <w:kern w:val="0"/>
-                <w:sz w:val="21"/>
-                <w:szCs w:val="21"/>
-                <w:u w:val="none"/>
-                <w:lang w:val="en-US" w:eastAsia="zh-CN" w:bidi="ar"/>
-              </w:rPr>
-              <w:t>VP}}</w:t>
-            </w:r>
-          </w:p>
-        </w:tc>
-      </w:tr>
-      <w:tr>
-        <w:tblPrEx>
-          <w:tblBorders>
-            <w:top w:val="single" w:color="000000" w:sz="6" w:space="0"/>
-            <w:left w:val="single" w:color="000000" w:sz="6" w:space="0"/>
-            <w:bottom w:val="single" w:color="000000" w:sz="6" w:space="0"/>
-            <w:right w:val="single" w:color="000000" w:sz="6" w:space="0"/>
-            <w:insideH w:val="single" w:color="000000" w:sz="6" w:space="0"/>
-            <w:insideV w:val="single" w:color="000000" w:sz="6" w:space="0"/>
-          </w:tblBorders>
-          <w:shd w:val="clear" w:color="auto" w:fill="auto"/>
-          <w:tblCellMar>
-            <w:top w:w="0" w:type="dxa"/>
-            <w:left w:w="108" w:type="dxa"/>
-            <w:bottom w:w="0" w:type="dxa"/>
-            <w:right w:w="108" w:type="dxa"/>
-          </w:tblCellMar>
-        </w:tblPrEx>
-        <w:trPr>
-          <w:trHeight w:val="283" w:hRule="atLeast"/>
-          <w:jc w:val="center"/>
-        </w:trPr>
-        <w:tc>
-          <w:tcPr>
-            <w:tcW w:w="1811" w:type="pct"/>
-            <w:gridSpan w:val="2"/>
-            <w:tcBorders>
-              <w:tl2br w:val="nil"/>
-              <w:tr2bl w:val="nil"/>
-            </w:tcBorders>
-            <w:shd w:val="clear" w:color="auto" w:fill="FFFFFF"/>
-            <w:vAlign w:val="center"/>
-          </w:tcPr>
-          <w:p>
-            <w:pPr>
-              <w:keepNext w:val="0"/>
-              <w:keepLines w:val="0"/>
-              <w:pageBreakBefore w:val="0"/>
-              <w:widowControl/>
-              <w:suppressLineNumbers w:val="0"/>
-              <w:kinsoku/>
-              <w:wordWrap/>
-              <w:overflowPunct/>
-              <w:topLinePunct w:val="0"/>
-              <w:autoSpaceDE/>
-              <w:autoSpaceDN/>
-              <w:bidi w:val="0"/>
-              <w:adjustRightInd/>
-              <w:snapToGrid w:val="0"/>
-              <w:spacing w:line="240" w:lineRule="auto"/>
-              <w:jc w:val="center"/>
-              <w:textAlignment w:val="center"/>
-              <w:rPr>
-                <w:rFonts w:hint="default" w:ascii="Times New Roman" w:hAnsi="Times New Roman" w:eastAsia="宋体" w:cs="Times New Roman"/>
-                <w:b w:val="0"/>
-                <w:i w:val="0"/>
-                <w:iCs w:val="0"/>
-                <w:color w:val="000000"/>
-                <w:sz w:val="21"/>
-                <w:szCs w:val="21"/>
-                <w:u w:val="none"/>
-              </w:rPr>
-            </w:pPr>
-            <w:r>
-              <w:rPr>
-                <w:rFonts w:hint="default" w:ascii="Times New Roman" w:hAnsi="Times New Roman" w:eastAsia="宋体" w:cs="Times New Roman"/>
-                <w:b w:val="0"/>
-                <w:i w:val="0"/>
-                <w:iCs w:val="0"/>
-                <w:color w:val="000000"/>
-                <w:kern w:val="0"/>
-                <w:sz w:val="21"/>
-                <w:szCs w:val="21"/>
-                <w:u w:val="none"/>
-                <w:lang w:val="en-US" w:eastAsia="zh-CN" w:bidi="ar"/>
-              </w:rPr>
-              <w:t>氦浓度计Helium concentration meter</w:t>
-            </w:r>
-          </w:p>
-        </w:tc>
-        <w:tc>
-          <w:tcPr>
-            <w:tcW w:w="1035" w:type="pct"/>
-            <w:gridSpan w:val="2"/>
-            <w:tcBorders>
-              <w:tl2br w:val="nil"/>
-              <w:tr2bl w:val="nil"/>
-            </w:tcBorders>
-            <w:shd w:val="clear" w:color="auto" w:fill="FFFF00"/>
-            <w:vAlign w:val="center"/>
-          </w:tcPr>
-          <w:p>
-            <w:pPr>
-              <w:keepNext w:val="0"/>
-              <w:keepLines w:val="0"/>
-              <w:pageBreakBefore w:val="0"/>
-              <w:widowControl/>
-              <w:suppressLineNumbers w:val="0"/>
-              <w:kinsoku/>
-              <w:wordWrap/>
-              <w:overflowPunct/>
-              <w:topLinePunct w:val="0"/>
-              <w:autoSpaceDE/>
-              <w:autoSpaceDN/>
-              <w:bidi w:val="0"/>
-              <w:adjustRightInd/>
-              <w:snapToGrid w:val="0"/>
-              <w:spacing w:line="240" w:lineRule="auto"/>
-              <w:jc w:val="center"/>
-              <w:textAlignment w:val="center"/>
-              <w:rPr>
-                <w:rFonts w:hint="default" w:ascii="Times New Roman" w:hAnsi="Times New Roman" w:eastAsia="宋体" w:cs="Times New Roman"/>
-                <w:b w:val="0"/>
-                <w:i w:val="0"/>
-                <w:iCs w:val="0"/>
-                <w:color w:val="000000"/>
-                <w:kern w:val="2"/>
-                <w:sz w:val="21"/>
-                <w:szCs w:val="21"/>
-                <w:u w:val="none"/>
-                <w:lang w:val="en-US" w:eastAsia="zh-CN" w:bidi="ar-SA"/>
-              </w:rPr>
-            </w:pPr>
-            <w:r>
-              <w:rPr>
-                <w:rFonts w:hint="eastAsia" w:ascii="Times New Roman" w:hAnsi="Times New Roman" w:eastAsia="宋体" w:cs="Times New Roman"/>
-                <w:b w:val="0"/>
-                <w:i w:val="0"/>
-                <w:iCs w:val="0"/>
-                <w:color w:val="000000"/>
-                <w:kern w:val="0"/>
-                <w:sz w:val="21"/>
-                <w:szCs w:val="21"/>
-                <w:u w:val="none"/>
-                <w:lang w:val="en-US" w:eastAsia="zh-CN" w:bidi="ar"/>
-              </w:rPr>
-              <w:t>{{HCM}}</w:t>
-            </w:r>
-          </w:p>
-        </w:tc>
-        <w:tc>
-          <w:tcPr>
-            <w:tcW w:w="1076" w:type="pct"/>
-            <w:tcBorders>
-              <w:tl2br w:val="nil"/>
-              <w:tr2bl w:val="nil"/>
-            </w:tcBorders>
-            <w:shd w:val="clear" w:color="auto" w:fill="FFFF00"/>
-            <w:vAlign w:val="center"/>
-          </w:tcPr>
-          <w:p>
-            <w:pPr>
-              <w:keepNext w:val="0"/>
-              <w:keepLines w:val="0"/>
-              <w:pageBreakBefore w:val="0"/>
-              <w:widowControl/>
-              <w:suppressLineNumbers w:val="0"/>
-              <w:kinsoku/>
-              <w:wordWrap/>
-              <w:overflowPunct/>
-              <w:topLinePunct w:val="0"/>
-              <w:autoSpaceDE/>
-              <w:autoSpaceDN/>
-              <w:bidi w:val="0"/>
-              <w:adjustRightInd/>
-              <w:snapToGrid w:val="0"/>
-              <w:spacing w:line="240" w:lineRule="auto"/>
-              <w:jc w:val="center"/>
-              <w:textAlignment w:val="center"/>
-              <w:rPr>
-                <w:rFonts w:hint="default" w:ascii="Times New Roman" w:hAnsi="Times New Roman" w:eastAsia="宋体" w:cs="Times New Roman"/>
-                <w:b w:val="0"/>
-                <w:color w:val="000000"/>
-                <w:kern w:val="2"/>
-                <w:sz w:val="21"/>
-                <w:szCs w:val="21"/>
-                <w:u w:val="none"/>
-                <w:lang w:val="en-US" w:eastAsia="zh-CN" w:bidi="ar"/>
-              </w:rPr>
-            </w:pPr>
-            <w:r>
-              <w:rPr>
-                <w:rFonts w:hint="eastAsia" w:ascii="Times New Roman" w:hAnsi="Times New Roman" w:eastAsia="宋体" w:cs="Times New Roman"/>
-                <w:b w:val="0"/>
-                <w:i w:val="0"/>
-                <w:iCs w:val="0"/>
-                <w:color w:val="000000"/>
-                <w:kern w:val="0"/>
-                <w:sz w:val="21"/>
-                <w:szCs w:val="21"/>
-                <w:u w:val="none"/>
-                <w:lang w:val="en-US" w:eastAsia="zh-CN" w:bidi="ar"/>
-              </w:rPr>
-              <w:t>{{HCN}}</w:t>
-            </w:r>
-          </w:p>
-        </w:tc>
-        <w:tc>
-          <w:tcPr>
-            <w:tcW w:w="1076" w:type="pct"/>
-            <w:gridSpan w:val="2"/>
-            <w:tcBorders>
-              <w:tl2br w:val="nil"/>
-              <w:tr2bl w:val="nil"/>
-            </w:tcBorders>
-            <w:shd w:val="clear" w:color="auto" w:fill="FFFF00"/>
-            <w:vAlign w:val="center"/>
-          </w:tcPr>
-          <w:p>
-            <w:pPr>
-              <w:keepNext w:val="0"/>
-              <w:keepLines w:val="0"/>
-              <w:pageBreakBefore w:val="0"/>
-              <w:widowControl/>
-              <w:suppressLineNumbers w:val="0"/>
-              <w:kinsoku/>
-              <w:wordWrap/>
-              <w:overflowPunct/>
-              <w:topLinePunct w:val="0"/>
-              <w:autoSpaceDE/>
-              <w:autoSpaceDN/>
-              <w:bidi w:val="0"/>
-              <w:adjustRightInd/>
-              <w:snapToGrid w:val="0"/>
-              <w:spacing w:line="240" w:lineRule="auto"/>
-              <w:jc w:val="center"/>
-              <w:textAlignment w:val="center"/>
-              <w:rPr>
-                <w:rFonts w:hint="default" w:ascii="Times New Roman" w:hAnsi="Times New Roman" w:eastAsia="宋体" w:cs="Times New Roman"/>
-                <w:b w:val="0"/>
-                <w:color w:val="000000"/>
-                <w:kern w:val="2"/>
-                <w:sz w:val="21"/>
-                <w:szCs w:val="21"/>
-                <w:u w:val="none"/>
-                <w:lang w:val="en-US" w:eastAsia="zh-CN" w:bidi="ar"/>
-              </w:rPr>
-            </w:pPr>
-            <w:r>
-              <w:rPr>
-                <w:rFonts w:hint="eastAsia" w:ascii="Times New Roman" w:hAnsi="Times New Roman" w:eastAsia="宋体" w:cs="Times New Roman"/>
-                <w:b w:val="0"/>
-                <w:i w:val="0"/>
-                <w:iCs w:val="0"/>
-                <w:color w:val="000000"/>
-                <w:kern w:val="0"/>
-                <w:sz w:val="21"/>
-                <w:szCs w:val="21"/>
-                <w:u w:val="none"/>
-                <w:lang w:val="en-US" w:eastAsia="zh-CN" w:bidi="ar"/>
-              </w:rPr>
-              <w:t>{{HCVP}}</w:t>
             </w:r>
           </w:p>
         </w:tc>
@@ -3748,8 +2903,8 @@
         </w:trPr>
         <w:tc>
           <w:tcPr>
-            <w:tcW w:w="5000" w:type="pct"/>
-            <w:gridSpan w:val="7"/>
+            <w:tcW w:w="1811" w:type="pct"/>
+            <w:gridSpan w:val="2"/>
             <w:tcBorders>
               <w:tl2br w:val="nil"/>
               <w:tr2bl w:val="nil"/>
@@ -3777,30 +2932,800 @@
               <w:jc w:val="center"/>
               <w:textAlignment w:val="center"/>
               <w:rPr>
-                <w:rFonts w:hint="eastAsia" w:ascii="Times New Roman" w:hAnsi="Times New Roman" w:eastAsia="宋体" w:cs="宋体"/>
-                <w:b w:val="0"/>
-                <w:i w:val="0"/>
-                <w:iCs w:val="0"/>
-                <w:color w:val="000000"/>
-                <w:sz w:val="21"/>
-                <w:szCs w:val="21"/>
-                <w:u w:val="none"/>
-              </w:rPr>
-            </w:pPr>
-            <w:r>
-              <w:rPr>
-                <w:rStyle w:val="7"/>
-                <w:rFonts w:ascii="Times New Roman" w:hAnsi="Times New Roman" w:eastAsia="宋体"/>
-                <w:b/>
-                <w:bCs w:val="0"/>
-                <w:i w:val="0"/>
-                <w:iCs w:val="0"/>
-                <w:color w:val="000000"/>
-                <w:sz w:val="22"/>
-                <w:szCs w:val="22"/>
-                <w:lang w:val="en-US" w:eastAsia="zh-CN" w:bidi="ar"/>
-              </w:rPr>
-              <w:t>检漏仪校准 Leak detector Calibration （Pa·m3/s）</w:t>
+                <w:rFonts w:hint="default" w:ascii="Times New Roman" w:hAnsi="Times New Roman" w:eastAsia="宋体" w:cs="Times New Roman"/>
+                <w:b w:val="0"/>
+                <w:i w:val="0"/>
+                <w:iCs w:val="0"/>
+                <w:color w:val="000000"/>
+                <w:sz w:val="21"/>
+                <w:szCs w:val="21"/>
+                <w:u w:val="none"/>
+              </w:rPr>
+            </w:pPr>
+            <w:r>
+              <w:rPr>
+                <w:rStyle w:val="8"/>
+                <w:rFonts w:hint="eastAsia" w:ascii="Times New Roman" w:hAnsi="Times New Roman" w:eastAsia="宋体"/>
+                <w:b w:val="0"/>
+                <w:sz w:val="21"/>
+                <w:lang w:val="en-US" w:eastAsia="zh-CN" w:bidi="ar"/>
+              </w:rPr>
+              <w:t>标准漏孔Calibration Leak Standard</w:t>
+            </w:r>
+          </w:p>
+        </w:tc>
+        <w:tc>
+          <w:tcPr>
+            <w:tcW w:w="1035" w:type="pct"/>
+            <w:gridSpan w:val="2"/>
+            <w:tcBorders>
+              <w:tl2br w:val="nil"/>
+              <w:tr2bl w:val="nil"/>
+            </w:tcBorders>
+            <w:shd w:val="clear" w:color="auto" w:fill="FEF2CB" w:themeFill="accent3" w:themeFillTint="32"/>
+            <w:vAlign w:val="center"/>
+          </w:tcPr>
+          <w:p>
+            <w:pPr>
+              <w:keepNext w:val="0"/>
+              <w:keepLines w:val="0"/>
+              <w:pageBreakBefore w:val="0"/>
+              <w:widowControl/>
+              <w:suppressLineNumbers w:val="0"/>
+              <w:kinsoku/>
+              <w:wordWrap/>
+              <w:overflowPunct/>
+              <w:topLinePunct w:val="0"/>
+              <w:autoSpaceDE/>
+              <w:autoSpaceDN/>
+              <w:bidi w:val="0"/>
+              <w:adjustRightInd/>
+              <w:snapToGrid w:val="0"/>
+              <w:spacing w:line="240" w:lineRule="auto"/>
+              <w:jc w:val="center"/>
+              <w:textAlignment w:val="center"/>
+              <w:rPr>
+                <w:rFonts w:hint="default" w:ascii="Times New Roman" w:hAnsi="Times New Roman" w:eastAsia="宋体" w:cs="Times New Roman"/>
+                <w:b w:val="0"/>
+                <w:i w:val="0"/>
+                <w:iCs w:val="0"/>
+                <w:color w:val="000000"/>
+                <w:kern w:val="2"/>
+                <w:sz w:val="21"/>
+                <w:szCs w:val="21"/>
+                <w:u w:val="none"/>
+                <w:lang w:val="en-US" w:eastAsia="zh-CN" w:bidi="ar-SA"/>
+              </w:rPr>
+            </w:pPr>
+            <w:r>
+              <w:rPr>
+                <w:rFonts w:hint="eastAsia" w:ascii="Times New Roman" w:hAnsi="Times New Roman" w:eastAsia="宋体" w:cs="Times New Roman"/>
+                <w:b w:val="0"/>
+                <w:i w:val="0"/>
+                <w:iCs w:val="0"/>
+                <w:color w:val="000000"/>
+                <w:kern w:val="0"/>
+                <w:sz w:val="21"/>
+                <w:szCs w:val="21"/>
+                <w:u w:val="none"/>
+                <w:lang w:val="en-US" w:eastAsia="zh-CN" w:bidi="ar"/>
+              </w:rPr>
+              <w:t>{{SLM}}</w:t>
+            </w:r>
+          </w:p>
+        </w:tc>
+        <w:tc>
+          <w:tcPr>
+            <w:tcW w:w="1076" w:type="pct"/>
+            <w:tcBorders>
+              <w:tl2br w:val="nil"/>
+              <w:tr2bl w:val="nil"/>
+            </w:tcBorders>
+            <w:shd w:val="clear" w:color="auto" w:fill="FEF2CB" w:themeFill="accent3" w:themeFillTint="32"/>
+            <w:vAlign w:val="center"/>
+          </w:tcPr>
+          <w:p>
+            <w:pPr>
+              <w:keepNext w:val="0"/>
+              <w:keepLines w:val="0"/>
+              <w:pageBreakBefore w:val="0"/>
+              <w:widowControl/>
+              <w:suppressLineNumbers w:val="0"/>
+              <w:kinsoku/>
+              <w:wordWrap/>
+              <w:overflowPunct/>
+              <w:topLinePunct w:val="0"/>
+              <w:autoSpaceDE/>
+              <w:autoSpaceDN/>
+              <w:bidi w:val="0"/>
+              <w:adjustRightInd/>
+              <w:snapToGrid w:val="0"/>
+              <w:spacing w:line="240" w:lineRule="auto"/>
+              <w:jc w:val="center"/>
+              <w:textAlignment w:val="center"/>
+              <w:rPr>
+                <w:rFonts w:hint="default" w:ascii="Times New Roman" w:hAnsi="Times New Roman" w:eastAsia="宋体" w:cs="Times New Roman"/>
+                <w:b w:val="0"/>
+                <w:color w:val="000000"/>
+                <w:kern w:val="2"/>
+                <w:sz w:val="21"/>
+                <w:szCs w:val="21"/>
+                <w:u w:val="none"/>
+                <w:lang w:val="en-US" w:eastAsia="zh-CN" w:bidi="ar"/>
+              </w:rPr>
+            </w:pPr>
+            <w:r>
+              <w:rPr>
+                <w:rFonts w:hint="eastAsia" w:ascii="Times New Roman" w:hAnsi="Times New Roman" w:eastAsia="宋体" w:cs="Times New Roman"/>
+                <w:b w:val="0"/>
+                <w:i w:val="0"/>
+                <w:iCs w:val="0"/>
+                <w:color w:val="000000"/>
+                <w:kern w:val="0"/>
+                <w:sz w:val="21"/>
+                <w:szCs w:val="21"/>
+                <w:u w:val="none"/>
+                <w:lang w:val="en-US" w:eastAsia="zh-CN" w:bidi="ar"/>
+              </w:rPr>
+              <w:t>{{SLN}}</w:t>
+            </w:r>
+          </w:p>
+        </w:tc>
+        <w:tc>
+          <w:tcPr>
+            <w:tcW w:w="1076" w:type="pct"/>
+            <w:gridSpan w:val="2"/>
+            <w:tcBorders>
+              <w:tl2br w:val="nil"/>
+              <w:tr2bl w:val="nil"/>
+            </w:tcBorders>
+            <w:shd w:val="clear" w:color="auto" w:fill="FEF2CB" w:themeFill="accent3" w:themeFillTint="32"/>
+            <w:vAlign w:val="center"/>
+          </w:tcPr>
+          <w:p>
+            <w:pPr>
+              <w:keepNext w:val="0"/>
+              <w:keepLines w:val="0"/>
+              <w:pageBreakBefore w:val="0"/>
+              <w:widowControl/>
+              <w:suppressLineNumbers w:val="0"/>
+              <w:kinsoku/>
+              <w:wordWrap/>
+              <w:overflowPunct/>
+              <w:topLinePunct w:val="0"/>
+              <w:autoSpaceDE/>
+              <w:autoSpaceDN/>
+              <w:bidi w:val="0"/>
+              <w:adjustRightInd/>
+              <w:snapToGrid w:val="0"/>
+              <w:spacing w:line="240" w:lineRule="auto"/>
+              <w:jc w:val="center"/>
+              <w:textAlignment w:val="center"/>
+              <w:rPr>
+                <w:rFonts w:hint="default" w:ascii="Times New Roman" w:hAnsi="Times New Roman" w:eastAsia="宋体" w:cs="Times New Roman"/>
+                <w:b w:val="0"/>
+                <w:color w:val="000000"/>
+                <w:kern w:val="2"/>
+                <w:sz w:val="21"/>
+                <w:szCs w:val="21"/>
+                <w:u w:val="none"/>
+                <w:lang w:val="en-US" w:eastAsia="zh-CN" w:bidi="ar"/>
+              </w:rPr>
+            </w:pPr>
+            <w:r>
+              <w:rPr>
+                <w:rFonts w:hint="eastAsia" w:ascii="Times New Roman" w:hAnsi="Times New Roman" w:eastAsia="宋体" w:cs="Times New Roman"/>
+                <w:b w:val="0"/>
+                <w:i w:val="0"/>
+                <w:iCs w:val="0"/>
+                <w:color w:val="000000"/>
+                <w:kern w:val="0"/>
+                <w:sz w:val="21"/>
+                <w:szCs w:val="21"/>
+                <w:u w:val="none"/>
+                <w:lang w:val="en-US" w:eastAsia="zh-CN" w:bidi="ar"/>
+              </w:rPr>
+              <w:t>{{SLVP}}</w:t>
+            </w:r>
+          </w:p>
+        </w:tc>
+      </w:tr>
+      <w:tr>
+        <w:tblPrEx>
+          <w:tblBorders>
+            <w:top w:val="single" w:color="000000" w:sz="6" w:space="0"/>
+            <w:left w:val="single" w:color="000000" w:sz="6" w:space="0"/>
+            <w:bottom w:val="single" w:color="000000" w:sz="6" w:space="0"/>
+            <w:right w:val="single" w:color="000000" w:sz="6" w:space="0"/>
+            <w:insideH w:val="single" w:color="000000" w:sz="6" w:space="0"/>
+            <w:insideV w:val="single" w:color="000000" w:sz="6" w:space="0"/>
+          </w:tblBorders>
+          <w:tblCellMar>
+            <w:top w:w="0" w:type="dxa"/>
+            <w:left w:w="108" w:type="dxa"/>
+            <w:bottom w:w="0" w:type="dxa"/>
+            <w:right w:w="108" w:type="dxa"/>
+          </w:tblCellMar>
+        </w:tblPrEx>
+        <w:trPr>
+          <w:trHeight w:val="283" w:hRule="atLeast"/>
+          <w:jc w:val="center"/>
+        </w:trPr>
+        <w:tc>
+          <w:tcPr>
+            <w:tcW w:w="1811" w:type="pct"/>
+            <w:gridSpan w:val="2"/>
+            <w:tcBorders>
+              <w:tl2br w:val="nil"/>
+              <w:tr2bl w:val="nil"/>
+            </w:tcBorders>
+            <w:shd w:val="clear" w:color="auto" w:fill="FFFFFF"/>
+            <w:vAlign w:val="center"/>
+          </w:tcPr>
+          <w:p>
+            <w:pPr>
+              <w:keepNext w:val="0"/>
+              <w:keepLines w:val="0"/>
+              <w:pageBreakBefore w:val="0"/>
+              <w:widowControl/>
+              <w:suppressLineNumbers w:val="0"/>
+              <w:kinsoku/>
+              <w:wordWrap/>
+              <w:overflowPunct/>
+              <w:topLinePunct w:val="0"/>
+              <w:autoSpaceDE/>
+              <w:autoSpaceDN/>
+              <w:bidi w:val="0"/>
+              <w:adjustRightInd/>
+              <w:snapToGrid w:val="0"/>
+              <w:spacing w:line="240" w:lineRule="auto"/>
+              <w:jc w:val="center"/>
+              <w:textAlignment w:val="center"/>
+              <w:rPr>
+                <w:rFonts w:hint="default" w:ascii="Times New Roman" w:hAnsi="Times New Roman" w:eastAsia="宋体" w:cs="Times New Roman"/>
+                <w:b w:val="0"/>
+                <w:i w:val="0"/>
+                <w:iCs w:val="0"/>
+                <w:color w:val="000000"/>
+                <w:sz w:val="21"/>
+                <w:szCs w:val="21"/>
+                <w:u w:val="none"/>
+              </w:rPr>
+            </w:pPr>
+            <w:r>
+              <w:rPr>
+                <w:rFonts w:hint="default" w:ascii="Times New Roman" w:hAnsi="Times New Roman" w:eastAsia="宋体" w:cs="Times New Roman"/>
+                <w:b w:val="0"/>
+                <w:i w:val="0"/>
+                <w:iCs w:val="0"/>
+                <w:color w:val="000000"/>
+                <w:kern w:val="0"/>
+                <w:sz w:val="21"/>
+                <w:szCs w:val="21"/>
+                <w:u w:val="none"/>
+                <w:lang w:val="en-US" w:eastAsia="zh-CN" w:bidi="ar"/>
+              </w:rPr>
+              <w:t>温度计Thermometer</w:t>
+            </w:r>
+          </w:p>
+        </w:tc>
+        <w:tc>
+          <w:tcPr>
+            <w:tcW w:w="1035" w:type="pct"/>
+            <w:gridSpan w:val="2"/>
+            <w:tcBorders>
+              <w:tl2br w:val="nil"/>
+              <w:tr2bl w:val="nil"/>
+            </w:tcBorders>
+            <w:shd w:val="clear" w:color="auto" w:fill="FEF2CB" w:themeFill="accent3" w:themeFillTint="32"/>
+            <w:vAlign w:val="center"/>
+          </w:tcPr>
+          <w:p>
+            <w:pPr>
+              <w:keepNext w:val="0"/>
+              <w:keepLines w:val="0"/>
+              <w:pageBreakBefore w:val="0"/>
+              <w:widowControl/>
+              <w:suppressLineNumbers w:val="0"/>
+              <w:kinsoku/>
+              <w:wordWrap/>
+              <w:overflowPunct/>
+              <w:topLinePunct w:val="0"/>
+              <w:autoSpaceDE/>
+              <w:autoSpaceDN/>
+              <w:bidi w:val="0"/>
+              <w:adjustRightInd/>
+              <w:snapToGrid w:val="0"/>
+              <w:spacing w:line="240" w:lineRule="auto"/>
+              <w:jc w:val="center"/>
+              <w:textAlignment w:val="center"/>
+              <w:rPr>
+                <w:rFonts w:hint="default" w:ascii="Times New Roman" w:hAnsi="Times New Roman" w:eastAsia="宋体" w:cs="Times New Roman"/>
+                <w:b w:val="0"/>
+                <w:i w:val="0"/>
+                <w:iCs w:val="0"/>
+                <w:color w:val="000000"/>
+                <w:kern w:val="2"/>
+                <w:sz w:val="21"/>
+                <w:szCs w:val="21"/>
+                <w:u w:val="none"/>
+                <w:lang w:val="en-US" w:eastAsia="zh-CN" w:bidi="ar-SA"/>
+              </w:rPr>
+            </w:pPr>
+            <w:r>
+              <w:rPr>
+                <w:rFonts w:hint="eastAsia" w:ascii="Times New Roman" w:hAnsi="Times New Roman" w:eastAsia="宋体" w:cs="Times New Roman"/>
+                <w:b w:val="0"/>
+                <w:i w:val="0"/>
+                <w:iCs w:val="0"/>
+                <w:color w:val="000000"/>
+                <w:kern w:val="0"/>
+                <w:sz w:val="21"/>
+                <w:szCs w:val="21"/>
+                <w:u w:val="none"/>
+                <w:lang w:val="en-US" w:eastAsia="zh-CN" w:bidi="ar"/>
+              </w:rPr>
+              <w:t>{{</w:t>
+            </w:r>
+            <w:r>
+              <w:rPr>
+                <w:rFonts w:hint="default" w:ascii="Times New Roman" w:hAnsi="Times New Roman" w:eastAsia="宋体" w:cs="Times New Roman"/>
+                <w:b w:val="0"/>
+                <w:i w:val="0"/>
+                <w:iCs w:val="0"/>
+                <w:color w:val="000000"/>
+                <w:kern w:val="0"/>
+                <w:sz w:val="21"/>
+                <w:szCs w:val="21"/>
+                <w:u w:val="none"/>
+                <w:lang w:val="en-US" w:eastAsia="zh-CN" w:bidi="ar"/>
+              </w:rPr>
+              <w:t>T</w:t>
+            </w:r>
+            <w:r>
+              <w:rPr>
+                <w:rFonts w:hint="eastAsia" w:ascii="Times New Roman" w:hAnsi="Times New Roman" w:eastAsia="宋体" w:cs="Times New Roman"/>
+                <w:b w:val="0"/>
+                <w:i w:val="0"/>
+                <w:iCs w:val="0"/>
+                <w:color w:val="000000"/>
+                <w:kern w:val="0"/>
+                <w:sz w:val="21"/>
+                <w:szCs w:val="21"/>
+                <w:u w:val="none"/>
+                <w:lang w:val="en-US" w:eastAsia="zh-CN" w:bidi="ar"/>
+              </w:rPr>
+              <w:t>M}}</w:t>
+            </w:r>
+          </w:p>
+        </w:tc>
+        <w:tc>
+          <w:tcPr>
+            <w:tcW w:w="1076" w:type="pct"/>
+            <w:tcBorders>
+              <w:tl2br w:val="nil"/>
+              <w:tr2bl w:val="nil"/>
+            </w:tcBorders>
+            <w:shd w:val="clear" w:color="auto" w:fill="FEF2CB" w:themeFill="accent3" w:themeFillTint="32"/>
+            <w:vAlign w:val="center"/>
+          </w:tcPr>
+          <w:p>
+            <w:pPr>
+              <w:keepNext w:val="0"/>
+              <w:keepLines w:val="0"/>
+              <w:pageBreakBefore w:val="0"/>
+              <w:widowControl/>
+              <w:suppressLineNumbers w:val="0"/>
+              <w:kinsoku/>
+              <w:wordWrap/>
+              <w:overflowPunct/>
+              <w:topLinePunct w:val="0"/>
+              <w:autoSpaceDE/>
+              <w:autoSpaceDN/>
+              <w:bidi w:val="0"/>
+              <w:adjustRightInd/>
+              <w:snapToGrid w:val="0"/>
+              <w:spacing w:line="240" w:lineRule="auto"/>
+              <w:jc w:val="center"/>
+              <w:textAlignment w:val="center"/>
+              <w:rPr>
+                <w:rFonts w:hint="default" w:ascii="Times New Roman" w:hAnsi="Times New Roman" w:eastAsia="宋体" w:cs="Times New Roman"/>
+                <w:b w:val="0"/>
+                <w:color w:val="000000"/>
+                <w:kern w:val="2"/>
+                <w:sz w:val="21"/>
+                <w:szCs w:val="21"/>
+                <w:u w:val="none"/>
+                <w:lang w:val="en-US" w:eastAsia="zh-CN" w:bidi="ar"/>
+              </w:rPr>
+            </w:pPr>
+            <w:r>
+              <w:rPr>
+                <w:rFonts w:hint="eastAsia" w:ascii="Times New Roman" w:hAnsi="Times New Roman" w:eastAsia="宋体" w:cs="Times New Roman"/>
+                <w:b w:val="0"/>
+                <w:i w:val="0"/>
+                <w:iCs w:val="0"/>
+                <w:color w:val="000000"/>
+                <w:kern w:val="0"/>
+                <w:sz w:val="21"/>
+                <w:szCs w:val="21"/>
+                <w:u w:val="none"/>
+                <w:lang w:val="en-US" w:eastAsia="zh-CN" w:bidi="ar"/>
+              </w:rPr>
+              <w:t>{{</w:t>
+            </w:r>
+            <w:r>
+              <w:rPr>
+                <w:rFonts w:hint="default" w:ascii="Times New Roman" w:hAnsi="Times New Roman" w:eastAsia="宋体" w:cs="Times New Roman"/>
+                <w:b w:val="0"/>
+                <w:i w:val="0"/>
+                <w:iCs w:val="0"/>
+                <w:color w:val="000000"/>
+                <w:kern w:val="0"/>
+                <w:sz w:val="21"/>
+                <w:szCs w:val="21"/>
+                <w:u w:val="none"/>
+                <w:lang w:val="en-US" w:eastAsia="zh-CN" w:bidi="ar"/>
+              </w:rPr>
+              <w:t>T</w:t>
+            </w:r>
+            <w:r>
+              <w:rPr>
+                <w:rFonts w:hint="eastAsia" w:ascii="Times New Roman" w:hAnsi="Times New Roman" w:eastAsia="宋体" w:cs="Times New Roman"/>
+                <w:b w:val="0"/>
+                <w:i w:val="0"/>
+                <w:iCs w:val="0"/>
+                <w:color w:val="000000"/>
+                <w:kern w:val="0"/>
+                <w:sz w:val="21"/>
+                <w:szCs w:val="21"/>
+                <w:u w:val="none"/>
+                <w:lang w:val="en-US" w:eastAsia="zh-CN" w:bidi="ar"/>
+              </w:rPr>
+              <w:t>N}}</w:t>
+            </w:r>
+          </w:p>
+        </w:tc>
+        <w:tc>
+          <w:tcPr>
+            <w:tcW w:w="1076" w:type="pct"/>
+            <w:gridSpan w:val="2"/>
+            <w:tcBorders>
+              <w:tl2br w:val="nil"/>
+              <w:tr2bl w:val="nil"/>
+            </w:tcBorders>
+            <w:shd w:val="clear" w:color="auto" w:fill="FEF2CB" w:themeFill="accent3" w:themeFillTint="32"/>
+            <w:vAlign w:val="center"/>
+          </w:tcPr>
+          <w:p>
+            <w:pPr>
+              <w:keepNext w:val="0"/>
+              <w:keepLines w:val="0"/>
+              <w:pageBreakBefore w:val="0"/>
+              <w:widowControl/>
+              <w:suppressLineNumbers w:val="0"/>
+              <w:kinsoku/>
+              <w:wordWrap/>
+              <w:overflowPunct/>
+              <w:topLinePunct w:val="0"/>
+              <w:autoSpaceDE/>
+              <w:autoSpaceDN/>
+              <w:bidi w:val="0"/>
+              <w:adjustRightInd/>
+              <w:snapToGrid w:val="0"/>
+              <w:spacing w:line="240" w:lineRule="auto"/>
+              <w:jc w:val="center"/>
+              <w:textAlignment w:val="center"/>
+              <w:rPr>
+                <w:rFonts w:hint="default" w:ascii="Times New Roman" w:hAnsi="Times New Roman" w:eastAsia="宋体" w:cs="Times New Roman"/>
+                <w:b w:val="0"/>
+                <w:color w:val="000000"/>
+                <w:kern w:val="2"/>
+                <w:sz w:val="21"/>
+                <w:szCs w:val="21"/>
+                <w:u w:val="none"/>
+                <w:lang w:val="en-US" w:eastAsia="zh-CN" w:bidi="ar"/>
+              </w:rPr>
+            </w:pPr>
+            <w:r>
+              <w:rPr>
+                <w:rFonts w:hint="eastAsia" w:ascii="Times New Roman" w:hAnsi="Times New Roman" w:eastAsia="宋体" w:cs="Times New Roman"/>
+                <w:b w:val="0"/>
+                <w:i w:val="0"/>
+                <w:iCs w:val="0"/>
+                <w:color w:val="000000"/>
+                <w:kern w:val="0"/>
+                <w:sz w:val="21"/>
+                <w:szCs w:val="21"/>
+                <w:u w:val="none"/>
+                <w:lang w:val="en-US" w:eastAsia="zh-CN" w:bidi="ar"/>
+              </w:rPr>
+              <w:t>{{</w:t>
+            </w:r>
+            <w:r>
+              <w:rPr>
+                <w:rFonts w:hint="default" w:ascii="Times New Roman" w:hAnsi="Times New Roman" w:eastAsia="宋体" w:cs="Times New Roman"/>
+                <w:b w:val="0"/>
+                <w:i w:val="0"/>
+                <w:iCs w:val="0"/>
+                <w:color w:val="000000"/>
+                <w:kern w:val="0"/>
+                <w:sz w:val="21"/>
+                <w:szCs w:val="21"/>
+                <w:u w:val="none"/>
+                <w:lang w:val="en-US" w:eastAsia="zh-CN" w:bidi="ar"/>
+              </w:rPr>
+              <w:t>T</w:t>
+            </w:r>
+            <w:r>
+              <w:rPr>
+                <w:rFonts w:hint="eastAsia" w:ascii="Times New Roman" w:hAnsi="Times New Roman" w:eastAsia="宋体" w:cs="Times New Roman"/>
+                <w:b w:val="0"/>
+                <w:i w:val="0"/>
+                <w:iCs w:val="0"/>
+                <w:color w:val="000000"/>
+                <w:kern w:val="0"/>
+                <w:sz w:val="21"/>
+                <w:szCs w:val="21"/>
+                <w:u w:val="none"/>
+                <w:lang w:val="en-US" w:eastAsia="zh-CN" w:bidi="ar"/>
+              </w:rPr>
+              <w:t>VP}}</w:t>
+            </w:r>
+          </w:p>
+        </w:tc>
+      </w:tr>
+      <w:tr>
+        <w:tblPrEx>
+          <w:tblBorders>
+            <w:top w:val="single" w:color="000000" w:sz="6" w:space="0"/>
+            <w:left w:val="single" w:color="000000" w:sz="6" w:space="0"/>
+            <w:bottom w:val="single" w:color="000000" w:sz="6" w:space="0"/>
+            <w:right w:val="single" w:color="000000" w:sz="6" w:space="0"/>
+            <w:insideH w:val="single" w:color="000000" w:sz="6" w:space="0"/>
+            <w:insideV w:val="single" w:color="000000" w:sz="6" w:space="0"/>
+          </w:tblBorders>
+          <w:tblCellMar>
+            <w:top w:w="0" w:type="dxa"/>
+            <w:left w:w="108" w:type="dxa"/>
+            <w:bottom w:w="0" w:type="dxa"/>
+            <w:right w:w="108" w:type="dxa"/>
+          </w:tblCellMar>
+        </w:tblPrEx>
+        <w:trPr>
+          <w:trHeight w:val="283" w:hRule="atLeast"/>
+          <w:jc w:val="center"/>
+        </w:trPr>
+        <w:tc>
+          <w:tcPr>
+            <w:tcW w:w="1811" w:type="pct"/>
+            <w:gridSpan w:val="2"/>
+            <w:tcBorders>
+              <w:tl2br w:val="nil"/>
+              <w:tr2bl w:val="nil"/>
+            </w:tcBorders>
+            <w:shd w:val="clear" w:color="auto" w:fill="FFFFFF"/>
+            <w:vAlign w:val="center"/>
+          </w:tcPr>
+          <w:p>
+            <w:pPr>
+              <w:keepNext w:val="0"/>
+              <w:keepLines w:val="0"/>
+              <w:pageBreakBefore w:val="0"/>
+              <w:widowControl/>
+              <w:suppressLineNumbers w:val="0"/>
+              <w:kinsoku/>
+              <w:wordWrap/>
+              <w:overflowPunct/>
+              <w:topLinePunct w:val="0"/>
+              <w:autoSpaceDE/>
+              <w:autoSpaceDN/>
+              <w:bidi w:val="0"/>
+              <w:adjustRightInd/>
+              <w:snapToGrid w:val="0"/>
+              <w:spacing w:line="240" w:lineRule="auto"/>
+              <w:jc w:val="center"/>
+              <w:textAlignment w:val="center"/>
+              <w:rPr>
+                <w:rFonts w:hint="default" w:ascii="Times New Roman" w:hAnsi="Times New Roman" w:eastAsia="宋体" w:cs="Times New Roman"/>
+                <w:b w:val="0"/>
+                <w:i w:val="0"/>
+                <w:iCs w:val="0"/>
+                <w:color w:val="000000"/>
+                <w:sz w:val="21"/>
+                <w:szCs w:val="21"/>
+                <w:u w:val="none"/>
+              </w:rPr>
+            </w:pPr>
+            <w:r>
+              <w:rPr>
+                <w:rFonts w:hint="default" w:ascii="Times New Roman" w:hAnsi="Times New Roman" w:eastAsia="宋体" w:cs="Times New Roman"/>
+                <w:b w:val="0"/>
+                <w:i w:val="0"/>
+                <w:iCs w:val="0"/>
+                <w:color w:val="000000"/>
+                <w:kern w:val="0"/>
+                <w:sz w:val="21"/>
+                <w:szCs w:val="21"/>
+                <w:u w:val="none"/>
+                <w:lang w:val="en-US" w:eastAsia="zh-CN" w:bidi="ar"/>
+              </w:rPr>
+              <w:t>氦浓度计Helium concentration meter</w:t>
+            </w:r>
+          </w:p>
+        </w:tc>
+        <w:tc>
+          <w:tcPr>
+            <w:tcW w:w="1035" w:type="pct"/>
+            <w:gridSpan w:val="2"/>
+            <w:tcBorders>
+              <w:tl2br w:val="nil"/>
+              <w:tr2bl w:val="nil"/>
+            </w:tcBorders>
+            <w:shd w:val="clear" w:color="auto" w:fill="FEF2CB" w:themeFill="accent3" w:themeFillTint="32"/>
+            <w:vAlign w:val="center"/>
+          </w:tcPr>
+          <w:p>
+            <w:pPr>
+              <w:keepNext w:val="0"/>
+              <w:keepLines w:val="0"/>
+              <w:pageBreakBefore w:val="0"/>
+              <w:widowControl/>
+              <w:suppressLineNumbers w:val="0"/>
+              <w:kinsoku/>
+              <w:wordWrap/>
+              <w:overflowPunct/>
+              <w:topLinePunct w:val="0"/>
+              <w:autoSpaceDE/>
+              <w:autoSpaceDN/>
+              <w:bidi w:val="0"/>
+              <w:adjustRightInd/>
+              <w:snapToGrid w:val="0"/>
+              <w:spacing w:line="240" w:lineRule="auto"/>
+              <w:jc w:val="center"/>
+              <w:textAlignment w:val="center"/>
+              <w:rPr>
+                <w:rFonts w:hint="default" w:ascii="Times New Roman" w:hAnsi="Times New Roman" w:eastAsia="宋体" w:cs="Times New Roman"/>
+                <w:b w:val="0"/>
+                <w:i w:val="0"/>
+                <w:iCs w:val="0"/>
+                <w:color w:val="000000"/>
+                <w:kern w:val="2"/>
+                <w:sz w:val="21"/>
+                <w:szCs w:val="21"/>
+                <w:u w:val="none"/>
+                <w:lang w:val="en-US" w:eastAsia="zh-CN" w:bidi="ar-SA"/>
+              </w:rPr>
+            </w:pPr>
+            <w:r>
+              <w:rPr>
+                <w:rFonts w:hint="eastAsia" w:ascii="Times New Roman" w:hAnsi="Times New Roman" w:eastAsia="宋体" w:cs="Times New Roman"/>
+                <w:b w:val="0"/>
+                <w:i w:val="0"/>
+                <w:iCs w:val="0"/>
+                <w:color w:val="000000"/>
+                <w:kern w:val="0"/>
+                <w:sz w:val="21"/>
+                <w:szCs w:val="21"/>
+                <w:u w:val="none"/>
+                <w:lang w:val="en-US" w:eastAsia="zh-CN" w:bidi="ar"/>
+              </w:rPr>
+              <w:t>{{HCM}}</w:t>
+            </w:r>
+          </w:p>
+        </w:tc>
+        <w:tc>
+          <w:tcPr>
+            <w:tcW w:w="1076" w:type="pct"/>
+            <w:tcBorders>
+              <w:tl2br w:val="nil"/>
+              <w:tr2bl w:val="nil"/>
+            </w:tcBorders>
+            <w:shd w:val="clear" w:color="auto" w:fill="FEF2CB" w:themeFill="accent3" w:themeFillTint="32"/>
+            <w:vAlign w:val="center"/>
+          </w:tcPr>
+          <w:p>
+            <w:pPr>
+              <w:keepNext w:val="0"/>
+              <w:keepLines w:val="0"/>
+              <w:pageBreakBefore w:val="0"/>
+              <w:widowControl/>
+              <w:suppressLineNumbers w:val="0"/>
+              <w:kinsoku/>
+              <w:wordWrap/>
+              <w:overflowPunct/>
+              <w:topLinePunct w:val="0"/>
+              <w:autoSpaceDE/>
+              <w:autoSpaceDN/>
+              <w:bidi w:val="0"/>
+              <w:adjustRightInd/>
+              <w:snapToGrid w:val="0"/>
+              <w:spacing w:line="240" w:lineRule="auto"/>
+              <w:jc w:val="center"/>
+              <w:textAlignment w:val="center"/>
+              <w:rPr>
+                <w:rFonts w:hint="default" w:ascii="Times New Roman" w:hAnsi="Times New Roman" w:eastAsia="宋体" w:cs="Times New Roman"/>
+                <w:b w:val="0"/>
+                <w:color w:val="000000"/>
+                <w:kern w:val="2"/>
+                <w:sz w:val="21"/>
+                <w:szCs w:val="21"/>
+                <w:u w:val="none"/>
+                <w:lang w:val="en-US" w:eastAsia="zh-CN" w:bidi="ar"/>
+              </w:rPr>
+            </w:pPr>
+            <w:r>
+              <w:rPr>
+                <w:rFonts w:hint="eastAsia" w:ascii="Times New Roman" w:hAnsi="Times New Roman" w:eastAsia="宋体" w:cs="Times New Roman"/>
+                <w:b w:val="0"/>
+                <w:i w:val="0"/>
+                <w:iCs w:val="0"/>
+                <w:color w:val="000000"/>
+                <w:kern w:val="0"/>
+                <w:sz w:val="21"/>
+                <w:szCs w:val="21"/>
+                <w:u w:val="none"/>
+                <w:lang w:val="en-US" w:eastAsia="zh-CN" w:bidi="ar"/>
+              </w:rPr>
+              <w:t>{{HCN}}</w:t>
+            </w:r>
+          </w:p>
+        </w:tc>
+        <w:tc>
+          <w:tcPr>
+            <w:tcW w:w="1076" w:type="pct"/>
+            <w:gridSpan w:val="2"/>
+            <w:tcBorders>
+              <w:tl2br w:val="nil"/>
+              <w:tr2bl w:val="nil"/>
+            </w:tcBorders>
+            <w:shd w:val="clear" w:color="auto" w:fill="FEF2CB" w:themeFill="accent3" w:themeFillTint="32"/>
+            <w:vAlign w:val="center"/>
+          </w:tcPr>
+          <w:p>
+            <w:pPr>
+              <w:keepNext w:val="0"/>
+              <w:keepLines w:val="0"/>
+              <w:pageBreakBefore w:val="0"/>
+              <w:widowControl/>
+              <w:suppressLineNumbers w:val="0"/>
+              <w:kinsoku/>
+              <w:wordWrap/>
+              <w:overflowPunct/>
+              <w:topLinePunct w:val="0"/>
+              <w:autoSpaceDE/>
+              <w:autoSpaceDN/>
+              <w:bidi w:val="0"/>
+              <w:adjustRightInd/>
+              <w:snapToGrid w:val="0"/>
+              <w:spacing w:line="240" w:lineRule="auto"/>
+              <w:jc w:val="center"/>
+              <w:textAlignment w:val="center"/>
+              <w:rPr>
+                <w:rFonts w:hint="default" w:ascii="Times New Roman" w:hAnsi="Times New Roman" w:eastAsia="宋体" w:cs="Times New Roman"/>
+                <w:b w:val="0"/>
+                <w:color w:val="000000"/>
+                <w:kern w:val="2"/>
+                <w:sz w:val="21"/>
+                <w:szCs w:val="21"/>
+                <w:u w:val="none"/>
+                <w:lang w:val="en-US" w:eastAsia="zh-CN" w:bidi="ar"/>
+              </w:rPr>
+            </w:pPr>
+            <w:r>
+              <w:rPr>
+                <w:rFonts w:hint="eastAsia" w:ascii="Times New Roman" w:hAnsi="Times New Roman" w:eastAsia="宋体" w:cs="Times New Roman"/>
+                <w:b w:val="0"/>
+                <w:i w:val="0"/>
+                <w:iCs w:val="0"/>
+                <w:color w:val="000000"/>
+                <w:kern w:val="0"/>
+                <w:sz w:val="21"/>
+                <w:szCs w:val="21"/>
+                <w:u w:val="none"/>
+                <w:lang w:val="en-US" w:eastAsia="zh-CN" w:bidi="ar"/>
+              </w:rPr>
+              <w:t>{{HCVP}}</w:t>
             </w:r>
           </w:p>
         </w:tc>
@@ -3816,6 +3741,86 @@
             <w:insideV w:val="single" w:color="000000" w:sz="6" w:space="0"/>
           </w:tblBorders>
           <w:shd w:val="clear" w:color="auto" w:fill="auto"/>
+          <w:tblCellMar>
+            <w:top w:w="0" w:type="dxa"/>
+            <w:left w:w="108" w:type="dxa"/>
+            <w:bottom w:w="0" w:type="dxa"/>
+            <w:right w:w="108" w:type="dxa"/>
+          </w:tblCellMar>
+        </w:tblPrEx>
+        <w:trPr>
+          <w:trHeight w:val="397" w:hRule="atLeast"/>
+          <w:jc w:val="center"/>
+        </w:trPr>
+        <w:tc>
+          <w:tcPr>
+            <w:tcW w:w="5000" w:type="pct"/>
+            <w:gridSpan w:val="7"/>
+            <w:tcBorders>
+              <w:tl2br w:val="nil"/>
+              <w:tr2bl w:val="nil"/>
+            </w:tcBorders>
+            <w:shd w:val="clear" w:color="auto" w:fill="FFFFFF"/>
+            <w:vAlign w:val="center"/>
+          </w:tcPr>
+          <w:p>
+            <w:pPr>
+              <w:keepNext w:val="0"/>
+              <w:keepLines w:val="0"/>
+              <w:pageBreakBefore w:val="0"/>
+              <w:widowControl/>
+              <w:suppressLineNumbers w:val="0"/>
+              <w:kinsoku/>
+              <w:wordWrap/>
+              <w:overflowPunct/>
+              <w:topLinePunct w:val="0"/>
+              <w:autoSpaceDE/>
+              <w:autoSpaceDN/>
+              <w:bidi w:val="0"/>
+              <w:adjustRightInd/>
+              <w:snapToGrid w:val="0"/>
+              <w:spacing w:line="240" w:lineRule="auto"/>
+              <w:jc w:val="center"/>
+              <w:textAlignment w:val="center"/>
+              <w:rPr>
+                <w:rFonts w:hint="eastAsia" w:ascii="Times New Roman" w:hAnsi="Times New Roman" w:eastAsia="宋体" w:cs="宋体"/>
+                <w:b w:val="0"/>
+                <w:i w:val="0"/>
+                <w:iCs w:val="0"/>
+                <w:color w:val="000000"/>
+                <w:sz w:val="21"/>
+                <w:szCs w:val="21"/>
+                <w:u w:val="none"/>
+              </w:rPr>
+            </w:pPr>
+            <w:r>
+              <w:rPr>
+                <w:rStyle w:val="7"/>
+                <w:rFonts w:ascii="Times New Roman" w:hAnsi="Times New Roman" w:eastAsia="宋体"/>
+                <w:b/>
+                <w:bCs w:val="0"/>
+                <w:i w:val="0"/>
+                <w:iCs w:val="0"/>
+                <w:color w:val="000000"/>
+                <w:sz w:val="22"/>
+                <w:szCs w:val="22"/>
+                <w:lang w:val="en-US" w:eastAsia="zh-CN" w:bidi="ar"/>
+              </w:rPr>
+              <w:t>检漏仪校准 Leak detector Calibration （Pa·m3/s）</w:t>
+            </w:r>
+          </w:p>
+        </w:tc>
+      </w:tr>
+      <w:tr>
+        <w:tblPrEx>
+          <w:tblBorders>
+            <w:top w:val="single" w:color="000000" w:sz="6" w:space="0"/>
+            <w:left w:val="single" w:color="000000" w:sz="6" w:space="0"/>
+            <w:bottom w:val="single" w:color="000000" w:sz="6" w:space="0"/>
+            <w:right w:val="single" w:color="000000" w:sz="6" w:space="0"/>
+            <w:insideH w:val="single" w:color="000000" w:sz="6" w:space="0"/>
+            <w:insideV w:val="single" w:color="000000" w:sz="6" w:space="0"/>
+          </w:tblBorders>
           <w:tblCellMar>
             <w:top w:w="0" w:type="dxa"/>
             <w:left w:w="108" w:type="dxa"/>
@@ -4030,7 +4035,7 @@
               <w:tl2br w:val="nil"/>
               <w:tr2bl w:val="nil"/>
             </w:tcBorders>
-            <w:shd w:val="clear" w:color="auto" w:fill="FFFF00"/>
+            <w:shd w:val="clear" w:color="auto" w:fill="FEF2CB" w:themeFill="accent3" w:themeFillTint="32"/>
             <w:vAlign w:val="center"/>
           </w:tcPr>
           <w:p>
@@ -4219,7 +4224,7 @@
               <w:tl2br w:val="nil"/>
               <w:tr2bl w:val="nil"/>
             </w:tcBorders>
-            <w:shd w:val="clear" w:color="auto" w:fill="FFFF00"/>
+            <w:shd w:val="clear" w:color="auto" w:fill="FEF2CB" w:themeFill="accent3" w:themeFillTint="32"/>
             <w:vAlign w:val="center"/>
           </w:tcPr>
           <w:p>
@@ -4342,7 +4347,7 @@
               <w:tl2br w:val="nil"/>
               <w:tr2bl w:val="nil"/>
             </w:tcBorders>
-            <w:shd w:val="clear" w:color="auto" w:fill="FFFF00"/>
+            <w:shd w:val="clear" w:color="auto" w:fill="FEF2CB" w:themeFill="accent3" w:themeFillTint="32"/>
             <w:vAlign w:val="center"/>
           </w:tcPr>
           <w:p>
@@ -4425,7 +4430,7 @@
               <w:tl2br w:val="nil"/>
               <w:tr2bl w:val="nil"/>
             </w:tcBorders>
-            <w:shd w:val="clear" w:color="auto" w:fill="FFFF00"/>
+            <w:shd w:val="clear" w:color="auto" w:fill="FEF2CB" w:themeFill="accent3" w:themeFillTint="32"/>
             <w:vAlign w:val="center"/>
           </w:tcPr>
           <w:p>
@@ -4469,7 +4474,6 @@
             <w:insideH w:val="single" w:color="000000" w:sz="6" w:space="0"/>
             <w:insideV w:val="single" w:color="000000" w:sz="6" w:space="0"/>
           </w:tblBorders>
-          <w:shd w:val="clear" w:color="auto" w:fill="auto"/>
           <w:tblCellMar>
             <w:top w:w="0" w:type="dxa"/>
             <w:left w:w="108" w:type="dxa"/>
@@ -4645,7 +4649,7 @@
               <w:tl2br w:val="nil"/>
               <w:tr2bl w:val="nil"/>
             </w:tcBorders>
-            <w:shd w:val="clear" w:color="auto" w:fill="FFFF00"/>
+            <w:shd w:val="clear" w:color="auto" w:fill="FEF2CB" w:themeFill="accent3" w:themeFillTint="32"/>
             <w:vAlign w:val="center"/>
           </w:tcPr>
           <w:p>
@@ -4820,7 +4824,7 @@
               <w:tl2br w:val="nil"/>
               <w:tr2bl w:val="nil"/>
             </w:tcBorders>
-            <w:shd w:val="clear" w:color="auto" w:fill="FFFF00"/>
+            <w:shd w:val="clear" w:color="auto" w:fill="FEF2CB" w:themeFill="accent3" w:themeFillTint="32"/>
             <w:vAlign w:val="center"/>
           </w:tcPr>
           <w:p>
@@ -4881,7 +4885,6 @@
             <w:insideH w:val="single" w:color="000000" w:sz="6" w:space="0"/>
             <w:insideV w:val="single" w:color="000000" w:sz="6" w:space="0"/>
           </w:tblBorders>
-          <w:shd w:val="clear" w:color="auto" w:fill="auto"/>
           <w:tblCellMar>
             <w:top w:w="0" w:type="dxa"/>
             <w:left w:w="108" w:type="dxa"/>
@@ -4943,7 +4946,7 @@
               <w:tl2br w:val="nil"/>
               <w:tr2bl w:val="nil"/>
             </w:tcBorders>
-            <w:shd w:val="clear" w:color="auto" w:fill="FFFF00"/>
+            <w:shd w:val="clear" w:color="auto" w:fill="FEF2CB" w:themeFill="accent3" w:themeFillTint="32"/>
             <w:vAlign w:val="center"/>
           </w:tcPr>
           <w:p>
@@ -5026,7 +5029,7 @@
               <w:tl2br w:val="nil"/>
               <w:tr2bl w:val="nil"/>
             </w:tcBorders>
-            <w:shd w:val="clear" w:color="auto" w:fill="FFFF00"/>
+            <w:shd w:val="clear" w:color="auto" w:fill="FEF2CB" w:themeFill="accent3" w:themeFillTint="32"/>
             <w:vAlign w:val="center"/>
           </w:tcPr>
           <w:p>
@@ -5070,7 +5073,6 @@
             <w:insideH w:val="single" w:color="000000" w:sz="6" w:space="0"/>
             <w:insideV w:val="single" w:color="000000" w:sz="6" w:space="0"/>
           </w:tblBorders>
-          <w:shd w:val="clear" w:color="auto" w:fill="auto"/>
           <w:tblCellMar>
             <w:top w:w="0" w:type="dxa"/>
             <w:left w:w="108" w:type="dxa"/>
@@ -5154,47 +5156,19 @@
               <w:t xml:space="preserve">Leak signal </w:t>
             </w:r>
             <m:oMath>
-              <m:sSub>
-                <m:sSubPr>
-                  <m:ctrlPr>
-                    <w:rPr>
-                      <w:rFonts w:ascii="Cambria Math" w:hAnsi="Cambria Math" w:eastAsia="宋体"/>
-                      <w:b w:val="0"/>
-                      <w:color w:val="000000"/>
-                      <w:sz w:val="21"/>
-                    </w:rPr>
-                  </m:ctrlPr>
-                </m:sSubPr>
-                <m:e>
-                  <m:r>
-                    <m:rPr/>
-                    <w:rPr>
-                      <w:rFonts w:ascii="Times New Roman" w:hAnsi="Times New Roman" w:eastAsia="宋体"/>
-                      <w:color w:val="000000"/>
-                      <w:sz w:val="21"/>
-                    </w:rPr>
-                    <m:t>I</m:t>
-                  </m:r>
-                  <m:ctrlPr>
-                    <w:rPr>
-                      <w:rFonts w:ascii="Cambria Math" w:hAnsi="Cambria Math" w:eastAsia="宋体"/>
-                      <w:b w:val="0"/>
-                      <w:color w:val="000000"/>
-                      <w:sz w:val="21"/>
-                    </w:rPr>
-                  </m:ctrlPr>
-                </m:e>
-                <m:sub>
-                  <m:ctrlPr>
-                    <w:rPr>
-                      <w:rFonts w:ascii="Cambria Math" w:hAnsi="Cambria Math" w:eastAsia="宋体"/>
-                      <w:b w:val="0"/>
-                      <w:color w:val="000000"/>
-                      <w:sz w:val="21"/>
-                    </w:rPr>
-                  </m:ctrlPr>
-                </m:sub>
-              </m:sSub>
+              <m:r>
+                <m:rPr/>
+                <w:rPr>
+                  <w:rFonts w:hint="default" w:ascii="Cambria Math" w:hAnsi="Cambria Math" w:eastAsia="宋体" w:cs="Times New Roman"/>
+                  <w:color w:val="000000"/>
+                  <w:kern w:val="2"/>
+                  <w:sz w:val="21"/>
+                  <w:szCs w:val="21"/>
+                  <w:u w:val="none"/>
+                  <w:lang w:val="en-US" w:eastAsia="zh-CN" w:bidi="ar"/>
+                </w:rPr>
+                <m:t>I</m:t>
+              </m:r>
             </m:oMath>
           </w:p>
         </w:tc>
@@ -5206,7 +5180,7 @@
               <w:tl2br w:val="nil"/>
               <w:tr2bl w:val="nil"/>
             </w:tcBorders>
-            <w:shd w:val="clear" w:color="auto" w:fill="FFFF00"/>
+            <w:shd w:val="clear" w:color="auto" w:fill="FEF2CB" w:themeFill="accent3" w:themeFillTint="32"/>
             <w:vAlign w:val="center"/>
           </w:tcPr>
           <w:p>
@@ -5621,7 +5595,7 @@
               <w:tl2br w:val="nil"/>
               <w:tr2bl w:val="nil"/>
             </w:tcBorders>
-            <w:shd w:val="clear" w:color="auto" w:fill="FFFF00"/>
+            <w:shd w:val="clear" w:color="auto" w:fill="FEF2CB" w:themeFill="accent3" w:themeFillTint="32"/>
             <w:vAlign w:val="center"/>
           </w:tcPr>
           <w:p>
@@ -5669,6 +5643,112 @@
               </w:rPr>
               <w:t>{{Qmin}}</w:t>
             </w:r>
+          </w:p>
+        </w:tc>
+      </w:tr>
+      <w:tr>
+        <w:tblPrEx>
+          <w:tblBorders>
+            <w:top w:val="single" w:color="000000" w:sz="6" w:space="0"/>
+            <w:left w:val="single" w:color="000000" w:sz="6" w:space="0"/>
+            <w:bottom w:val="single" w:color="000000" w:sz="6" w:space="0"/>
+            <w:right w:val="single" w:color="000000" w:sz="6" w:space="0"/>
+            <w:insideH w:val="single" w:color="000000" w:sz="6" w:space="0"/>
+            <w:insideV w:val="single" w:color="000000" w:sz="6" w:space="0"/>
+          </w:tblBorders>
+          <w:tblCellMar>
+            <w:top w:w="0" w:type="dxa"/>
+            <w:left w:w="108" w:type="dxa"/>
+            <w:bottom w:w="0" w:type="dxa"/>
+            <w:right w:w="108" w:type="dxa"/>
+          </w:tblCellMar>
+        </w:tblPrEx>
+        <w:trPr>
+          <w:trHeight w:val="312" w:hRule="atLeast"/>
+          <w:jc w:val="center"/>
+        </w:trPr>
+        <w:tc>
+          <w:tcPr>
+            <w:tcW w:w="2678" w:type="pct"/>
+            <w:gridSpan w:val="3"/>
+            <w:vMerge w:val="continue"/>
+            <w:tcBorders>
+              <w:tl2br w:val="nil"/>
+              <w:tr2bl w:val="nil"/>
+            </w:tcBorders>
+            <w:shd w:val="clear" w:color="auto" w:fill="FFFFFF"/>
+            <w:vAlign w:val="center"/>
+          </w:tcPr>
+          <w:p>
+            <w:pPr>
+              <w:keepNext w:val="0"/>
+              <w:keepLines w:val="0"/>
+              <w:pageBreakBefore w:val="0"/>
+              <w:widowControl/>
+              <w:kinsoku/>
+              <w:wordWrap/>
+              <w:overflowPunct/>
+              <w:topLinePunct w:val="0"/>
+              <w:autoSpaceDE/>
+              <w:autoSpaceDN/>
+              <w:bidi w:val="0"/>
+              <w:adjustRightInd/>
+              <w:snapToGrid w:val="0"/>
+              <w:spacing w:line="240" w:lineRule="auto"/>
+              <w:jc w:val="center"/>
+              <w:rPr>
+                <w:rFonts w:hint="default" w:ascii="Times New Roman" w:hAnsi="Times New Roman" w:eastAsia="宋体" w:cs="Times New Roman"/>
+                <w:b w:val="0"/>
+                <w:i w:val="0"/>
+                <w:iCs w:val="0"/>
+                <w:color w:val="000000"/>
+                <w:sz w:val="21"/>
+                <w:szCs w:val="21"/>
+                <w:u w:val="none"/>
+              </w:rPr>
+            </w:pPr>
+          </w:p>
+        </w:tc>
+        <w:tc>
+          <w:tcPr>
+            <w:tcW w:w="2321" w:type="pct"/>
+            <w:gridSpan w:val="4"/>
+            <w:vMerge w:val="continue"/>
+            <w:tcBorders>
+              <w:tl2br w:val="nil"/>
+              <w:tr2bl w:val="nil"/>
+            </w:tcBorders>
+            <w:shd w:val="clear" w:color="auto" w:fill="FEF2CB" w:themeFill="accent3" w:themeFillTint="32"/>
+            <w:vAlign w:val="center"/>
+          </w:tcPr>
+          <w:p>
+            <w:pPr>
+              <w:keepNext w:val="0"/>
+              <w:keepLines w:val="0"/>
+              <w:pageBreakBefore w:val="0"/>
+              <w:widowControl/>
+              <w:kinsoku/>
+              <w:wordWrap/>
+              <w:overflowPunct/>
+              <w:topLinePunct w:val="0"/>
+              <w:autoSpaceDE/>
+              <w:autoSpaceDN/>
+              <w:bidi w:val="0"/>
+              <w:adjustRightInd/>
+              <w:snapToGrid w:val="0"/>
+              <w:spacing w:line="240" w:lineRule="auto"/>
+              <w:jc w:val="center"/>
+              <w:rPr>
+                <w:rFonts w:hint="default" w:ascii="Times New Roman" w:hAnsi="Times New Roman" w:eastAsia="宋体" w:cs="Times New Roman"/>
+                <w:b w:val="0"/>
+                <w:i w:val="0"/>
+                <w:iCs w:val="0"/>
+                <w:color w:val="000000"/>
+                <w:sz w:val="21"/>
+                <w:szCs w:val="21"/>
+                <w:u w:val="none"/>
+              </w:rPr>
+            </w:pPr>
           </w:p>
         </w:tc>
       </w:tr>
@@ -5691,14 +5771,13 @@
           </w:tblCellMar>
         </w:tblPrEx>
         <w:trPr>
-          <w:trHeight w:val="312" w:hRule="atLeast"/>
+          <w:trHeight w:val="397" w:hRule="atLeast"/>
           <w:jc w:val="center"/>
         </w:trPr>
         <w:tc>
           <w:tcPr>
-            <w:tcW w:w="2678" w:type="pct"/>
-            <w:gridSpan w:val="3"/>
-            <w:vMerge w:val="continue"/>
+            <w:tcW w:w="5000" w:type="pct"/>
+            <w:gridSpan w:val="7"/>
             <w:tcBorders>
               <w:tl2br w:val="nil"/>
               <w:tr2bl w:val="nil"/>
@@ -5712,70 +5791,45 @@
               <w:keepLines w:val="0"/>
               <w:pageBreakBefore w:val="0"/>
               <w:widowControl/>
-              <w:kinsoku/>
-              <w:wordWrap/>
-              <w:overflowPunct/>
-              <w:topLinePunct w:val="0"/>
-              <w:autoSpaceDE/>
-              <w:autoSpaceDN/>
-              <w:bidi w:val="0"/>
-              <w:adjustRightInd/>
-              <w:snapToGrid w:val="0"/>
-              <w:spacing w:line="240" w:lineRule="auto"/>
-              <w:jc w:val="center"/>
-              <w:rPr>
-                <w:rFonts w:hint="default" w:ascii="Times New Roman" w:hAnsi="Times New Roman" w:eastAsia="宋体" w:cs="Times New Roman"/>
-                <w:b w:val="0"/>
-                <w:i w:val="0"/>
-                <w:iCs w:val="0"/>
-                <w:color w:val="000000"/>
-                <w:sz w:val="21"/>
-                <w:szCs w:val="21"/>
-                <w:u w:val="none"/>
-              </w:rPr>
-            </w:pPr>
-          </w:p>
-        </w:tc>
-        <w:tc>
-          <w:tcPr>
-            <w:tcW w:w="2321" w:type="pct"/>
-            <w:gridSpan w:val="4"/>
-            <w:vMerge w:val="continue"/>
-            <w:tcBorders>
-              <w:tl2br w:val="nil"/>
-              <w:tr2bl w:val="nil"/>
-            </w:tcBorders>
-            <w:shd w:val="clear" w:color="auto" w:fill="FFFF00"/>
-            <w:vAlign w:val="center"/>
-          </w:tcPr>
-          <w:p>
-            <w:pPr>
-              <w:keepNext w:val="0"/>
-              <w:keepLines w:val="0"/>
-              <w:pageBreakBefore w:val="0"/>
-              <w:widowControl/>
-              <w:kinsoku/>
-              <w:wordWrap/>
-              <w:overflowPunct/>
-              <w:topLinePunct w:val="0"/>
-              <w:autoSpaceDE/>
-              <w:autoSpaceDN/>
-              <w:bidi w:val="0"/>
-              <w:adjustRightInd/>
-              <w:snapToGrid w:val="0"/>
-              <w:spacing w:line="240" w:lineRule="auto"/>
-              <w:jc w:val="center"/>
-              <w:rPr>
-                <w:rFonts w:hint="default" w:ascii="Times New Roman" w:hAnsi="Times New Roman" w:eastAsia="宋体" w:cs="Times New Roman"/>
-                <w:b w:val="0"/>
-                <w:i w:val="0"/>
-                <w:iCs w:val="0"/>
-                <w:color w:val="000000"/>
-                <w:sz w:val="21"/>
-                <w:szCs w:val="21"/>
-                <w:u w:val="none"/>
-              </w:rPr>
-            </w:pPr>
+              <w:suppressLineNumbers w:val="0"/>
+              <w:kinsoku/>
+              <w:wordWrap/>
+              <w:overflowPunct/>
+              <w:topLinePunct w:val="0"/>
+              <w:autoSpaceDE/>
+              <w:autoSpaceDN/>
+              <w:bidi w:val="0"/>
+              <w:adjustRightInd/>
+              <w:snapToGrid w:val="0"/>
+              <w:spacing w:line="240" w:lineRule="auto"/>
+              <w:jc w:val="center"/>
+              <w:textAlignment w:val="center"/>
+              <w:rPr>
+                <w:rFonts w:hint="eastAsia" w:ascii="Times New Roman" w:hAnsi="Times New Roman" w:eastAsia="宋体" w:cs="宋体"/>
+                <w:b w:val="0"/>
+                <w:i w:val="0"/>
+                <w:iCs w:val="0"/>
+                <w:color w:val="000000"/>
+                <w:sz w:val="21"/>
+                <w:szCs w:val="21"/>
+                <w:u w:val="none"/>
+              </w:rPr>
+            </w:pPr>
+            <w:r>
+              <w:rPr>
+                <w:rStyle w:val="7"/>
+                <w:rFonts w:ascii="Times New Roman" w:hAnsi="Times New Roman" w:eastAsia="宋体"/>
+                <w:b/>
+                <w:bCs w:val="0"/>
+                <w:i w:val="0"/>
+                <w:iCs w:val="0"/>
+                <w:color w:val="000000"/>
+                <w:sz w:val="22"/>
+                <w:szCs w:val="22"/>
+                <w:lang w:val="en-US" w:eastAsia="zh-CN" w:bidi="ar"/>
+              </w:rPr>
+              <w:t>测试记录Test Record（Pa·m3/s）</w:t>
+            </w:r>
           </w:p>
         </w:tc>
       </w:tr>
@@ -5789,88 +5843,6 @@
             <w:insideH w:val="single" w:color="000000" w:sz="6" w:space="0"/>
             <w:insideV w:val="single" w:color="000000" w:sz="6" w:space="0"/>
           </w:tblBorders>
-          <w:shd w:val="clear" w:color="auto" w:fill="auto"/>
-          <w:tblCellMar>
-            <w:top w:w="0" w:type="dxa"/>
-            <w:left w:w="108" w:type="dxa"/>
-            <w:bottom w:w="0" w:type="dxa"/>
-            <w:right w:w="108" w:type="dxa"/>
-          </w:tblCellMar>
-        </w:tblPrEx>
-        <w:trPr>
-          <w:trHeight w:val="283" w:hRule="atLeast"/>
-          <w:jc w:val="center"/>
-        </w:trPr>
-        <w:tc>
-          <w:tcPr>
-            <w:tcW w:w="5000" w:type="pct"/>
-            <w:gridSpan w:val="7"/>
-            <w:tcBorders>
-              <w:tl2br w:val="nil"/>
-              <w:tr2bl w:val="nil"/>
-            </w:tcBorders>
-            <w:shd w:val="clear" w:color="auto" w:fill="FFFFFF"/>
-            <w:vAlign w:val="center"/>
-          </w:tcPr>
-          <w:p>
-            <w:pPr>
-              <w:keepNext w:val="0"/>
-              <w:keepLines w:val="0"/>
-              <w:pageBreakBefore w:val="0"/>
-              <w:widowControl/>
-              <w:suppressLineNumbers w:val="0"/>
-              <w:kinsoku/>
-              <w:wordWrap/>
-              <w:overflowPunct/>
-              <w:topLinePunct w:val="0"/>
-              <w:autoSpaceDE/>
-              <w:autoSpaceDN/>
-              <w:bidi w:val="0"/>
-              <w:adjustRightInd/>
-              <w:snapToGrid w:val="0"/>
-              <w:spacing w:line="240" w:lineRule="auto"/>
-              <w:jc w:val="center"/>
-              <w:textAlignment w:val="center"/>
-              <w:rPr>
-                <w:rFonts w:hint="eastAsia" w:ascii="Times New Roman" w:hAnsi="Times New Roman" w:eastAsia="宋体" w:cs="宋体"/>
-                <w:b w:val="0"/>
-                <w:i w:val="0"/>
-                <w:iCs w:val="0"/>
-                <w:color w:val="000000"/>
-                <w:sz w:val="21"/>
-                <w:szCs w:val="21"/>
-                <w:u w:val="none"/>
-              </w:rPr>
-            </w:pPr>
-            <w:r>
-              <w:rPr>
-                <w:rStyle w:val="7"/>
-                <w:rFonts w:ascii="Times New Roman" w:hAnsi="Times New Roman" w:eastAsia="宋体"/>
-                <w:b/>
-                <w:bCs w:val="0"/>
-                <w:i w:val="0"/>
-                <w:iCs w:val="0"/>
-                <w:color w:val="000000"/>
-                <w:sz w:val="22"/>
-                <w:szCs w:val="22"/>
-                <w:lang w:val="en-US" w:eastAsia="zh-CN" w:bidi="ar"/>
-              </w:rPr>
-              <w:t>测试记录Test Record（Pa·m3/s）</w:t>
-            </w:r>
-          </w:p>
-        </w:tc>
-      </w:tr>
-      <w:tr>
-        <w:tblPrEx>
-          <w:tblBorders>
-            <w:top w:val="single" w:color="000000" w:sz="6" w:space="0"/>
-            <w:left w:val="single" w:color="000000" w:sz="6" w:space="0"/>
-            <w:bottom w:val="single" w:color="000000" w:sz="6" w:space="0"/>
-            <w:right w:val="single" w:color="000000" w:sz="6" w:space="0"/>
-            <w:insideH w:val="single" w:color="000000" w:sz="6" w:space="0"/>
-            <w:insideV w:val="single" w:color="000000" w:sz="6" w:space="0"/>
-          </w:tblBorders>
-          <w:shd w:val="clear" w:color="auto" w:fill="auto"/>
           <w:tblCellMar>
             <w:top w:w="0" w:type="dxa"/>
             <w:left w:w="108" w:type="dxa"/>
@@ -6044,7 +6016,7 @@
               <w:tl2br w:val="nil"/>
               <w:tr2bl w:val="nil"/>
             </w:tcBorders>
-            <w:shd w:val="clear" w:color="auto" w:fill="FFFF00"/>
+            <w:shd w:val="clear" w:color="auto" w:fill="FEF2CB" w:themeFill="accent3" w:themeFillTint="32"/>
             <w:vAlign w:val="center"/>
           </w:tcPr>
           <w:p>
@@ -6259,7 +6231,7 @@
               <w:tl2br w:val="nil"/>
               <w:tr2bl w:val="nil"/>
             </w:tcBorders>
-            <w:shd w:val="clear" w:color="auto" w:fill="FFFF00"/>
+            <w:shd w:val="clear" w:color="auto" w:fill="FEF2CB" w:themeFill="accent3" w:themeFillTint="32"/>
             <w:vAlign w:val="center"/>
           </w:tcPr>
           <w:p>
@@ -6320,7 +6292,6 @@
             <w:insideH w:val="single" w:color="000000" w:sz="6" w:space="0"/>
             <w:insideV w:val="single" w:color="000000" w:sz="6" w:space="0"/>
           </w:tblBorders>
-          <w:shd w:val="clear" w:color="auto" w:fill="auto"/>
           <w:tblCellMar>
             <w:top w:w="0" w:type="dxa"/>
             <w:left w:w="108" w:type="dxa"/>
@@ -6382,7 +6353,7 @@
               <w:tl2br w:val="nil"/>
               <w:tr2bl w:val="nil"/>
             </w:tcBorders>
-            <w:shd w:val="clear" w:color="auto" w:fill="FFFF00"/>
+            <w:shd w:val="clear" w:color="auto" w:fill="FEF2CB" w:themeFill="accent3" w:themeFillTint="32"/>
             <w:vAlign w:val="center"/>
           </w:tcPr>
           <w:p>
@@ -6465,7 +6436,7 @@
               <w:tl2br w:val="nil"/>
               <w:tr2bl w:val="nil"/>
             </w:tcBorders>
-            <w:shd w:val="clear" w:color="auto" w:fill="FFFF00"/>
+            <w:shd w:val="clear" w:color="auto" w:fill="FEF2CB" w:themeFill="accent3" w:themeFillTint="32"/>
             <w:vAlign w:val="center"/>
           </w:tcPr>
           <w:p>
@@ -6677,7 +6648,7 @@
               <w:tl2br w:val="nil"/>
               <w:tr2bl w:val="nil"/>
             </w:tcBorders>
-            <w:shd w:val="clear" w:color="auto" w:fill="FFFF00"/>
+            <w:shd w:val="clear" w:color="auto" w:fill="FEF2CB" w:themeFill="accent3" w:themeFillTint="32"/>
             <w:vAlign w:val="center"/>
           </w:tcPr>
           <w:p>
@@ -6894,7 +6865,7 @@
               <w:tl2br w:val="nil"/>
               <w:tr2bl w:val="nil"/>
             </w:tcBorders>
-            <w:shd w:val="clear" w:color="auto" w:fill="FFFF00"/>
+            <w:shd w:val="clear" w:color="auto" w:fill="FEF2CB" w:themeFill="accent3" w:themeFillTint="32"/>
             <w:vAlign w:val="center"/>
           </w:tcPr>
           <w:p>
@@ -6955,7 +6926,6 @@
             <w:insideH w:val="single" w:color="000000" w:sz="6" w:space="0"/>
             <w:insideV w:val="single" w:color="000000" w:sz="6" w:space="0"/>
           </w:tblBorders>
-          <w:shd w:val="clear" w:color="auto" w:fill="auto"/>
           <w:tblCellMar>
             <w:top w:w="0" w:type="dxa"/>
             <w:left w:w="108" w:type="dxa"/>
@@ -7017,7 +6987,7 @@
               <w:tl2br w:val="nil"/>
               <w:tr2bl w:val="nil"/>
             </w:tcBorders>
-            <w:shd w:val="clear" w:color="auto" w:fill="FFFF00"/>
+            <w:shd w:val="clear" w:color="auto" w:fill="FEF2CB" w:themeFill="accent3" w:themeFillTint="32"/>
             <w:vAlign w:val="center"/>
           </w:tcPr>
           <w:p>
@@ -7100,7 +7070,7 @@
               <w:tl2br w:val="nil"/>
               <w:tr2bl w:val="nil"/>
             </w:tcBorders>
-            <w:shd w:val="clear" w:color="auto" w:fill="FFFF00"/>
+            <w:shd w:val="clear" w:color="auto" w:fill="FEF2CB" w:themeFill="accent3" w:themeFillTint="32"/>
             <w:vAlign w:val="center"/>
           </w:tcPr>
           <w:p>
@@ -7144,7 +7114,6 @@
             <w:insideH w:val="single" w:color="000000" w:sz="6" w:space="0"/>
             <w:insideV w:val="single" w:color="000000" w:sz="6" w:space="0"/>
           </w:tblBorders>
-          <w:shd w:val="clear" w:color="auto" w:fill="auto"/>
           <w:tblCellMar>
             <w:top w:w="0" w:type="dxa"/>
             <w:left w:w="108" w:type="dxa"/>
@@ -7153,14 +7122,13 @@
           </w:tblCellMar>
         </w:tblPrEx>
         <w:trPr>
-          <w:trHeight w:val="312" w:hRule="atLeast"/>
+          <w:trHeight w:val="283" w:hRule="atLeast"/>
           <w:jc w:val="center"/>
         </w:trPr>
         <w:tc>
           <w:tcPr>
             <w:tcW w:w="2678" w:type="pct"/>
             <w:gridSpan w:val="3"/>
-            <w:vMerge w:val="restart"/>
             <w:tcBorders>
               <w:tl2br w:val="nil"/>
               <w:tr2bl w:val="nil"/>
@@ -7189,7 +7157,7 @@
               <w:adjustRightInd/>
               <w:snapToGrid w:val="0"/>
               <w:spacing w:line="240" w:lineRule="auto"/>
-              <w:jc w:val="left"/>
+              <w:jc w:val="center"/>
               <w:textAlignment w:val="center"/>
               <w:rPr>
                 <w:rFonts w:hint="default" w:ascii="Times New Roman" w:hAnsi="Times New Roman" w:eastAsia="宋体" w:cs="Times New Roman"/>
@@ -7204,26 +7172,6 @@
                 <w:lang w:val="en-US" w:eastAsia="zh-CN" w:bidi="ar"/>
               </w:rPr>
             </w:pPr>
-            <w:r>
-              <w:rPr>
-                <w:rFonts w:hint="eastAsia" w:ascii="Times New Roman" w:hAnsi="Times New Roman" w:eastAsia="宋体"/>
-                <w:b w:val="0"/>
-                <w:color w:val="000000"/>
-                <w:sz w:val="21"/>
-                <w:lang w:eastAsia="zh-CN"/>
-              </w:rPr>
-              <w:tab/>
-            </w:r>
-            <w:r>
-              <w:rPr>
-                <w:rFonts w:hint="eastAsia" w:ascii="Times New Roman" w:hAnsi="Times New Roman" w:eastAsia="宋体"/>
-                <w:b w:val="0"/>
-                <w:color w:val="000000"/>
-                <w:sz w:val="21"/>
-                <w:lang w:eastAsia="zh-CN"/>
-              </w:rPr>
-              <w:tab/>
-            </w:r>
             <w:r>
               <w:rPr>
                 <w:rFonts w:hint="eastAsia" w:ascii="Times New Roman" w:hAnsi="Times New Roman" w:eastAsia="宋体"/>
@@ -7612,12 +7560,11 @@
           <w:tcPr>
             <w:tcW w:w="2321" w:type="pct"/>
             <w:gridSpan w:val="4"/>
-            <w:vMerge w:val="restart"/>
-            <w:tcBorders>
-              <w:tl2br w:val="nil"/>
-              <w:tr2bl w:val="nil"/>
-            </w:tcBorders>
-            <w:shd w:val="clear" w:color="auto" w:fill="FFFF00"/>
+            <w:tcBorders>
+              <w:tl2br w:val="nil"/>
+              <w:tr2bl w:val="nil"/>
+            </w:tcBorders>
+            <w:shd w:val="clear" w:color="auto" w:fill="FEF2CB" w:themeFill="accent3" w:themeFillTint="32"/>
             <w:vAlign w:val="center"/>
           </w:tcPr>
           <w:p>
@@ -7665,220 +7612,6 @@
               </w:rPr>
               <w:t>{{Qemin}}</w:t>
             </w:r>
-          </w:p>
-        </w:tc>
-      </w:tr>
-      <w:tr>
-        <w:tblPrEx>
-          <w:tblBorders>
-            <w:top w:val="single" w:color="000000" w:sz="6" w:space="0"/>
-            <w:left w:val="single" w:color="000000" w:sz="6" w:space="0"/>
-            <w:bottom w:val="single" w:color="000000" w:sz="6" w:space="0"/>
-            <w:right w:val="single" w:color="000000" w:sz="6" w:space="0"/>
-            <w:insideH w:val="single" w:color="000000" w:sz="6" w:space="0"/>
-            <w:insideV w:val="single" w:color="000000" w:sz="6" w:space="0"/>
-          </w:tblBorders>
-          <w:shd w:val="clear" w:color="auto" w:fill="auto"/>
-          <w:tblCellMar>
-            <w:top w:w="0" w:type="dxa"/>
-            <w:left w:w="108" w:type="dxa"/>
-            <w:bottom w:w="0" w:type="dxa"/>
-            <w:right w:w="108" w:type="dxa"/>
-          </w:tblCellMar>
-        </w:tblPrEx>
-        <w:trPr>
-          <w:trHeight w:val="312" w:hRule="atLeast"/>
-          <w:jc w:val="center"/>
-        </w:trPr>
-        <w:tc>
-          <w:tcPr>
-            <w:tcW w:w="2678" w:type="pct"/>
-            <w:gridSpan w:val="3"/>
-            <w:vMerge w:val="continue"/>
-            <w:tcBorders>
-              <w:tl2br w:val="nil"/>
-              <w:tr2bl w:val="nil"/>
-            </w:tcBorders>
-            <w:shd w:val="clear" w:color="auto" w:fill="FFFFFF"/>
-            <w:vAlign w:val="center"/>
-          </w:tcPr>
-          <w:p>
-            <w:pPr>
-              <w:keepNext w:val="0"/>
-              <w:keepLines w:val="0"/>
-              <w:pageBreakBefore w:val="0"/>
-              <w:widowControl/>
-              <w:kinsoku/>
-              <w:wordWrap/>
-              <w:overflowPunct/>
-              <w:topLinePunct w:val="0"/>
-              <w:autoSpaceDE/>
-              <w:autoSpaceDN/>
-              <w:bidi w:val="0"/>
-              <w:adjustRightInd/>
-              <w:snapToGrid w:val="0"/>
-              <w:spacing w:line="240" w:lineRule="auto"/>
-              <w:jc w:val="center"/>
-              <w:rPr>
-                <w:rFonts w:hint="default" w:ascii="Times New Roman" w:hAnsi="Times New Roman" w:eastAsia="宋体" w:cs="Times New Roman"/>
-                <w:b w:val="0"/>
-                <w:i w:val="0"/>
-                <w:iCs w:val="0"/>
-                <w:color w:val="000000"/>
-                <w:sz w:val="21"/>
-                <w:szCs w:val="21"/>
-                <w:u w:val="none"/>
-              </w:rPr>
-            </w:pPr>
-          </w:p>
-        </w:tc>
-        <w:tc>
-          <w:tcPr>
-            <w:tcW w:w="2321" w:type="pct"/>
-            <w:gridSpan w:val="4"/>
-            <w:vMerge w:val="continue"/>
-            <w:tcBorders>
-              <w:tl2br w:val="nil"/>
-              <w:tr2bl w:val="nil"/>
-            </w:tcBorders>
-            <w:shd w:val="clear" w:color="auto" w:fill="FFFF00"/>
-            <w:vAlign w:val="center"/>
-          </w:tcPr>
-          <w:p>
-            <w:pPr>
-              <w:keepNext w:val="0"/>
-              <w:keepLines w:val="0"/>
-              <w:pageBreakBefore w:val="0"/>
-              <w:widowControl/>
-              <w:kinsoku/>
-              <w:wordWrap/>
-              <w:overflowPunct/>
-              <w:topLinePunct w:val="0"/>
-              <w:autoSpaceDE/>
-              <w:autoSpaceDN/>
-              <w:bidi w:val="0"/>
-              <w:adjustRightInd/>
-              <w:snapToGrid w:val="0"/>
-              <w:spacing w:line="240" w:lineRule="auto"/>
-              <w:jc w:val="center"/>
-              <w:rPr>
-                <w:rFonts w:hint="default" w:ascii="Times New Roman" w:hAnsi="Times New Roman" w:eastAsia="宋体" w:cs="Times New Roman"/>
-                <w:b w:val="0"/>
-                <w:i w:val="0"/>
-                <w:iCs w:val="0"/>
-                <w:color w:val="000000"/>
-                <w:sz w:val="21"/>
-                <w:szCs w:val="21"/>
-                <w:u w:val="none"/>
-              </w:rPr>
-            </w:pPr>
-          </w:p>
-        </w:tc>
-      </w:tr>
-      <w:tr>
-        <w:tblPrEx>
-          <w:tblBorders>
-            <w:top w:val="single" w:color="000000" w:sz="6" w:space="0"/>
-            <w:left w:val="single" w:color="000000" w:sz="6" w:space="0"/>
-            <w:bottom w:val="single" w:color="000000" w:sz="6" w:space="0"/>
-            <w:right w:val="single" w:color="000000" w:sz="6" w:space="0"/>
-            <w:insideH w:val="single" w:color="000000" w:sz="6" w:space="0"/>
-            <w:insideV w:val="single" w:color="000000" w:sz="6" w:space="0"/>
-          </w:tblBorders>
-          <w:shd w:val="clear" w:color="auto" w:fill="auto"/>
-          <w:tblCellMar>
-            <w:top w:w="0" w:type="dxa"/>
-            <w:left w:w="108" w:type="dxa"/>
-            <w:bottom w:w="0" w:type="dxa"/>
-            <w:right w:w="108" w:type="dxa"/>
-          </w:tblCellMar>
-        </w:tblPrEx>
-        <w:trPr>
-          <w:trHeight w:val="312" w:hRule="atLeast"/>
-          <w:jc w:val="center"/>
-        </w:trPr>
-        <w:tc>
-          <w:tcPr>
-            <w:tcW w:w="2678" w:type="pct"/>
-            <w:gridSpan w:val="3"/>
-            <w:vMerge w:val="continue"/>
-            <w:tcBorders>
-              <w:tl2br w:val="nil"/>
-              <w:tr2bl w:val="nil"/>
-            </w:tcBorders>
-            <w:shd w:val="clear" w:color="auto" w:fill="FFFFFF"/>
-            <w:vAlign w:val="center"/>
-          </w:tcPr>
-          <w:p>
-            <w:pPr>
-              <w:keepNext w:val="0"/>
-              <w:keepLines w:val="0"/>
-              <w:pageBreakBefore w:val="0"/>
-              <w:widowControl/>
-              <w:kinsoku/>
-              <w:wordWrap/>
-              <w:overflowPunct/>
-              <w:topLinePunct w:val="0"/>
-              <w:autoSpaceDE/>
-              <w:autoSpaceDN/>
-              <w:bidi w:val="0"/>
-              <w:adjustRightInd/>
-              <w:snapToGrid w:val="0"/>
-              <w:spacing w:line="240" w:lineRule="auto"/>
-              <w:jc w:val="center"/>
-              <w:rPr>
-                <w:rFonts w:hint="default" w:ascii="Times New Roman" w:hAnsi="Times New Roman" w:eastAsia="宋体" w:cs="Times New Roman"/>
-                <w:b w:val="0"/>
-                <w:i w:val="0"/>
-                <w:iCs w:val="0"/>
-                <w:color w:val="000000"/>
-                <w:sz w:val="21"/>
-                <w:szCs w:val="21"/>
-                <w:u w:val="none"/>
-              </w:rPr>
-            </w:pPr>
-          </w:p>
-        </w:tc>
-        <w:tc>
-          <w:tcPr>
-            <w:tcW w:w="2321" w:type="pct"/>
-            <w:gridSpan w:val="4"/>
-            <w:vMerge w:val="continue"/>
-            <w:tcBorders>
-              <w:tl2br w:val="nil"/>
-              <w:tr2bl w:val="nil"/>
-            </w:tcBorders>
-            <w:shd w:val="clear" w:color="auto" w:fill="FFFF00"/>
-            <w:vAlign w:val="center"/>
-          </w:tcPr>
-          <w:p>
-            <w:pPr>
-              <w:keepNext w:val="0"/>
-              <w:keepLines w:val="0"/>
-              <w:pageBreakBefore w:val="0"/>
-              <w:widowControl/>
-              <w:kinsoku/>
-              <w:wordWrap/>
-              <w:overflowPunct/>
-              <w:topLinePunct w:val="0"/>
-              <w:autoSpaceDE/>
-              <w:autoSpaceDN/>
-              <w:bidi w:val="0"/>
-              <w:adjustRightInd/>
-              <w:snapToGrid w:val="0"/>
-              <w:spacing w:line="240" w:lineRule="auto"/>
-              <w:jc w:val="center"/>
-              <w:rPr>
-                <w:rFonts w:hint="default" w:ascii="Times New Roman" w:hAnsi="Times New Roman" w:eastAsia="宋体" w:cs="Times New Roman"/>
-                <w:b w:val="0"/>
-                <w:i w:val="0"/>
-                <w:iCs w:val="0"/>
-                <w:color w:val="000000"/>
-                <w:sz w:val="21"/>
-                <w:szCs w:val="21"/>
-                <w:u w:val="none"/>
-              </w:rPr>
-            </w:pPr>
           </w:p>
         </w:tc>
       </w:tr>
@@ -8058,7 +7791,7 @@
               <w:tl2br w:val="nil"/>
               <w:tr2bl w:val="nil"/>
             </w:tcBorders>
-            <w:shd w:val="clear" w:color="auto" w:fill="FFFF00"/>
+            <w:shd w:val="clear" w:color="auto" w:fill="FEF2CB" w:themeFill="accent3" w:themeFillTint="32"/>
             <w:vAlign w:val="center"/>
           </w:tcPr>
           <w:p>
@@ -8242,7 +7975,7 @@
               <w:tl2br w:val="nil"/>
               <w:tr2bl w:val="nil"/>
             </w:tcBorders>
-            <w:shd w:val="clear" w:color="auto" w:fill="FFFF00"/>
+            <w:shd w:val="clear" w:color="auto" w:fill="FEF2CB" w:themeFill="accent3" w:themeFillTint="32"/>
             <w:vAlign w:val="center"/>
           </w:tcPr>
           <w:p>
@@ -8365,7 +8098,7 @@
               <w:tl2br w:val="nil"/>
               <w:tr2bl w:val="nil"/>
             </w:tcBorders>
-            <w:shd w:val="clear" w:color="auto" w:fill="FFFF00"/>
+            <w:shd w:val="clear" w:color="auto" w:fill="FEF2CB" w:themeFill="accent3" w:themeFillTint="32"/>
             <w:vAlign w:val="center"/>
           </w:tcPr>
           <w:p>
@@ -8448,7 +8181,7 @@
               <w:tl2br w:val="nil"/>
               <w:tr2bl w:val="nil"/>
             </w:tcBorders>
-            <w:shd w:val="clear" w:color="auto" w:fill="FFFF00"/>
+            <w:shd w:val="clear" w:color="auto" w:fill="FEF2CB" w:themeFill="accent3" w:themeFillTint="32"/>
             <w:vAlign w:val="center"/>
           </w:tcPr>
           <w:p>
@@ -8501,14 +8234,13 @@
           </w:tblCellMar>
         </w:tblPrEx>
         <w:trPr>
-          <w:trHeight w:val="312" w:hRule="atLeast"/>
+          <w:trHeight w:val="582" w:hRule="atLeast"/>
           <w:jc w:val="center"/>
         </w:trPr>
         <w:tc>
           <w:tcPr>
             <w:tcW w:w="2678" w:type="pct"/>
             <w:gridSpan w:val="3"/>
-            <w:vMerge w:val="restart"/>
             <w:tcBorders>
               <w:tl2br w:val="nil"/>
               <w:tr2bl w:val="nil"/>
@@ -8965,12 +8697,17 @@
           <w:tcPr>
             <w:tcW w:w="2321" w:type="pct"/>
             <w:gridSpan w:val="4"/>
-            <w:vMerge w:val="restart"/>
-            <w:tcBorders>
-              <w:tl2br w:val="nil"/>
-              <w:tr2bl w:val="nil"/>
-            </w:tcBorders>
-            <w:shd w:val="clear" w:color="auto" w:fill="FFFF00"/>
+            <w:tcBorders>
+              <w:tl2br w:val="nil"/>
+              <w:tr2bl w:val="nil"/>
+            </w:tcBorders>
+            <w:shd w:val="clear" w:color="auto" w:fill="FEF2CB" w:themeFill="accent3" w:themeFillTint="32"/>
+            <w:tcMar>
+              <w:top w:w="0" w:type="dxa"/>
+              <w:left w:w="0" w:type="dxa"/>
+              <w:bottom w:w="0" w:type="dxa"/>
+              <w:right w:w="0" w:type="dxa"/>
+            </w:tcMar>
             <w:vAlign w:val="center"/>
           </w:tcPr>
           <w:p>
@@ -9040,14 +8777,13 @@
           </w:tblCellMar>
         </w:tblPrEx>
         <w:trPr>
-          <w:trHeight w:val="312" w:hRule="atLeast"/>
+          <w:trHeight w:val="397" w:hRule="atLeast"/>
           <w:jc w:val="center"/>
         </w:trPr>
         <w:tc>
           <w:tcPr>
-            <w:tcW w:w="2678" w:type="pct"/>
-            <w:gridSpan w:val="3"/>
-            <w:vMerge w:val="continue"/>
+            <w:tcW w:w="5000" w:type="pct"/>
+            <w:gridSpan w:val="7"/>
             <w:tcBorders>
               <w:tl2br w:val="nil"/>
               <w:tr2bl w:val="nil"/>
@@ -9061,70 +8797,60 @@
               <w:keepLines w:val="0"/>
               <w:pageBreakBefore w:val="0"/>
               <w:widowControl/>
-              <w:kinsoku/>
-              <w:wordWrap/>
-              <w:overflowPunct/>
-              <w:topLinePunct w:val="0"/>
-              <w:autoSpaceDE/>
-              <w:autoSpaceDN/>
-              <w:bidi w:val="0"/>
-              <w:adjustRightInd/>
-              <w:snapToGrid w:val="0"/>
-              <w:spacing w:line="240" w:lineRule="auto"/>
-              <w:jc w:val="center"/>
-              <w:rPr>
-                <w:rFonts w:hint="default" w:ascii="Times New Roman" w:hAnsi="Times New Roman" w:eastAsia="宋体" w:cs="Times New Roman"/>
-                <w:b w:val="0"/>
-                <w:i w:val="0"/>
-                <w:iCs w:val="0"/>
-                <w:color w:val="000000"/>
-                <w:sz w:val="21"/>
-                <w:szCs w:val="21"/>
-                <w:u w:val="none"/>
-              </w:rPr>
-            </w:pPr>
-          </w:p>
-        </w:tc>
-        <w:tc>
-          <w:tcPr>
-            <w:tcW w:w="2321" w:type="pct"/>
-            <w:gridSpan w:val="4"/>
-            <w:vMerge w:val="continue"/>
-            <w:tcBorders>
-              <w:tl2br w:val="nil"/>
-              <w:tr2bl w:val="nil"/>
-            </w:tcBorders>
-            <w:shd w:val="clear" w:color="auto" w:fill="FFFF00"/>
-            <w:vAlign w:val="center"/>
-          </w:tcPr>
-          <w:p>
-            <w:pPr>
-              <w:keepNext w:val="0"/>
-              <w:keepLines w:val="0"/>
-              <w:pageBreakBefore w:val="0"/>
-              <w:widowControl/>
-              <w:kinsoku/>
-              <w:wordWrap/>
-              <w:overflowPunct/>
-              <w:topLinePunct w:val="0"/>
-              <w:autoSpaceDE/>
-              <w:autoSpaceDN/>
-              <w:bidi w:val="0"/>
-              <w:adjustRightInd/>
-              <w:snapToGrid w:val="0"/>
-              <w:spacing w:line="240" w:lineRule="auto"/>
-              <w:jc w:val="center"/>
-              <w:rPr>
-                <w:rFonts w:hint="default" w:ascii="Times New Roman" w:hAnsi="Times New Roman" w:eastAsia="宋体" w:cs="Times New Roman"/>
-                <w:b w:val="0"/>
-                <w:i w:val="0"/>
-                <w:iCs w:val="0"/>
-                <w:color w:val="000000"/>
-                <w:sz w:val="21"/>
-                <w:szCs w:val="21"/>
-                <w:u w:val="none"/>
-              </w:rPr>
-            </w:pPr>
+              <w:suppressLineNumbers w:val="0"/>
+              <w:kinsoku/>
+              <w:wordWrap/>
+              <w:overflowPunct/>
+              <w:topLinePunct w:val="0"/>
+              <w:autoSpaceDE/>
+              <w:autoSpaceDN/>
+              <w:bidi w:val="0"/>
+              <w:adjustRightInd/>
+              <w:snapToGrid w:val="0"/>
+              <w:spacing w:line="240" w:lineRule="auto"/>
+              <w:jc w:val="center"/>
+              <w:textAlignment w:val="center"/>
+              <w:rPr>
+                <w:rFonts w:hint="eastAsia" w:ascii="Times New Roman" w:hAnsi="Times New Roman" w:eastAsia="宋体" w:cs="宋体"/>
+                <w:b w:val="0"/>
+                <w:i w:val="0"/>
+                <w:iCs w:val="0"/>
+                <w:color w:val="000000"/>
+                <w:sz w:val="21"/>
+                <w:szCs w:val="21"/>
+                <w:u w:val="none"/>
+              </w:rPr>
+            </w:pPr>
+            <w:r>
+              <w:rPr>
+                <w:rStyle w:val="7"/>
+                <w:rFonts w:ascii="Times New Roman" w:hAnsi="Times New Roman" w:eastAsia="宋体"/>
+                <w:b/>
+                <w:bCs w:val="0"/>
+                <w:i w:val="0"/>
+                <w:iCs w:val="0"/>
+                <w:color w:val="000000"/>
+                <w:sz w:val="22"/>
+                <w:szCs w:val="22"/>
+                <w:lang w:val="en-US" w:eastAsia="zh-CN" w:bidi="ar"/>
+              </w:rPr>
+              <w:t xml:space="preserve">测试结果 </w:t>
+            </w:r>
+            <w:r>
+              <w:rPr>
+                <w:rStyle w:val="7"/>
+                <w:rFonts w:hint="eastAsia" w:ascii="Times New Roman" w:hAnsi="Times New Roman" w:eastAsia="宋体"/>
+                <w:b/>
+                <w:bCs w:val="0"/>
+                <w:i w:val="0"/>
+                <w:iCs w:val="0"/>
+                <w:color w:val="000000"/>
+                <w:sz w:val="22"/>
+                <w:szCs w:val="22"/>
+                <w:lang w:val="en-US" w:eastAsia="zh-CN" w:bidi="ar"/>
+              </w:rPr>
+              <w:t>Test Results</w:t>
+            </w:r>
           </w:p>
         </w:tc>
       </w:tr>
@@ -9138,7 +8864,6 @@
             <w:insideH w:val="single" w:color="000000" w:sz="6" w:space="0"/>
             <w:insideV w:val="single" w:color="000000" w:sz="6" w:space="0"/>
           </w:tblBorders>
-          <w:shd w:val="clear" w:color="auto" w:fill="auto"/>
           <w:tblCellMar>
             <w:top w:w="0" w:type="dxa"/>
             <w:left w:w="108" w:type="dxa"/>
@@ -9152,209 +8877,6 @@
         </w:trPr>
         <w:tc>
           <w:tcPr>
-            <w:tcW w:w="2678" w:type="pct"/>
-            <w:gridSpan w:val="3"/>
-            <w:vMerge w:val="continue"/>
-            <w:tcBorders>
-              <w:tl2br w:val="nil"/>
-              <w:tr2bl w:val="nil"/>
-            </w:tcBorders>
-            <w:shd w:val="clear" w:color="auto" w:fill="FFFFFF"/>
-            <w:vAlign w:val="center"/>
-          </w:tcPr>
-          <w:p>
-            <w:pPr>
-              <w:keepNext w:val="0"/>
-              <w:keepLines w:val="0"/>
-              <w:pageBreakBefore w:val="0"/>
-              <w:widowControl/>
-              <w:kinsoku/>
-              <w:wordWrap/>
-              <w:overflowPunct/>
-              <w:topLinePunct w:val="0"/>
-              <w:autoSpaceDE/>
-              <w:autoSpaceDN/>
-              <w:bidi w:val="0"/>
-              <w:adjustRightInd/>
-              <w:snapToGrid w:val="0"/>
-              <w:spacing w:line="240" w:lineRule="auto"/>
-              <w:jc w:val="center"/>
-              <w:rPr>
-                <w:rFonts w:hint="default" w:ascii="Times New Roman" w:hAnsi="Times New Roman" w:eastAsia="宋体" w:cs="Times New Roman"/>
-                <w:b w:val="0"/>
-                <w:i w:val="0"/>
-                <w:iCs w:val="0"/>
-                <w:color w:val="000000"/>
-                <w:sz w:val="21"/>
-                <w:szCs w:val="21"/>
-                <w:u w:val="none"/>
-              </w:rPr>
-            </w:pPr>
-          </w:p>
-        </w:tc>
-        <w:tc>
-          <w:tcPr>
-            <w:tcW w:w="2321" w:type="pct"/>
-            <w:gridSpan w:val="4"/>
-            <w:vMerge w:val="continue"/>
-            <w:tcBorders>
-              <w:tl2br w:val="nil"/>
-              <w:tr2bl w:val="nil"/>
-            </w:tcBorders>
-            <w:shd w:val="clear" w:color="auto" w:fill="FFFF00"/>
-            <w:vAlign w:val="center"/>
-          </w:tcPr>
-          <w:p>
-            <w:pPr>
-              <w:keepNext w:val="0"/>
-              <w:keepLines w:val="0"/>
-              <w:pageBreakBefore w:val="0"/>
-              <w:widowControl/>
-              <w:kinsoku/>
-              <w:wordWrap/>
-              <w:overflowPunct/>
-              <w:topLinePunct w:val="0"/>
-              <w:autoSpaceDE/>
-              <w:autoSpaceDN/>
-              <w:bidi w:val="0"/>
-              <w:adjustRightInd/>
-              <w:snapToGrid w:val="0"/>
-              <w:spacing w:line="240" w:lineRule="auto"/>
-              <w:jc w:val="center"/>
-              <w:rPr>
-                <w:rFonts w:hint="default" w:ascii="Times New Roman" w:hAnsi="Times New Roman" w:eastAsia="宋体" w:cs="Times New Roman"/>
-                <w:b w:val="0"/>
-                <w:i w:val="0"/>
-                <w:iCs w:val="0"/>
-                <w:color w:val="000000"/>
-                <w:sz w:val="21"/>
-                <w:szCs w:val="21"/>
-                <w:u w:val="none"/>
-              </w:rPr>
-            </w:pPr>
-          </w:p>
-        </w:tc>
-      </w:tr>
-      <w:tr>
-        <w:tblPrEx>
-          <w:tblBorders>
-            <w:top w:val="single" w:color="000000" w:sz="6" w:space="0"/>
-            <w:left w:val="single" w:color="000000" w:sz="6" w:space="0"/>
-            <w:bottom w:val="single" w:color="000000" w:sz="6" w:space="0"/>
-            <w:right w:val="single" w:color="000000" w:sz="6" w:space="0"/>
-            <w:insideH w:val="single" w:color="000000" w:sz="6" w:space="0"/>
-            <w:insideV w:val="single" w:color="000000" w:sz="6" w:space="0"/>
-          </w:tblBorders>
-          <w:shd w:val="clear" w:color="auto" w:fill="auto"/>
-          <w:tblCellMar>
-            <w:top w:w="0" w:type="dxa"/>
-            <w:left w:w="108" w:type="dxa"/>
-            <w:bottom w:w="0" w:type="dxa"/>
-            <w:right w:w="108" w:type="dxa"/>
-          </w:tblCellMar>
-        </w:tblPrEx>
-        <w:trPr>
-          <w:trHeight w:val="283" w:hRule="atLeast"/>
-          <w:jc w:val="center"/>
-        </w:trPr>
-        <w:tc>
-          <w:tcPr>
-            <w:tcW w:w="5000" w:type="pct"/>
-            <w:gridSpan w:val="7"/>
-            <w:tcBorders>
-              <w:tl2br w:val="nil"/>
-              <w:tr2bl w:val="nil"/>
-            </w:tcBorders>
-            <w:shd w:val="clear" w:color="auto" w:fill="FFFFFF"/>
-            <w:vAlign w:val="center"/>
-          </w:tcPr>
-          <w:p>
-            <w:pPr>
-              <w:keepNext w:val="0"/>
-              <w:keepLines w:val="0"/>
-              <w:pageBreakBefore w:val="0"/>
-              <w:widowControl/>
-              <w:suppressLineNumbers w:val="0"/>
-              <w:kinsoku/>
-              <w:wordWrap/>
-              <w:overflowPunct/>
-              <w:topLinePunct w:val="0"/>
-              <w:autoSpaceDE/>
-              <w:autoSpaceDN/>
-              <w:bidi w:val="0"/>
-              <w:adjustRightInd/>
-              <w:snapToGrid w:val="0"/>
-              <w:spacing w:line="240" w:lineRule="auto"/>
-              <w:jc w:val="center"/>
-              <w:textAlignment w:val="center"/>
-              <w:rPr>
-                <w:rFonts w:hint="eastAsia" w:ascii="Times New Roman" w:hAnsi="Times New Roman" w:eastAsia="宋体" w:cs="宋体"/>
-                <w:b w:val="0"/>
-                <w:i w:val="0"/>
-                <w:iCs w:val="0"/>
-                <w:color w:val="000000"/>
-                <w:sz w:val="21"/>
-                <w:szCs w:val="21"/>
-                <w:u w:val="none"/>
-              </w:rPr>
-            </w:pPr>
-            <w:r>
-              <w:rPr>
-                <w:rStyle w:val="7"/>
-                <w:rFonts w:ascii="Times New Roman" w:hAnsi="Times New Roman" w:eastAsia="宋体"/>
-                <w:b/>
-                <w:bCs w:val="0"/>
-                <w:i w:val="0"/>
-                <w:iCs w:val="0"/>
-                <w:color w:val="000000"/>
-                <w:sz w:val="22"/>
-                <w:szCs w:val="22"/>
-                <w:lang w:val="en-US" w:eastAsia="zh-CN" w:bidi="ar"/>
-              </w:rPr>
-              <w:t xml:space="preserve">测试结果 </w:t>
-            </w:r>
-            <w:r>
-              <w:rPr>
-                <w:rStyle w:val="7"/>
-                <w:rFonts w:hint="eastAsia" w:ascii="Times New Roman" w:hAnsi="Times New Roman" w:eastAsia="宋体"/>
-                <w:b/>
-                <w:bCs w:val="0"/>
-                <w:i w:val="0"/>
-                <w:iCs w:val="0"/>
-                <w:color w:val="000000"/>
-                <w:sz w:val="22"/>
-                <w:szCs w:val="22"/>
-                <w:lang w:val="en-US" w:eastAsia="zh-CN" w:bidi="ar"/>
-              </w:rPr>
-              <w:t>Test Results</w:t>
-            </w:r>
-          </w:p>
-        </w:tc>
-      </w:tr>
-      <w:tr>
-        <w:tblPrEx>
-          <w:tblBorders>
-            <w:top w:val="single" w:color="000000" w:sz="6" w:space="0"/>
-            <w:left w:val="single" w:color="000000" w:sz="6" w:space="0"/>
-            <w:bottom w:val="single" w:color="000000" w:sz="6" w:space="0"/>
-            <w:right w:val="single" w:color="000000" w:sz="6" w:space="0"/>
-            <w:insideH w:val="single" w:color="000000" w:sz="6" w:space="0"/>
-            <w:insideV w:val="single" w:color="000000" w:sz="6" w:space="0"/>
-          </w:tblBorders>
-          <w:shd w:val="clear" w:color="auto" w:fill="auto"/>
-          <w:tblCellMar>
-            <w:top w:w="0" w:type="dxa"/>
-            <w:left w:w="108" w:type="dxa"/>
-            <w:bottom w:w="0" w:type="dxa"/>
-            <w:right w:w="108" w:type="dxa"/>
-          </w:tblCellMar>
-        </w:tblPrEx>
-        <w:trPr>
-          <w:trHeight w:val="312" w:hRule="atLeast"/>
-          <w:jc w:val="center"/>
-        </w:trPr>
-        <w:tc>
-          <w:tcPr>
             <w:tcW w:w="5000" w:type="pct"/>
             <w:gridSpan w:val="7"/>
             <w:vMerge w:val="restart"/>
@@ -9419,7 +8941,7 @@
                 <w:u w:val="none"/>
                 <w:lang w:val="en-US" w:eastAsia="zh-CN" w:bidi="ar"/>
               </w:rPr>
-              <w:t>{{Qcompare}}</w:t>
+              <w:t>{{Qcompare_zh}}</w:t>
             </w:r>
             <w:r>
               <w:rPr>
@@ -9522,8 +9044,10 @@
                 <w:u w:val="none"/>
                 <w:lang w:val="en-US" w:eastAsia="zh-CN" w:bidi="ar"/>
               </w:rPr>
-              <w:t>{{Qresult}}</w:t>
-            </w:r>
+              <w:t>{{Qresult_zh}}</w:t>
+            </w:r>
+            <w:bookmarkStart w:id="0" w:name="_GoBack"/>
+            <w:bookmarkEnd w:id="0"/>
           </w:p>
           <w:p>
             <w:pPr>
@@ -9583,7 +9107,7 @@
                 <w:u w:val="none"/>
                 <w:lang w:val="en-US" w:eastAsia="zh-CN" w:bidi="ar"/>
               </w:rPr>
-              <w:t>{{Qcompare}}</w:t>
+              <w:t>{{Qcompare_en}}</w:t>
             </w:r>
             <w:r>
               <w:rPr>
@@ -9695,7 +9219,7 @@
                 <w:u w:val="none"/>
                 <w:lang w:val="en-US" w:eastAsia="zh-CN" w:bidi="ar"/>
               </w:rPr>
-              <w:t>{{Qresult}}</w:t>
+              <w:t>{{Qresult_en}}</w:t>
             </w:r>
           </w:p>
         </w:tc>
@@ -9710,7 +9234,6 @@
             <w:insideH w:val="single" w:color="000000" w:sz="6" w:space="0"/>
             <w:insideV w:val="single" w:color="000000" w:sz="6" w:space="0"/>
           </w:tblBorders>
-          <w:shd w:val="clear" w:color="auto" w:fill="auto"/>
           <w:tblCellMar>
             <w:top w:w="0" w:type="dxa"/>
             <w:left w:w="108" w:type="dxa"/>
@@ -9775,7 +9298,6 @@
             <w:insideH w:val="single" w:color="000000" w:sz="6" w:space="0"/>
             <w:insideV w:val="single" w:color="000000" w:sz="6" w:space="0"/>
           </w:tblBorders>
-          <w:shd w:val="clear" w:color="auto" w:fill="auto"/>
           <w:tblCellMar>
             <w:top w:w="0" w:type="dxa"/>
             <w:left w:w="108" w:type="dxa"/>
@@ -10015,7 +9537,6 @@
             <w:insideH w:val="single" w:color="000000" w:sz="6" w:space="0"/>
             <w:insideV w:val="single" w:color="000000" w:sz="6" w:space="0"/>
           </w:tblBorders>
-          <w:shd w:val="clear" w:color="auto" w:fill="auto"/>
           <w:tblCellMar>
             <w:top w:w="0" w:type="dxa"/>
             <w:left w:w="108" w:type="dxa"/>
@@ -10229,7 +9750,6 @@
             <w:insideH w:val="single" w:color="000000" w:sz="6" w:space="0"/>
             <w:insideV w:val="single" w:color="000000" w:sz="6" w:space="0"/>
           </w:tblBorders>
-          <w:shd w:val="clear" w:color="auto" w:fill="auto"/>
           <w:tblCellMar>
             <w:top w:w="0" w:type="dxa"/>
             <w:left w:w="108" w:type="dxa"/>
@@ -10553,7 +10073,7 @@
     <w:lsdException w:unhideWhenUsed="0" w:uiPriority="0" w:semiHidden="0" w:name="Document Map"/>
     <w:lsdException w:unhideWhenUsed="0" w:uiPriority="0" w:semiHidden="0" w:name="Plain Text"/>
     <w:lsdException w:unhideWhenUsed="0" w:uiPriority="0" w:semiHidden="0" w:name="E-mail Signature"/>
-    <w:lsdException w:unhideWhenUsed="0" w:uiPriority="0" w:semiHidden="0" w:name="Normal (Web)"/>
+    <w:lsdException w:qFormat="1" w:unhideWhenUsed="0" w:uiPriority="0" w:semiHidden="0" w:name="Normal (Web)"/>
     <w:lsdException w:unhideWhenUsed="0" w:uiPriority="0" w:semiHidden="0" w:name="HTML Acronym"/>
     <w:lsdException w:unhideWhenUsed="0" w:uiPriority="0" w:semiHidden="0" w:name="HTML Address"/>
     <w:lsdException w:unhideWhenUsed="0" w:uiPriority="0" w:semiHidden="0" w:name="HTML Cite"/>
@@ -10749,6 +10269,7 @@
   <w:style w:type="paragraph" w:styleId="2">
     <w:name w:val="Normal (Web)"/>
     <w:basedOn w:val="1"/>
+    <w:qFormat/>
     <w:uiPriority w:val="0"/>
     <w:pPr>
       <w:spacing w:before="0" w:beforeAutospacing="1" w:after="0" w:afterAutospacing="1"/>
@@ -10811,6 +10332,7 @@
   <w:style w:type="character" w:customStyle="1" w:styleId="8">
     <w:name w:val="font51"/>
     <w:basedOn w:val="5"/>
+    <w:qFormat/>
     <w:uiPriority w:val="0"/>
     <w:rPr>
       <w:rFonts w:hint="default" w:ascii="Times New Roman" w:hAnsi="Times New Roman" w:cs="Times New Roman"/>
